--- a/spa/docx/005.content.docx
+++ b/spa/docx/005.content.docx
@@ -19,7 +19,7 @@
         <w:rPr>
           <w:lang w:val="es_ES" w:bidi="es_ES"/>
         </w:rPr>
-        <w:t>Resource: Tyndale Open Study Notes</w:t>
+        <w:t>Resource: Aquifer Open Study Notes (Profiles)</w:t>
       </w:r>
       <w:r>
         <w:rPr>
@@ -112,7 +112,7 @@
         <w:rPr>
           <w:lang w:val="es_ES" w:bidi="es_ES"/>
         </w:rPr>
-        <w:t>Tyndale Open Study Notes</w:t>
+        <w:t>Aquifer Open Study Notes (Profiles)</w:t>
       </w:r>
     </w:p>
     <w:p>

--- a/spa/docx/005.content.docx
+++ b/spa/docx/005.content.docx
@@ -239,18 +239,12 @@
         </w:rPr>
         <w:t xml:space="preserve"> se encontraba en la intersección de importantes rutas comerciales, tanto del norte al sur como de este a oeste. Era famoso por ser el "guardián" del templo de Ártemis (</w:t>
       </w:r>
-      <w:hyperlink r:id="rId13">
-        <w:r>
-          <w:rPr>
-            <w:lang w:val="es_ES" w:bidi="es_ES"/>
-          </w:rPr>
-          <w:rPr>
-            <w:color w:val="0000EE"/>
-            <w:u w:val="single"/>
-          </w:rPr>
-          <w:t>Hechos 19.35</w:t>
-        </w:r>
-      </w:hyperlink>
+      <w:r>
+        <w:rPr>
+          <w:lang w:val="es_ES" w:bidi="es_ES"/>
+        </w:rPr>
+        <w:t>Hechos 19.35</w:t>
+      </w:r>
       <w:r>
         <w:rPr>
           <w:lang w:val="es_ES" w:bidi="es_ES"/>
@@ -299,54 +293,36 @@
         </w:rPr>
         <w:t>Cuando Pablo llegó en su tercer viaje misionero en el año 53 d.C., Efeso ya había sido una ciudad durante más de mil años (</w:t>
       </w:r>
-      <w:hyperlink r:id="rId14">
-        <w:r>
-          <w:rPr>
-            <w:lang w:val="es_ES" w:bidi="es_ES"/>
-          </w:rPr>
-          <w:rPr>
-            <w:color w:val="0000EE"/>
-            <w:u w:val="single"/>
-          </w:rPr>
-          <w:t>Hechos 19</w:t>
-        </w:r>
-      </w:hyperlink>
+      <w:r>
+        <w:rPr>
+          <w:lang w:val="es_ES" w:bidi="es_ES"/>
+        </w:rPr>
+        <w:t>Hechos 19</w:t>
+      </w:r>
       <w:r>
         <w:rPr>
           <w:lang w:val="es_ES" w:bidi="es_ES"/>
         </w:rPr>
         <w:t>). La gente estaba profundamente devota a su diosa patrona y su templo. A medida que más personas aceptaban el mensaje de Pablo, esto reducía el negocio para aquellos que fabricaban y vendían estatuas de Ártemis. Esto los enfureció, y comenzaron un motín que casi mata a Pablo (</w:t>
       </w:r>
-      <w:hyperlink r:id="rId15">
-        <w:r>
-          <w:rPr>
-            <w:lang w:val="es_ES" w:bidi="es_ES"/>
-          </w:rPr>
-          <w:rPr>
-            <w:color w:val="0000EE"/>
-            <w:u w:val="single"/>
-          </w:rPr>
-          <w:t>Hechos 19.24</w:t>
-        </w:r>
-      </w:hyperlink>
+      <w:r>
+        <w:rPr>
+          <w:lang w:val="es_ES" w:bidi="es_ES"/>
+        </w:rPr>
+        <w:t>Hechos 19.24</w:t>
+      </w:r>
       <w:r>
         <w:rPr>
           <w:lang w:val="es_ES" w:bidi="es_ES"/>
         </w:rPr>
         <w:t xml:space="preserve">, </w:t>
       </w:r>
-      <w:hyperlink r:id="rId16">
-        <w:r>
-          <w:rPr>
-            <w:lang w:val="es_ES" w:bidi="es_ES"/>
-          </w:rPr>
-          <w:rPr>
-            <w:color w:val="0000EE"/>
-            <w:u w:val="single"/>
-          </w:rPr>
-          <w:t>28–31</w:t>
-        </w:r>
-      </w:hyperlink>
+      <w:r>
+        <w:rPr>
+          <w:lang w:val="es_ES" w:bidi="es_ES"/>
+        </w:rPr>
+        <w:t>28–31</w:t>
+      </w:r>
       <w:r>
         <w:rPr>
           <w:lang w:val="es_ES" w:bidi="es_ES"/>
@@ -379,18 +355,12 @@
         </w:rPr>
         <w:t>, “Contexto”). Sin embargo, Pablo advirtió a los líderes de la iglesia de Efeso sobre la amenaza de los falsos maestros (</w:t>
       </w:r>
-      <w:hyperlink r:id="rId17">
-        <w:r>
-          <w:rPr>
-            <w:lang w:val="es_ES" w:bidi="es_ES"/>
-          </w:rPr>
-          <w:rPr>
-            <w:color w:val="0000EE"/>
-            <w:u w:val="single"/>
-          </w:rPr>
-          <w:t>Hechos 20.29–31</w:t>
-        </w:r>
-      </w:hyperlink>
+      <w:r>
+        <w:rPr>
+          <w:lang w:val="es_ES" w:bidi="es_ES"/>
+        </w:rPr>
+        <w:t>Hechos 20.29–31</w:t>
+      </w:r>
       <w:r>
         <w:rPr>
           <w:lang w:val="es_ES" w:bidi="es_ES"/>
@@ -411,54 +381,36 @@
         </w:rPr>
         <w:t>El apóstol Juan probablemente se estableció en Efeso alrededor del año 70 d.C. Desde allí, fue exiliado a la isla de Patmos (</w:t>
       </w:r>
-      <w:hyperlink r:id="rId18">
-        <w:r>
-          <w:rPr>
-            <w:lang w:val="es_ES" w:bidi="es_ES"/>
-          </w:rPr>
-          <w:rPr>
-            <w:color w:val="0000EE"/>
-            <w:u w:val="single"/>
-          </w:rPr>
-          <w:t>Apocalipsis 1.9</w:t>
-        </w:r>
-      </w:hyperlink>
+      <w:r>
+        <w:rPr>
+          <w:lang w:val="es_ES" w:bidi="es_ES"/>
+        </w:rPr>
+        <w:t>Apocalipsis 1.9</w:t>
+      </w:r>
       <w:r>
         <w:rPr>
           <w:lang w:val="es_ES" w:bidi="es_ES"/>
         </w:rPr>
         <w:t>). Es probable que Juan haya escrito el Apocalipsis mientras vivía en Patmos, posiblemente en la década de los 90 d.C. Para entonces, el amor y las buenas obras de la comunidad cristiana, alabadas en la carta a los Efesios, se habían desvanecido en su mayoría (</w:t>
       </w:r>
-      <w:hyperlink r:id="rId19">
-        <w:r>
-          <w:rPr>
-            <w:lang w:val="es_ES" w:bidi="es_ES"/>
-          </w:rPr>
-          <w:rPr>
-            <w:color w:val="0000EE"/>
-            <w:u w:val="single"/>
-          </w:rPr>
-          <w:t>Apocalipsis 2.4</w:t>
-        </w:r>
-      </w:hyperlink>
+      <w:r>
+        <w:rPr>
+          <w:lang w:val="es_ES" w:bidi="es_ES"/>
+        </w:rPr>
+        <w:t>Apocalipsis 2.4</w:t>
+      </w:r>
       <w:r>
         <w:rPr>
           <w:lang w:val="es_ES" w:bidi="es_ES"/>
         </w:rPr>
         <w:t xml:space="preserve">). Según el escritor cristiano temprano Ireneo, Juan regresó a Efeso después de su tiempo en Patmos. Vivió allí hasta su muerte, que ocurrió durante el reinado del emperador Trajano, entre los años 98 y 117 d.C. La tradición sostiene que María, la madre de Jesús, también pasó sus últimos días en Efeso bajo el cuidado de Juan (ver </w:t>
       </w:r>
-      <w:hyperlink r:id="rId20">
-        <w:r>
-          <w:rPr>
-            <w:lang w:val="es_ES" w:bidi="es_ES"/>
-          </w:rPr>
-          <w:rPr>
-            <w:color w:val="0000EE"/>
-            <w:u w:val="single"/>
-          </w:rPr>
-          <w:t>Juan 19.25–27</w:t>
-        </w:r>
-      </w:hyperlink>
+      <w:r>
+        <w:rPr>
+          <w:lang w:val="es_ES" w:bidi="es_ES"/>
+        </w:rPr>
+        <w:t>Juan 19.25–27</w:t>
+      </w:r>
       <w:r>
         <w:rPr>
           <w:lang w:val="es_ES" w:bidi="es_ES"/>
@@ -479,18 +431,12 @@
         </w:rPr>
         <w:t>Los Godos incendiaron el Templo de Ártemis en el año 262 d.C. Eran un pueblo del norte de Europa que combatió contra el Imperio Romano. Para el momento del tercer concilio ecuménico (también conocido como el Concilio de Efeso) en Efeso en el año 431 d.C., Ártemis ya no tenía influencia entre los efesios. Este cambio respalda el mensaje de Pablo de que "Dioses hechos por hombre" como Ártemis "no son dioses en absoluto" (</w:t>
       </w:r>
-      <w:hyperlink r:id="rId21">
-        <w:r>
-          <w:rPr>
-            <w:lang w:val="es_ES" w:bidi="es_ES"/>
-          </w:rPr>
-          <w:rPr>
-            <w:color w:val="0000EE"/>
-            <w:u w:val="single"/>
-          </w:rPr>
-          <w:t>Hechos 19.26</w:t>
-        </w:r>
-      </w:hyperlink>
+      <w:r>
+        <w:rPr>
+          <w:lang w:val="es_ES" w:bidi="es_ES"/>
+        </w:rPr>
+        <w:t>Hechos 19.26</w:t>
+      </w:r>
       <w:r>
         <w:rPr>
           <w:lang w:val="es_ES" w:bidi="es_ES"/>
@@ -520,72 +466,48 @@
           <w:lang w:val="es_ES" w:bidi="es_ES"/>
         </w:rPr>
       </w:r>
-      <w:hyperlink r:id="rId22">
-        <w:r>
-          <w:rPr>
-            <w:lang w:val="es_ES" w:bidi="es_ES"/>
-          </w:rPr>
-          <w:rPr>
-            <w:color w:val="0000EE"/>
-            <w:u w:val="single"/>
-          </w:rPr>
-          <w:t>Hechos 18.19–19.41</w:t>
-        </w:r>
-      </w:hyperlink>
+      <w:r>
+        <w:rPr>
+          <w:lang w:val="es_ES" w:bidi="es_ES"/>
+        </w:rPr>
+        <w:t>Hechos 18.19–19.41</w:t>
+      </w:r>
       <w:r>
         <w:rPr>
           <w:lang w:val="es_ES" w:bidi="es_ES"/>
         </w:rPr>
         <w:t xml:space="preserve">; </w:t>
       </w:r>
-      <w:hyperlink r:id="rId23">
-        <w:r>
-          <w:rPr>
-            <w:lang w:val="es_ES" w:bidi="es_ES"/>
-          </w:rPr>
-          <w:rPr>
-            <w:color w:val="0000EE"/>
-            <w:u w:val="single"/>
-          </w:rPr>
-          <w:t>20.16–38</w:t>
-        </w:r>
-      </w:hyperlink>
+      <w:r>
+        <w:rPr>
+          <w:lang w:val="es_ES" w:bidi="es_ES"/>
+        </w:rPr>
+        <w:t>20.16–38</w:t>
+      </w:r>
       <w:r>
         <w:rPr>
           <w:lang w:val="es_ES" w:bidi="es_ES"/>
         </w:rPr>
         <w:t xml:space="preserve">; </w:t>
       </w:r>
-      <w:hyperlink r:id="rId24">
-        <w:r>
-          <w:rPr>
-            <w:lang w:val="es_ES" w:bidi="es_ES"/>
-          </w:rPr>
-          <w:rPr>
-            <w:color w:val="0000EE"/>
-            <w:u w:val="single"/>
-          </w:rPr>
-          <w:t>Efesios 1.1</w:t>
-        </w:r>
-      </w:hyperlink>
+      <w:r>
+        <w:rPr>
+          <w:lang w:val="es_ES" w:bidi="es_ES"/>
+        </w:rPr>
+        <w:t>Efesios 1.1</w:t>
+      </w:r>
       <w:r>
         <w:rPr>
           <w:lang w:val="es_ES" w:bidi="es_ES"/>
         </w:rPr>
         <w:t xml:space="preserve">; </w:t>
       </w:r>
-      <w:hyperlink r:id="rId25">
-        <w:r>
-          <w:rPr>
-            <w:lang w:val="es_ES" w:bidi="es_ES"/>
-          </w:rPr>
-          <w:rPr>
-            <w:color w:val="0000EE"/>
-            <w:u w:val="single"/>
-          </w:rPr>
-          <w:t>Apocalipsis 2.1–7</w:t>
-        </w:r>
-      </w:hyperlink>
+      <w:r>
+        <w:rPr>
+          <w:lang w:val="es_ES" w:bidi="es_ES"/>
+        </w:rPr>
+        <w:t>Apocalipsis 2.1–7</w:t>
+      </w:r>
       <w:r>
         <w:rPr>
           <w:lang w:val="es_ES" w:bidi="es_ES"/>
@@ -634,54 +556,36 @@
         </w:rPr>
         <w:t>Egipto era una gran y antigua civilización cuando José ascendió al poder y la familia de Jacob viajó allí en busca de alimento (</w:t>
       </w:r>
-      <w:hyperlink r:id="rId26">
-        <w:r>
-          <w:rPr>
-            <w:lang w:val="es_ES" w:bidi="es_ES"/>
-          </w:rPr>
-          <w:rPr>
-            <w:color w:val="0000EE"/>
-            <w:u w:val="single"/>
-          </w:rPr>
-          <w:t>Génesis 39–41</w:t>
-        </w:r>
-      </w:hyperlink>
+      <w:r>
+        <w:rPr>
+          <w:lang w:val="es_ES" w:bidi="es_ES"/>
+        </w:rPr>
+        <w:t>Génesis 39–41</w:t>
+      </w:r>
       <w:r>
         <w:rPr>
           <w:lang w:val="es_ES" w:bidi="es_ES"/>
         </w:rPr>
         <w:t xml:space="preserve">; </w:t>
       </w:r>
-      <w:hyperlink r:id="rId27">
-        <w:r>
-          <w:rPr>
-            <w:lang w:val="es_ES" w:bidi="es_ES"/>
-          </w:rPr>
-          <w:rPr>
-            <w:color w:val="0000EE"/>
-            <w:u w:val="single"/>
-          </w:rPr>
-          <w:t>42–46</w:t>
-        </w:r>
-      </w:hyperlink>
+      <w:r>
+        <w:rPr>
+          <w:lang w:val="es_ES" w:bidi="es_ES"/>
+        </w:rPr>
+        <w:t>42–46</w:t>
+      </w:r>
       <w:r>
         <w:rPr>
           <w:lang w:val="es_ES" w:bidi="es_ES"/>
         </w:rPr>
         <w:t xml:space="preserve">; comparar </w:t>
       </w:r>
-      <w:hyperlink r:id="rId28">
-        <w:r>
-          <w:rPr>
-            <w:lang w:val="es_ES" w:bidi="es_ES"/>
-          </w:rPr>
-          <w:rPr>
-            <w:color w:val="0000EE"/>
-            <w:u w:val="single"/>
-          </w:rPr>
-          <w:t>12.10–20</w:t>
-        </w:r>
-      </w:hyperlink>
+      <w:r>
+        <w:rPr>
+          <w:lang w:val="es_ES" w:bidi="es_ES"/>
+        </w:rPr>
+        <w:t>12.10–20</w:t>
+      </w:r>
       <w:r>
         <w:rPr>
           <w:lang w:val="es_ES" w:bidi="es_ES"/>
@@ -716,114 +620,72 @@
         </w:rPr>
         <w:t>Egipto desempeñó un papel significativo en los eventos bíblicos. Abraham vivió allí durante una hambruna (</w:t>
       </w:r>
-      <w:hyperlink r:id="rId28">
-        <w:r>
-          <w:rPr>
-            <w:lang w:val="es_ES" w:bidi="es_ES"/>
-          </w:rPr>
-          <w:rPr>
-            <w:color w:val="0000EE"/>
-            <w:u w:val="single"/>
-          </w:rPr>
-          <w:t>Génesis 12.10–20</w:t>
-        </w:r>
-      </w:hyperlink>
+      <w:r>
+        <w:rPr>
+          <w:lang w:val="es_ES" w:bidi="es_ES"/>
+        </w:rPr>
+        <w:t>Génesis 12.10–20</w:t>
+      </w:r>
       <w:r>
         <w:rPr>
           <w:lang w:val="es_ES" w:bidi="es_ES"/>
         </w:rPr>
         <w:t>). José fue vendido como esclavo en Egipto y llegó a ser un líder, similar a un primer ministro (</w:t>
       </w:r>
-      <w:hyperlink r:id="rId29">
-        <w:r>
-          <w:rPr>
-            <w:lang w:val="es_ES" w:bidi="es_ES"/>
-          </w:rPr>
-          <w:rPr>
-            <w:color w:val="0000EE"/>
-            <w:u w:val="single"/>
-          </w:rPr>
-          <w:t>Génesis 37–41</w:t>
-        </w:r>
-      </w:hyperlink>
+      <w:r>
+        <w:rPr>
+          <w:lang w:val="es_ES" w:bidi="es_ES"/>
+        </w:rPr>
+        <w:t>Génesis 37–41</w:t>
+      </w:r>
       <w:r>
         <w:rPr>
           <w:lang w:val="es_ES" w:bidi="es_ES"/>
         </w:rPr>
         <w:t>). La familia de José se trasladó más tarde a la región del delta oriental de Gosén durante otra hambruna (</w:t>
       </w:r>
-      <w:hyperlink r:id="rId30">
-        <w:r>
-          <w:rPr>
-            <w:lang w:val="es_ES" w:bidi="es_ES"/>
-          </w:rPr>
-          <w:rPr>
-            <w:color w:val="0000EE"/>
-            <w:u w:val="single"/>
-          </w:rPr>
-          <w:t>Génesis 42–50</w:t>
-        </w:r>
-      </w:hyperlink>
+      <w:r>
+        <w:rPr>
+          <w:lang w:val="es_ES" w:bidi="es_ES"/>
+        </w:rPr>
+        <w:t>Génesis 42–50</w:t>
+      </w:r>
       <w:r>
         <w:rPr>
           <w:lang w:val="es_ES" w:bidi="es_ES"/>
         </w:rPr>
         <w:t>). Sus descendientes fueron finalmente esclavizados (</w:t>
       </w:r>
-      <w:hyperlink r:id="rId31">
-        <w:r>
-          <w:rPr>
-            <w:lang w:val="es_ES" w:bidi="es_ES"/>
-          </w:rPr>
-          <w:rPr>
-            <w:color w:val="0000EE"/>
-            <w:u w:val="single"/>
-          </w:rPr>
-          <w:t>Éxodo</w:t>
-        </w:r>
-      </w:hyperlink>
-      <w:hyperlink r:id="rId32">
-        <w:r>
-          <w:rPr>
-            <w:lang w:val="es_ES" w:bidi="es_ES"/>
-          </w:rPr>
-          <w:rPr>
-            <w:color w:val="0000EE"/>
-            <w:u w:val="single"/>
-          </w:rPr>
-          <w:t xml:space="preserve"> 1</w:t>
-        </w:r>
-      </w:hyperlink>
+      <w:r>
+        <w:rPr>
+          <w:lang w:val="es_ES" w:bidi="es_ES"/>
+        </w:rPr>
+        <w:t>Éxodo</w:t>
+      </w:r>
+      <w:r>
+        <w:rPr>
+          <w:lang w:val="es_ES" w:bidi="es_ES"/>
+        </w:rPr>
+        <w:t xml:space="preserve"> 1</w:t>
+      </w:r>
       <w:r>
         <w:rPr>
           <w:lang w:val="es_ES" w:bidi="es_ES"/>
         </w:rPr>
         <w:t>). El rescate de su pueblo por parte de Dios durante el exodo de Egipto se convirtió en una historia fundamental para el pueblo judío (</w:t>
       </w:r>
-      <w:hyperlink r:id="rId31">
-        <w:r>
-          <w:rPr>
-            <w:lang w:val="es_ES" w:bidi="es_ES"/>
-          </w:rPr>
-          <w:rPr>
-            <w:color w:val="0000EE"/>
-            <w:u w:val="single"/>
-          </w:rPr>
-          <w:t>Éxodo</w:t>
-        </w:r>
-      </w:hyperlink>
-      <w:hyperlink r:id="rId33">
-        <w:r>
-          <w:rPr>
-            <w:lang w:val="es_ES" w:bidi="es_ES"/>
-          </w:rPr>
-          <w:rPr>
-            <w:color w:val="0000EE"/>
-            <w:u w:val="single"/>
-          </w:rPr>
-          <w:t xml:space="preserve"> 2–15</w:t>
-        </w:r>
-      </w:hyperlink>
+      <w:r>
+        <w:rPr>
+          <w:lang w:val="es_ES" w:bidi="es_ES"/>
+        </w:rPr>
+        <w:t>Éxodo</w:t>
+      </w:r>
+      <w:r>
+        <w:rPr>
+          <w:lang w:val="es_ES" w:bidi="es_ES"/>
+        </w:rPr>
+        <w:t xml:space="preserve"> 2–15</w:t>
+      </w:r>
       <w:r>
         <w:rPr>
           <w:lang w:val="es_ES" w:bidi="es_ES"/>
@@ -844,36 +706,24 @@
         </w:rPr>
         <w:t xml:space="preserve">Más tarde, cuando Israel fue gobernado por reyes, Egipto a menudo se involucró en la lucha por el poder internacional (por ejemplo, </w:t>
       </w:r>
-      <w:hyperlink r:id="rId34">
-        <w:r>
-          <w:rPr>
-            <w:lang w:val="es_ES" w:bidi="es_ES"/>
-          </w:rPr>
-          <w:rPr>
-            <w:color w:val="0000EE"/>
-            <w:u w:val="single"/>
-          </w:rPr>
-          <w:t>1 Reyes 14.25–28</w:t>
-        </w:r>
-      </w:hyperlink>
+      <w:r>
+        <w:rPr>
+          <w:lang w:val="es_ES" w:bidi="es_ES"/>
+        </w:rPr>
+        <w:t>1 Reyes 14.25–28</w:t>
+      </w:r>
       <w:r>
         <w:rPr>
           <w:lang w:val="es_ES" w:bidi="es_ES"/>
         </w:rPr>
         <w:t>). Después de que los babilonios destruyeron Jerusalén en 586 a.C., algunos judíos se trasladaron a Egipto para escapar del dominio de Babilonia (</w:t>
       </w:r>
-      <w:hyperlink r:id="rId35">
-        <w:r>
-          <w:rPr>
-            <w:lang w:val="es_ES" w:bidi="es_ES"/>
-          </w:rPr>
-          <w:rPr>
-            <w:color w:val="0000EE"/>
-            <w:u w:val="single"/>
-          </w:rPr>
-          <w:t>Jeremías 43.6–7</w:t>
-        </w:r>
-      </w:hyperlink>
+      <w:r>
+        <w:rPr>
+          <w:lang w:val="es_ES" w:bidi="es_ES"/>
+        </w:rPr>
+        <w:t>Jeremías 43.6–7</w:t>
+      </w:r>
       <w:r>
         <w:rPr>
           <w:lang w:val="es_ES" w:bidi="es_ES"/>
@@ -894,18 +744,12 @@
         </w:rPr>
         <w:t>Al inicio del Nuevo Testamento, Egipto se convirtió en un refugio seguro para José, María y Jesús. Escaparon allí para evitar los intentos de Herodes el Grande de asesinar a Jesús (</w:t>
       </w:r>
-      <w:hyperlink r:id="rId36">
-        <w:r>
-          <w:rPr>
-            <w:lang w:val="es_ES" w:bidi="es_ES"/>
-          </w:rPr>
-          <w:rPr>
-            <w:color w:val="0000EE"/>
-            <w:u w:val="single"/>
-          </w:rPr>
-          <w:t>Mateo 2.13–23</w:t>
-        </w:r>
-      </w:hyperlink>
+      <w:r>
+        <w:rPr>
+          <w:lang w:val="es_ES" w:bidi="es_ES"/>
+        </w:rPr>
+        <w:t>Mateo 2.13–23</w:t>
+      </w:r>
       <w:r>
         <w:rPr>
           <w:lang w:val="es_ES" w:bidi="es_ES"/>
@@ -935,216 +779,144 @@
           <w:lang w:val="es_ES" w:bidi="es_ES"/>
         </w:rPr>
       </w:r>
-      <w:hyperlink r:id="rId28">
-        <w:r>
-          <w:rPr>
-            <w:lang w:val="es_ES" w:bidi="es_ES"/>
-          </w:rPr>
-          <w:rPr>
-            <w:color w:val="0000EE"/>
-            <w:u w:val="single"/>
-          </w:rPr>
-          <w:t>Génesis 12.10–20</w:t>
-        </w:r>
-      </w:hyperlink>
+      <w:r>
+        <w:rPr>
+          <w:lang w:val="es_ES" w:bidi="es_ES"/>
+        </w:rPr>
+        <w:t>Génesis 12.10–20</w:t>
+      </w:r>
       <w:r>
         <w:rPr>
           <w:lang w:val="es_ES" w:bidi="es_ES"/>
         </w:rPr>
         <w:t xml:space="preserve">; </w:t>
       </w:r>
-      <w:hyperlink r:id="rId37">
-        <w:r>
-          <w:rPr>
-            <w:lang w:val="es_ES" w:bidi="es_ES"/>
-          </w:rPr>
-          <w:rPr>
-            <w:color w:val="0000EE"/>
-            <w:u w:val="single"/>
-          </w:rPr>
-          <w:t>37.1–50.26</w:t>
-        </w:r>
-      </w:hyperlink>
+      <w:r>
+        <w:rPr>
+          <w:lang w:val="es_ES" w:bidi="es_ES"/>
+        </w:rPr>
+        <w:t>37.1–50.26</w:t>
+      </w:r>
       <w:r>
         <w:rPr>
           <w:lang w:val="es_ES" w:bidi="es_ES"/>
         </w:rPr>
         <w:t xml:space="preserve">; </w:t>
       </w:r>
-      <w:hyperlink r:id="rId31">
-        <w:r>
-          <w:rPr>
-            <w:lang w:val="es_ES" w:bidi="es_ES"/>
-          </w:rPr>
-          <w:rPr>
-            <w:color w:val="0000EE"/>
-            <w:u w:val="single"/>
-          </w:rPr>
-          <w:t>Éxodo 1.1–15.21</w:t>
-        </w:r>
-      </w:hyperlink>
+      <w:r>
+        <w:rPr>
+          <w:lang w:val="es_ES" w:bidi="es_ES"/>
+        </w:rPr>
+        <w:t>Éxodo 1.1–15.21</w:t>
+      </w:r>
       <w:r>
         <w:rPr>
           <w:lang w:val="es_ES" w:bidi="es_ES"/>
         </w:rPr>
         <w:t xml:space="preserve">; </w:t>
       </w:r>
-      <w:hyperlink r:id="rId34">
-        <w:r>
-          <w:rPr>
-            <w:lang w:val="es_ES" w:bidi="es_ES"/>
-          </w:rPr>
-          <w:rPr>
-            <w:color w:val="0000EE"/>
-            <w:u w:val="single"/>
-          </w:rPr>
-          <w:t>1 Reyes 14.25–28</w:t>
-        </w:r>
-      </w:hyperlink>
+      <w:r>
+        <w:rPr>
+          <w:lang w:val="es_ES" w:bidi="es_ES"/>
+        </w:rPr>
+        <w:t>1 Reyes 14.25–28</w:t>
+      </w:r>
       <w:r>
         <w:rPr>
           <w:lang w:val="es_ES" w:bidi="es_ES"/>
         </w:rPr>
         <w:t xml:space="preserve">; </w:t>
       </w:r>
-      <w:hyperlink r:id="rId38">
-        <w:r>
-          <w:rPr>
-            <w:lang w:val="es_ES" w:bidi="es_ES"/>
-          </w:rPr>
-          <w:rPr>
-            <w:color w:val="0000EE"/>
-            <w:u w:val="single"/>
-          </w:rPr>
-          <w:t>Isaías 19.1–25</w:t>
-        </w:r>
-      </w:hyperlink>
+      <w:r>
+        <w:rPr>
+          <w:lang w:val="es_ES" w:bidi="es_ES"/>
+        </w:rPr>
+        <w:t>Isaías 19.1–25</w:t>
+      </w:r>
       <w:r>
         <w:rPr>
           <w:lang w:val="es_ES" w:bidi="es_ES"/>
         </w:rPr>
         <w:t xml:space="preserve">; </w:t>
       </w:r>
-      <w:hyperlink r:id="rId39">
-        <w:r>
-          <w:rPr>
-            <w:lang w:val="es_ES" w:bidi="es_ES"/>
-          </w:rPr>
-          <w:rPr>
-            <w:color w:val="0000EE"/>
-            <w:u w:val="single"/>
-          </w:rPr>
-          <w:t>Jeremías 43</w:t>
-        </w:r>
-      </w:hyperlink>
+      <w:r>
+        <w:rPr>
+          <w:lang w:val="es_ES" w:bidi="es_ES"/>
+        </w:rPr>
+        <w:t>Jeremías 43</w:t>
+      </w:r>
       <w:r>
         <w:rPr>
           <w:lang w:val="es_ES" w:bidi="es_ES"/>
         </w:rPr>
         <w:t xml:space="preserve">; </w:t>
       </w:r>
-      <w:hyperlink r:id="rId40">
-        <w:r>
-          <w:rPr>
-            <w:lang w:val="es_ES" w:bidi="es_ES"/>
-          </w:rPr>
-          <w:rPr>
-            <w:color w:val="0000EE"/>
-            <w:u w:val="single"/>
-          </w:rPr>
-          <w:t>46.7–8</w:t>
-        </w:r>
-      </w:hyperlink>
+      <w:r>
+        <w:rPr>
+          <w:lang w:val="es_ES" w:bidi="es_ES"/>
+        </w:rPr>
+        <w:t>46.7–8</w:t>
+      </w:r>
       <w:r>
         <w:rPr>
           <w:lang w:val="es_ES" w:bidi="es_ES"/>
         </w:rPr>
         <w:t xml:space="preserve">; </w:t>
       </w:r>
-      <w:hyperlink r:id="rId41">
-        <w:r>
-          <w:rPr>
-            <w:lang w:val="es_ES" w:bidi="es_ES"/>
-          </w:rPr>
-          <w:rPr>
-            <w:color w:val="0000EE"/>
-            <w:u w:val="single"/>
-          </w:rPr>
-          <w:t>Ezequiel 29.1–21</w:t>
-        </w:r>
-      </w:hyperlink>
+      <w:r>
+        <w:rPr>
+          <w:lang w:val="es_ES" w:bidi="es_ES"/>
+        </w:rPr>
+        <w:t>Ezequiel 29.1–21</w:t>
+      </w:r>
       <w:r>
         <w:rPr>
           <w:lang w:val="es_ES" w:bidi="es_ES"/>
         </w:rPr>
         <w:t xml:space="preserve">; </w:t>
       </w:r>
-      <w:hyperlink r:id="rId42">
-        <w:r>
-          <w:rPr>
-            <w:lang w:val="es_ES" w:bidi="es_ES"/>
-          </w:rPr>
-          <w:rPr>
-            <w:color w:val="0000EE"/>
-            <w:u w:val="single"/>
-          </w:rPr>
-          <w:t>Amós 8.8</w:t>
-        </w:r>
-      </w:hyperlink>
+      <w:r>
+        <w:rPr>
+          <w:lang w:val="es_ES" w:bidi="es_ES"/>
+        </w:rPr>
+        <w:t>Amós 8.8</w:t>
+      </w:r>
       <w:r>
         <w:rPr>
           <w:lang w:val="es_ES" w:bidi="es_ES"/>
         </w:rPr>
         <w:t xml:space="preserve">; </w:t>
       </w:r>
-      <w:hyperlink r:id="rId43">
-        <w:r>
-          <w:rPr>
-            <w:lang w:val="es_ES" w:bidi="es_ES"/>
-          </w:rPr>
-          <w:rPr>
-            <w:color w:val="0000EE"/>
-            <w:u w:val="single"/>
-          </w:rPr>
-          <w:t>9:5</w:t>
-        </w:r>
-      </w:hyperlink>
+      <w:r>
+        <w:rPr>
+          <w:lang w:val="es_ES" w:bidi="es_ES"/>
+        </w:rPr>
+        <w:t>9:5</w:t>
+      </w:r>
       <w:r>
         <w:rPr>
           <w:lang w:val="es_ES" w:bidi="es_ES"/>
         </w:rPr>
         <w:t xml:space="preserve">; </w:t>
       </w:r>
-      <w:hyperlink r:id="rId44">
-        <w:r>
-          <w:rPr>
-            <w:lang w:val="es_ES" w:bidi="es_ES"/>
-          </w:rPr>
-          <w:rPr>
-            <w:color w:val="0000EE"/>
-            <w:u w:val="single"/>
-          </w:rPr>
-          <w:t>Zacarías 10.11</w:t>
-        </w:r>
-      </w:hyperlink>
+      <w:r>
+        <w:rPr>
+          <w:lang w:val="es_ES" w:bidi="es_ES"/>
+        </w:rPr>
+        <w:t>Zacarías 10.11</w:t>
+      </w:r>
       <w:r>
         <w:rPr>
           <w:lang w:val="es_ES" w:bidi="es_ES"/>
         </w:rPr>
         <w:t xml:space="preserve">; </w:t>
       </w:r>
-      <w:hyperlink r:id="rId36">
-        <w:r>
-          <w:rPr>
-            <w:lang w:val="es_ES" w:bidi="es_ES"/>
-          </w:rPr>
-          <w:rPr>
-            <w:color w:val="0000EE"/>
-            <w:u w:val="single"/>
-          </w:rPr>
-          <w:t>Mateo 2.13–23</w:t>
-        </w:r>
-      </w:hyperlink>
+      <w:r>
+        <w:rPr>
+          <w:lang w:val="es_ES" w:bidi="es_ES"/>
+        </w:rPr>
+        <w:t>Mateo 2.13–23</w:t>
+      </w:r>
       <w:r>
         <w:rPr>
           <w:lang w:val="es_ES" w:bidi="es_ES"/>
@@ -1220,18 +992,12 @@
         </w:rPr>
         <w:t>La tradición judía sostiene que el Sanedrín comenzó cuando Moisés eligió a setenta ancianos (</w:t>
       </w:r>
-      <w:hyperlink r:id="rId45">
-        <w:r>
-          <w:rPr>
-            <w:lang w:val="es_ES" w:bidi="es_ES"/>
-          </w:rPr>
-          <w:rPr>
-            <w:color w:val="0000EE"/>
-            <w:u w:val="single"/>
-          </w:rPr>
-          <w:t>Números 11:16</w:t>
-        </w:r>
-      </w:hyperlink>
+      <w:r>
+        <w:rPr>
+          <w:lang w:val="es_ES" w:bidi="es_ES"/>
+        </w:rPr>
+        <w:t>Números 11:16</w:t>
+      </w:r>
       <w:r>
         <w:rPr>
           <w:lang w:val="es_ES" w:bidi="es_ES"/>
@@ -1251,36 +1017,24 @@
         </w:rPr>
         <w:t xml:space="preserve"> de Josefo 12.3.3, de la época de Antíoco el Grande, entre 223 y 187 a.C. El Sanedrín probablemente se originó como un grupo de líderes autogobernados bajo el dominio persa (ver </w:t>
       </w:r>
-      <w:hyperlink r:id="rId46">
-        <w:r>
-          <w:rPr>
-            <w:lang w:val="es_ES" w:bidi="es_ES"/>
-          </w:rPr>
-          <w:rPr>
-            <w:color w:val="0000EE"/>
-            <w:u w:val="single"/>
-          </w:rPr>
-          <w:t>Esdras 5:5–10,</w:t>
-        </w:r>
-      </w:hyperlink>
+      <w:r>
+        <w:rPr>
+          <w:lang w:val="es_ES" w:bidi="es_ES"/>
+        </w:rPr>
+        <w:t>Esdras 5:5–10,</w:t>
+      </w:r>
       <w:r>
         <w:rPr>
           <w:lang w:val="es_ES" w:bidi="es_ES"/>
         </w:rPr>
         <w:t xml:space="preserve"> </w:t>
       </w:r>
-      <w:hyperlink r:id="rId47">
-        <w:r>
-          <w:rPr>
-            <w:lang w:val="es_ES" w:bidi="es_ES"/>
-          </w:rPr>
-          <w:rPr>
-            <w:color w:val="0000EE"/>
-            <w:u w:val="single"/>
-          </w:rPr>
-          <w:t>Nehemías 2:16</w:t>
-        </w:r>
-      </w:hyperlink>
+      <w:r>
+        <w:rPr>
+          <w:lang w:val="es_ES" w:bidi="es_ES"/>
+        </w:rPr>
+        <w:t>Nehemías 2:16</w:t>
+      </w:r>
       <w:r>
         <w:rPr>
           <w:lang w:val="es_ES" w:bidi="es_ES"/>
@@ -1301,36 +1055,24 @@
         </w:rPr>
         <w:t xml:space="preserve">El Sanedrín se encargaba de los asuntos legales y religiosos del judaísmo. Esto incluía tomar decisiones judiciales que no se resolvían en tribunales más pequeños, conocidos como "sanedrines locales", así como gestionar la justicia penal y los arrestos (ver </w:t>
       </w:r>
-      <w:hyperlink r:id="rId48">
-        <w:r>
-          <w:rPr>
-            <w:lang w:val="es_ES" w:bidi="es_ES"/>
-          </w:rPr>
-          <w:rPr>
-            <w:color w:val="0000EE"/>
-            <w:u w:val="single"/>
-          </w:rPr>
-          <w:t>Hechos 9:1–2</w:t>
-        </w:r>
-      </w:hyperlink>
+      <w:r>
+        <w:rPr>
+          <w:lang w:val="es_ES" w:bidi="es_ES"/>
+        </w:rPr>
+        <w:t>Hechos 9:1–2</w:t>
+      </w:r>
       <w:r>
         <w:rPr>
           <w:lang w:val="es_ES" w:bidi="es_ES"/>
         </w:rPr>
         <w:t>). También tomaban decisiones oficiales sobre asuntos judíos, aunque estas decisiones no eran ejecutables por sí mismas. El Sanedrín no podía ejecutar criminales por su cuenta (</w:t>
       </w:r>
-      <w:hyperlink r:id="rId49">
-        <w:r>
-          <w:rPr>
-            <w:lang w:val="es_ES" w:bidi="es_ES"/>
-          </w:rPr>
-          <w:rPr>
-            <w:color w:val="0000EE"/>
-            <w:u w:val="single"/>
-          </w:rPr>
-          <w:t>Juan 18:31</w:t>
-        </w:r>
-      </w:hyperlink>
+      <w:r>
+        <w:rPr>
+          <w:lang w:val="es_ES" w:bidi="es_ES"/>
+        </w:rPr>
+        <w:t>Juan 18:31</w:t>
+      </w:r>
       <w:r>
         <w:rPr>
           <w:lang w:val="es_ES" w:bidi="es_ES"/>
@@ -1374,192 +1116,126 @@
           <w:lang w:val="es_ES" w:bidi="es_ES"/>
         </w:rPr>
       </w:r>
-      <w:hyperlink r:id="rId50">
-        <w:r>
-          <w:rPr>
-            <w:lang w:val="es_ES" w:bidi="es_ES"/>
-          </w:rPr>
-          <w:rPr>
-            <w:color w:val="0000EE"/>
-            <w:u w:val="single"/>
-          </w:rPr>
-          <w:t>Mateo 26:57–68,</w:t>
-        </w:r>
-      </w:hyperlink>
+      <w:r>
+        <w:rPr>
+          <w:lang w:val="es_ES" w:bidi="es_ES"/>
+        </w:rPr>
+        <w:t>Mateo 26:57–68,</w:t>
+      </w:r>
       <w:r>
         <w:rPr>
           <w:lang w:val="es_ES" w:bidi="es_ES"/>
         </w:rPr>
         <w:t xml:space="preserve"> </w:t>
       </w:r>
-      <w:hyperlink r:id="rId51">
-        <w:r>
-          <w:rPr>
-            <w:lang w:val="es_ES" w:bidi="es_ES"/>
-          </w:rPr>
-          <w:rPr>
-            <w:color w:val="0000EE"/>
-            <w:u w:val="single"/>
-          </w:rPr>
-          <w:t>Marcos 14:53–65,</w:t>
-        </w:r>
-      </w:hyperlink>
+      <w:r>
+        <w:rPr>
+          <w:lang w:val="es_ES" w:bidi="es_ES"/>
+        </w:rPr>
+        <w:t>Marcos 14:53–65,</w:t>
+      </w:r>
       <w:r>
         <w:rPr>
           <w:lang w:val="es_ES" w:bidi="es_ES"/>
         </w:rPr>
         <w:t xml:space="preserve"> </w:t>
       </w:r>
-      <w:hyperlink r:id="rId52">
-        <w:r>
-          <w:rPr>
-            <w:lang w:val="es_ES" w:bidi="es_ES"/>
-          </w:rPr>
-          <w:rPr>
-            <w:color w:val="0000EE"/>
-            <w:u w:val="single"/>
-          </w:rPr>
-          <w:t>15:1</w:t>
-        </w:r>
-      </w:hyperlink>
+      <w:r>
+        <w:rPr>
+          <w:lang w:val="es_ES" w:bidi="es_ES"/>
+        </w:rPr>
+        <w:t>15:1</w:t>
+      </w:r>
       <w:r>
         <w:rPr>
           <w:lang w:val="es_ES" w:bidi="es_ES"/>
         </w:rPr>
         <w:t xml:space="preserve">, </w:t>
       </w:r>
-      <w:hyperlink r:id="rId53">
-        <w:r>
-          <w:rPr>
-            <w:lang w:val="es_ES" w:bidi="es_ES"/>
-          </w:rPr>
-          <w:rPr>
-            <w:color w:val="0000EE"/>
-            <w:u w:val="single"/>
-          </w:rPr>
-          <w:t>43,</w:t>
-        </w:r>
-      </w:hyperlink>
+      <w:r>
+        <w:rPr>
+          <w:lang w:val="es_ES" w:bidi="es_ES"/>
+        </w:rPr>
+        <w:t>43,</w:t>
+      </w:r>
       <w:r>
         <w:rPr>
           <w:lang w:val="es_ES" w:bidi="es_ES"/>
         </w:rPr>
         <w:t xml:space="preserve"> </w:t>
       </w:r>
-      <w:hyperlink r:id="rId54">
-        <w:r>
-          <w:rPr>
-            <w:lang w:val="es_ES" w:bidi="es_ES"/>
-          </w:rPr>
-          <w:rPr>
-            <w:color w:val="0000EE"/>
-            <w:u w:val="single"/>
-          </w:rPr>
-          <w:t>Lucas 22:66–71,</w:t>
-        </w:r>
-      </w:hyperlink>
-      <w:hyperlink r:id="rId55">
-        <w:r>
-          <w:rPr>
-            <w:lang w:val="es_ES" w:bidi="es_ES"/>
-          </w:rPr>
-          <w:rPr>
-            <w:color w:val="0000EE"/>
-            <w:u w:val="single"/>
-          </w:rPr>
-          <w:t>23:50–54,</w:t>
-        </w:r>
-      </w:hyperlink>
+      <w:r>
+        <w:rPr>
+          <w:lang w:val="es_ES" w:bidi="es_ES"/>
+        </w:rPr>
+        <w:t>Lucas 22:66–71,</w:t>
+      </w:r>
+      <w:r>
+        <w:rPr>
+          <w:lang w:val="es_ES" w:bidi="es_ES"/>
+        </w:rPr>
+        <w:t>23:50–54,</w:t>
+      </w:r>
       <w:r>
         <w:rPr>
           <w:lang w:val="es_ES" w:bidi="es_ES"/>
         </w:rPr>
         <w:t xml:space="preserve"> </w:t>
       </w:r>
-      <w:hyperlink r:id="rId56">
-        <w:r>
-          <w:rPr>
-            <w:lang w:val="es_ES" w:bidi="es_ES"/>
-          </w:rPr>
-          <w:rPr>
-            <w:color w:val="0000EE"/>
-            <w:u w:val="single"/>
-          </w:rPr>
-          <w:t>Juan 11:47–53,</w:t>
-        </w:r>
-      </w:hyperlink>
+      <w:r>
+        <w:rPr>
+          <w:lang w:val="es_ES" w:bidi="es_ES"/>
+        </w:rPr>
+        <w:t>Juan 11:47–53,</w:t>
+      </w:r>
       <w:r>
         <w:rPr>
           <w:lang w:val="es_ES" w:bidi="es_ES"/>
         </w:rPr>
         <w:t xml:space="preserve"> </w:t>
       </w:r>
-      <w:hyperlink r:id="rId57">
-        <w:r>
-          <w:rPr>
-            <w:lang w:val="es_ES" w:bidi="es_ES"/>
-          </w:rPr>
-          <w:rPr>
-            <w:color w:val="0000EE"/>
-            <w:u w:val="single"/>
-          </w:rPr>
-          <w:t>Hechos 5:21–41,</w:t>
-        </w:r>
-      </w:hyperlink>
+      <w:r>
+        <w:rPr>
+          <w:lang w:val="es_ES" w:bidi="es_ES"/>
+        </w:rPr>
+        <w:t>Hechos 5:21–41,</w:t>
+      </w:r>
       <w:r>
         <w:rPr>
           <w:lang w:val="es_ES" w:bidi="es_ES"/>
         </w:rPr>
         <w:t xml:space="preserve"> </w:t>
       </w:r>
-      <w:hyperlink r:id="rId58">
-        <w:r>
-          <w:rPr>
-            <w:lang w:val="es_ES" w:bidi="es_ES"/>
-          </w:rPr>
-          <w:rPr>
-            <w:color w:val="0000EE"/>
-            <w:u w:val="single"/>
-          </w:rPr>
-          <w:t>6:11–8:1,</w:t>
-        </w:r>
-      </w:hyperlink>
+      <w:r>
+        <w:rPr>
+          <w:lang w:val="es_ES" w:bidi="es_ES"/>
+        </w:rPr>
+        <w:t>6:11–8:1,</w:t>
+      </w:r>
       <w:r>
         <w:rPr>
           <w:lang w:val="es_ES" w:bidi="es_ES"/>
         </w:rPr>
         <w:t xml:space="preserve"> </w:t>
       </w:r>
-      <w:hyperlink r:id="rId59">
-        <w:r>
-          <w:rPr>
-            <w:lang w:val="es_ES" w:bidi="es_ES"/>
-          </w:rPr>
-          <w:rPr>
-            <w:color w:val="0000EE"/>
-            <w:u w:val="single"/>
-          </w:rPr>
-          <w:t>22:30–23:10,</w:t>
-        </w:r>
-      </w:hyperlink>
+      <w:r>
+        <w:rPr>
+          <w:lang w:val="es_ES" w:bidi="es_ES"/>
+        </w:rPr>
+        <w:t>22:30–23:10,</w:t>
+      </w:r>
       <w:r>
         <w:rPr>
           <w:lang w:val="es_ES" w:bidi="es_ES"/>
         </w:rPr>
         <w:t xml:space="preserve"> </w:t>
       </w:r>
-      <w:hyperlink r:id="rId60">
-        <w:r>
-          <w:rPr>
-            <w:lang w:val="es_ES" w:bidi="es_ES"/>
-          </w:rPr>
-          <w:rPr>
-            <w:color w:val="0000EE"/>
-            <w:u w:val="single"/>
-          </w:rPr>
-          <w:t>23:26–30</w:t>
-        </w:r>
-      </w:hyperlink>
+      <w:r>
+        <w:rPr>
+          <w:lang w:val="es_ES" w:bidi="es_ES"/>
+        </w:rPr>
+        <w:t>23:26–30</w:t>
+      </w:r>
       <w:r>
         <w:rPr>
           <w:lang w:val="es_ES" w:bidi="es_ES"/>
@@ -1608,36 +1284,24 @@
         </w:rPr>
         <w:t xml:space="preserve">La expresión en Hebreo y Arameo "hijo de hombre" significa "ser humano". Sin embargo, la figura en </w:t>
       </w:r>
-      <w:hyperlink r:id="rId61">
-        <w:r>
-          <w:rPr>
-            <w:lang w:val="es_ES" w:bidi="es_ES"/>
-          </w:rPr>
-          <w:rPr>
-            <w:color w:val="0000EE"/>
-            <w:u w:val="single"/>
-          </w:rPr>
-          <w:t>Daniel 7:13–14</w:t>
-        </w:r>
-      </w:hyperlink>
+      <w:r>
+        <w:rPr>
+          <w:lang w:val="es_ES" w:bidi="es_ES"/>
+        </w:rPr>
+        <w:t>Daniel 7:13–14</w:t>
+      </w:r>
       <w:r>
         <w:rPr>
           <w:lang w:val="es_ES" w:bidi="es_ES"/>
         </w:rPr>
         <w:t xml:space="preserve">, que es "como un hijo de hombre", parece ser más que solo un ser humano. Su identidad exacta no se especifica, pero su papel es claro. El Altísimo lo ha elegido para gobernar un reino eterno y universal sobre todas las naciones. También representa a su pueblo, el pueblo santo del Altísimo. Ellos compartirán en este reino del hijo de hombre sobre todos los pueblos y naciones (ver </w:t>
       </w:r>
-      <w:hyperlink r:id="rId62">
-        <w:r>
-          <w:rPr>
-            <w:lang w:val="es_ES" w:bidi="es_ES"/>
-          </w:rPr>
-          <w:rPr>
-            <w:color w:val="0000EE"/>
-            <w:u w:val="single"/>
-          </w:rPr>
-          <w:t>Daniel 7:22</w:t>
-        </w:r>
-      </w:hyperlink>
+      <w:r>
+        <w:rPr>
+          <w:lang w:val="es_ES" w:bidi="es_ES"/>
+        </w:rPr>
+        <w:t>Daniel 7:22</w:t>
+      </w:r>
       <w:r>
         <w:rPr>
           <w:lang w:val="es_ES" w:bidi="es_ES"/>
@@ -1658,144 +1322,96 @@
         </w:rPr>
         <w:t xml:space="preserve">La escena que rodea a este hijo del hombre resalta sus características divinas. La descripción "he aquí en las nubes del cielo" en </w:t>
       </w:r>
-      <w:hyperlink r:id="rId63">
-        <w:r>
-          <w:rPr>
-            <w:lang w:val="es_ES" w:bidi="es_ES"/>
-          </w:rPr>
-          <w:rPr>
-            <w:color w:val="0000EE"/>
-            <w:u w:val="single"/>
-          </w:rPr>
-          <w:t>Daniel 7:13</w:t>
-        </w:r>
-      </w:hyperlink>
+      <w:r>
+        <w:rPr>
+          <w:lang w:val="es_ES" w:bidi="es_ES"/>
+        </w:rPr>
+        <w:t>Daniel 7:13</w:t>
+      </w:r>
       <w:r>
         <w:rPr>
           <w:lang w:val="es_ES" w:bidi="es_ES"/>
         </w:rPr>
         <w:t xml:space="preserve"> indica que proviene del cielo (comparar con </w:t>
       </w:r>
-      <w:hyperlink r:id="rId64">
-        <w:r>
-          <w:rPr>
-            <w:lang w:val="es_ES" w:bidi="es_ES"/>
-          </w:rPr>
-          <w:rPr>
-            <w:color w:val="0000EE"/>
-            <w:u w:val="single"/>
-          </w:rPr>
-          <w:t>Salmo 68:4</w:t>
-        </w:r>
-      </w:hyperlink>
+      <w:r>
+        <w:rPr>
+          <w:lang w:val="es_ES" w:bidi="es_ES"/>
+        </w:rPr>
+        <w:t>Salmo 68:4</w:t>
+      </w:r>
       <w:r>
         <w:rPr>
           <w:lang w:val="es_ES" w:bidi="es_ES"/>
         </w:rPr>
         <w:t xml:space="preserve">; </w:t>
       </w:r>
-      <w:hyperlink r:id="rId65">
-        <w:r>
-          <w:rPr>
-            <w:lang w:val="es_ES" w:bidi="es_ES"/>
-          </w:rPr>
-          <w:rPr>
-            <w:color w:val="0000EE"/>
-            <w:u w:val="single"/>
-          </w:rPr>
-          <w:t>97:2</w:t>
-        </w:r>
-      </w:hyperlink>
+      <w:r>
+        <w:rPr>
+          <w:lang w:val="es_ES" w:bidi="es_ES"/>
+        </w:rPr>
+        <w:t>97:2</w:t>
+      </w:r>
       <w:r>
         <w:rPr>
           <w:lang w:val="es_ES" w:bidi="es_ES"/>
         </w:rPr>
         <w:t xml:space="preserve">; </w:t>
       </w:r>
-      <w:hyperlink r:id="rId66">
-        <w:r>
-          <w:rPr>
-            <w:lang w:val="es_ES" w:bidi="es_ES"/>
-          </w:rPr>
-          <w:rPr>
-            <w:color w:val="0000EE"/>
-            <w:u w:val="single"/>
-          </w:rPr>
-          <w:t>Nahúm 1:3</w:t>
-        </w:r>
-      </w:hyperlink>
+      <w:r>
+        <w:rPr>
+          <w:lang w:val="es_ES" w:bidi="es_ES"/>
+        </w:rPr>
+        <w:t>Nahúm 1:3</w:t>
+      </w:r>
       <w:r>
         <w:rPr>
           <w:lang w:val="es_ES" w:bidi="es_ES"/>
         </w:rPr>
         <w:t>). En el libro de Éxodo, el Señor Dios se cubrió con una nube (</w:t>
       </w:r>
-      <w:hyperlink r:id="rId67">
-        <w:r>
-          <w:rPr>
-            <w:lang w:val="es_ES" w:bidi="es_ES"/>
-          </w:rPr>
-          <w:rPr>
-            <w:color w:val="0000EE"/>
-            <w:u w:val="single"/>
-          </w:rPr>
-          <w:t>Éxodo 19:9</w:t>
-        </w:r>
-      </w:hyperlink>
+      <w:r>
+        <w:rPr>
+          <w:lang w:val="es_ES" w:bidi="es_ES"/>
+        </w:rPr>
+        <w:t>Éxodo 19:9</w:t>
+      </w:r>
       <w:r>
         <w:rPr>
           <w:lang w:val="es_ES" w:bidi="es_ES"/>
         </w:rPr>
         <w:t>). El pueblo de Dios será elevado en las nubes cuando Jesús regrese (</w:t>
       </w:r>
-      <w:hyperlink r:id="rId68">
-        <w:r>
-          <w:rPr>
-            <w:lang w:val="es_ES" w:bidi="es_ES"/>
-          </w:rPr>
-          <w:rPr>
-            <w:color w:val="0000EE"/>
-            <w:u w:val="single"/>
-          </w:rPr>
-          <w:t>1 Tesalonicenses 4:17</w:t>
-        </w:r>
-      </w:hyperlink>
+      <w:r>
+        <w:rPr>
+          <w:lang w:val="es_ES" w:bidi="es_ES"/>
+        </w:rPr>
+        <w:t>1 Tesalonicenses 4:17</w:t>
+      </w:r>
       <w:r>
         <w:rPr>
           <w:lang w:val="es_ES" w:bidi="es_ES"/>
         </w:rPr>
         <w:t>), de la misma manera que fue llevado a una nube cuando ascendió al cielo (</w:t>
       </w:r>
-      <w:hyperlink r:id="rId69">
-        <w:r>
-          <w:rPr>
-            <w:lang w:val="es_ES" w:bidi="es_ES"/>
-          </w:rPr>
-          <w:rPr>
-            <w:color w:val="0000EE"/>
-            <w:u w:val="single"/>
-          </w:rPr>
-          <w:t>Hechos 1:9</w:t>
-        </w:r>
-      </w:hyperlink>
+      <w:r>
+        <w:rPr>
+          <w:lang w:val="es_ES" w:bidi="es_ES"/>
+        </w:rPr>
+        <w:t>Hechos 1:9</w:t>
+      </w:r>
       <w:r>
         <w:rPr>
           <w:lang w:val="es_ES" w:bidi="es_ES"/>
         </w:rPr>
         <w:t>). Este hijo de hombre recibe su reino con humildad y santidad, sin arrogancia. Su carácter es opuesto al del cuerno pequeño (</w:t>
       </w:r>
-      <w:hyperlink r:id="rId70">
-        <w:r>
-          <w:rPr>
-            <w:lang w:val="es_ES" w:bidi="es_ES"/>
-          </w:rPr>
-          <w:rPr>
-            <w:color w:val="0000EE"/>
-            <w:u w:val="single"/>
-          </w:rPr>
-          <w:t>Daniel 7:8</w:t>
-        </w:r>
-      </w:hyperlink>
+      <w:r>
+        <w:rPr>
+          <w:lang w:val="es_ES" w:bidi="es_ES"/>
+        </w:rPr>
+        <w:t>Daniel 7:8</w:t>
+      </w:r>
       <w:r>
         <w:rPr>
           <w:lang w:val="es_ES" w:bidi="es_ES"/>
@@ -1816,252 +1432,168 @@
         </w:rPr>
         <w:t>Jesús se llama a sí mismo el Hijo del Hombre (</w:t>
       </w:r>
-      <w:hyperlink r:id="rId71">
-        <w:r>
-          <w:rPr>
-            <w:lang w:val="es_ES" w:bidi="es_ES"/>
-          </w:rPr>
-          <w:rPr>
-            <w:color w:val="0000EE"/>
-            <w:u w:val="single"/>
-          </w:rPr>
-          <w:t>Mateo 24:30,</w:t>
-        </w:r>
-      </w:hyperlink>
+      <w:r>
+        <w:rPr>
+          <w:lang w:val="es_ES" w:bidi="es_ES"/>
+        </w:rPr>
+        <w:t>Mateo 24:30,</w:t>
+      </w:r>
       <w:r>
         <w:rPr>
           <w:lang w:val="es_ES" w:bidi="es_ES"/>
         </w:rPr>
         <w:t xml:space="preserve"> </w:t>
       </w:r>
-      <w:hyperlink r:id="rId72">
-        <w:r>
-          <w:rPr>
-            <w:lang w:val="es_ES" w:bidi="es_ES"/>
-          </w:rPr>
-          <w:rPr>
-            <w:color w:val="0000EE"/>
-            <w:u w:val="single"/>
-          </w:rPr>
-          <w:t>26:24,</w:t>
-        </w:r>
-      </w:hyperlink>
+      <w:r>
+        <w:rPr>
+          <w:lang w:val="es_ES" w:bidi="es_ES"/>
+        </w:rPr>
+        <w:t>26:24,</w:t>
+      </w:r>
       <w:r>
         <w:rPr>
           <w:lang w:val="es_ES" w:bidi="es_ES"/>
         </w:rPr>
         <w:t xml:space="preserve"> </w:t>
       </w:r>
-      <w:hyperlink r:id="rId73">
-        <w:r>
-          <w:rPr>
-            <w:lang w:val="es_ES" w:bidi="es_ES"/>
-          </w:rPr>
-          <w:rPr>
-            <w:color w:val="0000EE"/>
-            <w:u w:val="single"/>
-          </w:rPr>
-          <w:t>Marcos 13:26,</w:t>
-        </w:r>
-      </w:hyperlink>
+      <w:r>
+        <w:rPr>
+          <w:lang w:val="es_ES" w:bidi="es_ES"/>
+        </w:rPr>
+        <w:t>Marcos 13:26,</w:t>
+      </w:r>
       <w:r>
         <w:rPr>
           <w:lang w:val="es_ES" w:bidi="es_ES"/>
         </w:rPr>
         <w:t xml:space="preserve"> </w:t>
       </w:r>
-      <w:hyperlink r:id="rId74">
-        <w:r>
-          <w:rPr>
-            <w:lang w:val="es_ES" w:bidi="es_ES"/>
-          </w:rPr>
-          <w:rPr>
-            <w:color w:val="0000EE"/>
-            <w:u w:val="single"/>
-          </w:rPr>
-          <w:t>Lucas 21:27,</w:t>
-        </w:r>
-      </w:hyperlink>
+      <w:r>
+        <w:rPr>
+          <w:lang w:val="es_ES" w:bidi="es_ES"/>
+        </w:rPr>
+        <w:t>Lucas 21:27,</w:t>
+      </w:r>
       <w:r>
         <w:rPr>
           <w:lang w:val="es_ES" w:bidi="es_ES"/>
         </w:rPr>
         <w:t xml:space="preserve"> </w:t>
       </w:r>
-      <w:hyperlink r:id="rId75">
-        <w:r>
-          <w:rPr>
-            <w:lang w:val="es_ES" w:bidi="es_ES"/>
-          </w:rPr>
-          <w:rPr>
-            <w:color w:val="0000EE"/>
-            <w:u w:val="single"/>
-          </w:rPr>
-          <w:t>Juan 12:34,</w:t>
-        </w:r>
-      </w:hyperlink>
+      <w:r>
+        <w:rPr>
+          <w:lang w:val="es_ES" w:bidi="es_ES"/>
+        </w:rPr>
+        <w:t>Juan 12:34,</w:t>
+      </w:r>
       <w:r>
         <w:rPr>
           <w:lang w:val="es_ES" w:bidi="es_ES"/>
         </w:rPr>
         <w:t xml:space="preserve"> ver también </w:t>
       </w:r>
-      <w:hyperlink r:id="rId76">
-        <w:r>
-          <w:rPr>
-            <w:lang w:val="es_ES" w:bidi="es_ES"/>
-          </w:rPr>
-          <w:rPr>
-            <w:color w:val="0000EE"/>
-            <w:u w:val="single"/>
-          </w:rPr>
-          <w:t>Hechos 7:56,</w:t>
-        </w:r>
-      </w:hyperlink>
+      <w:r>
+        <w:rPr>
+          <w:lang w:val="es_ES" w:bidi="es_ES"/>
+        </w:rPr>
+        <w:t>Hechos 7:56,</w:t>
+      </w:r>
       <w:r>
         <w:rPr>
           <w:lang w:val="es_ES" w:bidi="es_ES"/>
         </w:rPr>
         <w:t xml:space="preserve"> </w:t>
       </w:r>
-      <w:hyperlink r:id="rId77">
-        <w:r>
-          <w:rPr>
-            <w:lang w:val="es_ES" w:bidi="es_ES"/>
-          </w:rPr>
-          <w:rPr>
-            <w:color w:val="0000EE"/>
-            <w:u w:val="single"/>
-          </w:rPr>
-          <w:t>Hebreos 2:6,</w:t>
-        </w:r>
-      </w:hyperlink>
+      <w:r>
+        <w:rPr>
+          <w:lang w:val="es_ES" w:bidi="es_ES"/>
+        </w:rPr>
+        <w:t>Hebreos 2:6,</w:t>
+      </w:r>
       <w:r>
         <w:rPr>
           <w:lang w:val="es_ES" w:bidi="es_ES"/>
         </w:rPr>
         <w:t xml:space="preserve"> </w:t>
       </w:r>
-      <w:hyperlink r:id="rId78">
-        <w:r>
-          <w:rPr>
-            <w:lang w:val="es_ES" w:bidi="es_ES"/>
-          </w:rPr>
-          <w:rPr>
-            <w:color w:val="0000EE"/>
-            <w:u w:val="single"/>
-          </w:rPr>
-          <w:t>Apocalipsis 1:13,</w:t>
-        </w:r>
-      </w:hyperlink>
+      <w:r>
+        <w:rPr>
+          <w:lang w:val="es_ES" w:bidi="es_ES"/>
+        </w:rPr>
+        <w:t>Apocalipsis 1:13,</w:t>
+      </w:r>
       <w:r>
         <w:rPr>
           <w:lang w:val="es_ES" w:bidi="es_ES"/>
         </w:rPr>
         <w:t xml:space="preserve"> </w:t>
       </w:r>
-      <w:hyperlink r:id="rId79">
-        <w:r>
-          <w:rPr>
-            <w:lang w:val="es_ES" w:bidi="es_ES"/>
-          </w:rPr>
-          <w:rPr>
-            <w:color w:val="0000EE"/>
-            <w:u w:val="single"/>
-          </w:rPr>
-          <w:t>14:14</w:t>
-        </w:r>
-      </w:hyperlink>
+      <w:r>
+        <w:rPr>
+          <w:lang w:val="es_ES" w:bidi="es_ES"/>
+        </w:rPr>
+        <w:t>14:14</w:t>
+      </w:r>
       <w:r>
         <w:rPr>
           <w:lang w:val="es_ES" w:bidi="es_ES"/>
         </w:rPr>
         <w:t xml:space="preserve">). </w:t>
       </w:r>
-      <w:hyperlink r:id="rId80">
-        <w:r>
-          <w:rPr>
-            <w:lang w:val="es_ES" w:bidi="es_ES"/>
-          </w:rPr>
-          <w:rPr>
-            <w:color w:val="0000EE"/>
-            <w:u w:val="single"/>
-          </w:rPr>
-          <w:t>Apocalipsis 1:7</w:t>
-        </w:r>
-      </w:hyperlink>
+      <w:r>
+        <w:rPr>
+          <w:lang w:val="es_ES" w:bidi="es_ES"/>
+        </w:rPr>
+        <w:t>Apocalipsis 1:7</w:t>
+      </w:r>
       <w:r>
         <w:rPr>
           <w:lang w:val="es_ES" w:bidi="es_ES"/>
         </w:rPr>
         <w:t xml:space="preserve"> también conecta esta figura con Jesucristo, quien fue traspasado por nuestros pecados. Dios el Padre le otorgó a Jesús toda autoridad y poder para gobernar sobre todo y alcanzar a personas de todas las naciones y reinos (</w:t>
       </w:r>
-      <w:hyperlink r:id="rId81">
-        <w:r>
-          <w:rPr>
-            <w:lang w:val="es_ES" w:bidi="es_ES"/>
-          </w:rPr>
-          <w:rPr>
-            <w:color w:val="0000EE"/>
-            <w:u w:val="single"/>
-          </w:rPr>
-          <w:t>Daniel 7:14,</w:t>
-        </w:r>
-      </w:hyperlink>
+      <w:r>
+        <w:rPr>
+          <w:lang w:val="es_ES" w:bidi="es_ES"/>
+        </w:rPr>
+        <w:t>Daniel 7:14,</w:t>
+      </w:r>
       <w:r>
         <w:rPr>
           <w:lang w:val="es_ES" w:bidi="es_ES"/>
         </w:rPr>
         <w:t xml:space="preserve"> </w:t>
       </w:r>
-      <w:hyperlink r:id="rId82">
-        <w:r>
-          <w:rPr>
-            <w:lang w:val="es_ES" w:bidi="es_ES"/>
-          </w:rPr>
-          <w:rPr>
-            <w:color w:val="0000EE"/>
-            <w:u w:val="single"/>
-          </w:rPr>
-          <w:t>Mateo 28:18,</w:t>
-        </w:r>
-      </w:hyperlink>
+      <w:r>
+        <w:rPr>
+          <w:lang w:val="es_ES" w:bidi="es_ES"/>
+        </w:rPr>
+        <w:t>Mateo 28:18,</w:t>
+      </w:r>
       <w:r>
         <w:rPr>
           <w:lang w:val="es_ES" w:bidi="es_ES"/>
         </w:rPr>
         <w:t xml:space="preserve"> </w:t>
       </w:r>
-      <w:hyperlink r:id="rId83">
-        <w:r>
-          <w:rPr>
-            <w:lang w:val="es_ES" w:bidi="es_ES"/>
-          </w:rPr>
-          <w:rPr>
-            <w:color w:val="0000EE"/>
-            <w:u w:val="single"/>
-          </w:rPr>
-          <w:t>19–20</w:t>
-        </w:r>
-      </w:hyperlink>
+      <w:r>
+        <w:rPr>
+          <w:lang w:val="es_ES" w:bidi="es_ES"/>
+        </w:rPr>
+        <w:t>19–20</w:t>
+      </w:r>
       <w:r>
         <w:rPr>
           <w:lang w:val="es_ES" w:bidi="es_ES"/>
         </w:rPr>
         <w:t>). Dios llamó a Abraham para crear una gran nación a través de su pueblo y bendecir a todas las naciones mediante él (</w:t>
       </w:r>
-      <w:hyperlink r:id="rId84">
-        <w:r>
-          <w:rPr>
-            <w:lang w:val="es_ES" w:bidi="es_ES"/>
-          </w:rPr>
-          <w:rPr>
-            <w:color w:val="0000EE"/>
-            <w:u w:val="single"/>
-          </w:rPr>
-          <w:t>Génesis 12:1–3</w:t>
-        </w:r>
-      </w:hyperlink>
+      <w:r>
+        <w:rPr>
+          <w:lang w:val="es_ES" w:bidi="es_ES"/>
+        </w:rPr>
+        <w:t>Génesis 12:1–3</w:t>
+      </w:r>
       <w:r>
         <w:rPr>
           <w:lang w:val="es_ES" w:bidi="es_ES"/>
@@ -2091,144 +1623,96 @@
           <w:lang w:val="es_ES" w:bidi="es_ES"/>
         </w:rPr>
       </w:r>
-      <w:hyperlink r:id="rId61">
-        <w:r>
-          <w:rPr>
-            <w:lang w:val="es_ES" w:bidi="es_ES"/>
-          </w:rPr>
-          <w:rPr>
-            <w:color w:val="0000EE"/>
-            <w:u w:val="single"/>
-          </w:rPr>
-          <w:t>Daniel 7:13–14,</w:t>
-        </w:r>
-      </w:hyperlink>
+      <w:r>
+        <w:rPr>
+          <w:lang w:val="es_ES" w:bidi="es_ES"/>
+        </w:rPr>
+        <w:t>Daniel 7:13–14,</w:t>
+      </w:r>
       <w:r>
         <w:rPr>
           <w:lang w:val="es_ES" w:bidi="es_ES"/>
         </w:rPr>
         <w:t xml:space="preserve"> </w:t>
       </w:r>
-      <w:hyperlink r:id="rId71">
-        <w:r>
-          <w:rPr>
-            <w:lang w:val="es_ES" w:bidi="es_ES"/>
-          </w:rPr>
-          <w:rPr>
-            <w:color w:val="0000EE"/>
-            <w:u w:val="single"/>
-          </w:rPr>
-          <w:t>Mateo 24:30,</w:t>
-        </w:r>
-      </w:hyperlink>
+      <w:r>
+        <w:rPr>
+          <w:lang w:val="es_ES" w:bidi="es_ES"/>
+        </w:rPr>
+        <w:t>Mateo 24:30,</w:t>
+      </w:r>
       <w:r>
         <w:rPr>
           <w:lang w:val="es_ES" w:bidi="es_ES"/>
         </w:rPr>
         <w:t xml:space="preserve"> </w:t>
       </w:r>
-      <w:hyperlink r:id="rId72">
-        <w:r>
-          <w:rPr>
-            <w:lang w:val="es_ES" w:bidi="es_ES"/>
-          </w:rPr>
-          <w:rPr>
-            <w:color w:val="0000EE"/>
-            <w:u w:val="single"/>
-          </w:rPr>
-          <w:t>26:24,</w:t>
-        </w:r>
-      </w:hyperlink>
+      <w:r>
+        <w:rPr>
+          <w:lang w:val="es_ES" w:bidi="es_ES"/>
+        </w:rPr>
+        <w:t>26:24,</w:t>
+      </w:r>
       <w:r>
         <w:rPr>
           <w:lang w:val="es_ES" w:bidi="es_ES"/>
         </w:rPr>
         <w:t xml:space="preserve"> </w:t>
       </w:r>
-      <w:hyperlink r:id="rId73">
-        <w:r>
-          <w:rPr>
-            <w:lang w:val="es_ES" w:bidi="es_ES"/>
-          </w:rPr>
-          <w:rPr>
-            <w:color w:val="0000EE"/>
-            <w:u w:val="single"/>
-          </w:rPr>
-          <w:t>Marcos 13:26,</w:t>
-        </w:r>
-      </w:hyperlink>
+      <w:r>
+        <w:rPr>
+          <w:lang w:val="es_ES" w:bidi="es_ES"/>
+        </w:rPr>
+        <w:t>Marcos 13:26,</w:t>
+      </w:r>
       <w:r>
         <w:rPr>
           <w:lang w:val="es_ES" w:bidi="es_ES"/>
         </w:rPr>
         <w:t xml:space="preserve"> </w:t>
       </w:r>
-      <w:hyperlink r:id="rId74">
-        <w:r>
-          <w:rPr>
-            <w:lang w:val="es_ES" w:bidi="es_ES"/>
-          </w:rPr>
-          <w:rPr>
-            <w:color w:val="0000EE"/>
-            <w:u w:val="single"/>
-          </w:rPr>
-          <w:t>Lucas 21:27,</w:t>
-        </w:r>
-      </w:hyperlink>
+      <w:r>
+        <w:rPr>
+          <w:lang w:val="es_ES" w:bidi="es_ES"/>
+        </w:rPr>
+        <w:t>Lucas 21:27,</w:t>
+      </w:r>
       <w:r>
         <w:rPr>
           <w:lang w:val="es_ES" w:bidi="es_ES"/>
         </w:rPr>
         <w:t xml:space="preserve"> </w:t>
       </w:r>
-      <w:hyperlink r:id="rId75">
-        <w:r>
-          <w:rPr>
-            <w:lang w:val="es_ES" w:bidi="es_ES"/>
-          </w:rPr>
-          <w:rPr>
-            <w:color w:val="0000EE"/>
-            <w:u w:val="single"/>
-          </w:rPr>
-          <w:t>Juan 12:34,</w:t>
-        </w:r>
-      </w:hyperlink>
+      <w:r>
+        <w:rPr>
+          <w:lang w:val="es_ES" w:bidi="es_ES"/>
+        </w:rPr>
+        <w:t>Juan 12:34,</w:t>
+      </w:r>
       <w:r>
         <w:rPr>
           <w:lang w:val="es_ES" w:bidi="es_ES"/>
         </w:rPr>
         <w:t xml:space="preserve"> </w:t>
       </w:r>
-      <w:hyperlink r:id="rId78">
-        <w:r>
-          <w:rPr>
-            <w:lang w:val="es_ES" w:bidi="es_ES"/>
-          </w:rPr>
-          <w:rPr>
-            <w:color w:val="0000EE"/>
-            <w:u w:val="single"/>
-          </w:rPr>
-          <w:t>Apocalipsis 1:13,</w:t>
-        </w:r>
-      </w:hyperlink>
+      <w:r>
+        <w:rPr>
+          <w:lang w:val="es_ES" w:bidi="es_ES"/>
+        </w:rPr>
+        <w:t>Apocalipsis 1:13,</w:t>
+      </w:r>
       <w:r>
         <w:rPr>
           <w:lang w:val="es_ES" w:bidi="es_ES"/>
         </w:rPr>
         <w:t xml:space="preserve"> </w:t>
       </w:r>
-      <w:hyperlink r:id="rId79">
-        <w:r>
-          <w:rPr>
-            <w:lang w:val="es_ES" w:bidi="es_ES"/>
-          </w:rPr>
-          <w:rPr>
-            <w:color w:val="0000EE"/>
-            <w:u w:val="single"/>
-          </w:rPr>
-          <w:t>14:14</w:t>
-        </w:r>
-      </w:hyperlink>
+      <w:r>
+        <w:rPr>
+          <w:lang w:val="es_ES" w:bidi="es_ES"/>
+        </w:rPr>
+        <w:t>14:14</w:t>
+      </w:r>
       <w:r>
         <w:rPr>
           <w:lang w:val="es_ES" w:bidi="es_ES"/>
@@ -2277,54 +1761,36 @@
         </w:rPr>
         <w:t>Eleazar era el tercer hijo de Aarón, el primer sumo sacerdote (</w:t>
       </w:r>
-      <w:hyperlink r:id="rId85">
-        <w:r>
-          <w:rPr>
-            <w:lang w:val="es_ES" w:bidi="es_ES"/>
-          </w:rPr>
-          <w:rPr>
-            <w:color w:val="0000EE"/>
-            <w:u w:val="single"/>
-          </w:rPr>
-          <w:t>Éxodo 6.23</w:t>
-        </w:r>
-      </w:hyperlink>
+      <w:r>
+        <w:rPr>
+          <w:lang w:val="es_ES" w:bidi="es_ES"/>
+        </w:rPr>
+        <w:t>Éxodo 6.23</w:t>
+      </w:r>
       <w:r>
         <w:rPr>
           <w:lang w:val="es_ES" w:bidi="es_ES"/>
         </w:rPr>
         <w:t>). Los dos hermanos mayores de Eleazar, Nadab y Abiú, provocaron la ira de Dios al ofrecer incienso de manera distinta a la ordenada por Dios (</w:t>
       </w:r>
-      <w:hyperlink r:id="rId86">
-        <w:r>
-          <w:rPr>
-            <w:lang w:val="es_ES" w:bidi="es_ES"/>
-          </w:rPr>
-          <w:rPr>
-            <w:color w:val="0000EE"/>
-            <w:u w:val="single"/>
-          </w:rPr>
-          <w:t>Levítico 10.1–7</w:t>
-        </w:r>
-      </w:hyperlink>
+      <w:r>
+        <w:rPr>
+          <w:lang w:val="es_ES" w:bidi="es_ES"/>
+        </w:rPr>
+        <w:t>Levítico 10.1–7</w:t>
+      </w:r>
       <w:r>
         <w:rPr>
           <w:lang w:val="es_ES" w:bidi="es_ES"/>
         </w:rPr>
         <w:t>). Debido a su desobediencia, Dios los mató. Como el siguiente hijo mayor, Eleazar era el siguiente en la línea para convertirse en sumo sacerdote. Realizó funciones sacerdotales durante la vida de su padre y asistió a su padre y a Moisés cuando algunos levitas se rebelaron, buscando igualdad de estatus con la familia sacerdotal de Aarón (</w:t>
       </w:r>
-      <w:hyperlink r:id="rId87">
-        <w:r>
-          <w:rPr>
-            <w:lang w:val="es_ES" w:bidi="es_ES"/>
-          </w:rPr>
-          <w:rPr>
-            <w:color w:val="0000EE"/>
-            <w:u w:val="single"/>
-          </w:rPr>
-          <w:t>Números 16.36–40</w:t>
-        </w:r>
-      </w:hyperlink>
+      <w:r>
+        <w:rPr>
+          <w:lang w:val="es_ES" w:bidi="es_ES"/>
+        </w:rPr>
+        <w:t>Números 16.36–40</w:t>
+      </w:r>
       <w:r>
         <w:rPr>
           <w:lang w:val="es_ES" w:bidi="es_ES"/>
@@ -2345,36 +1811,24 @@
         </w:rPr>
         <w:t>Aarón falleció en el desierto poco antes de que los israelitas entraran en la Tierra Prometida. No pudo entrar porque él y Moisés habían desobedecido a Dios al golpear la roca en Meribah (</w:t>
       </w:r>
-      <w:hyperlink r:id="rId88">
-        <w:r>
-          <w:rPr>
-            <w:lang w:val="es_ES" w:bidi="es_ES"/>
-          </w:rPr>
-          <w:rPr>
-            <w:color w:val="0000EE"/>
-            <w:u w:val="single"/>
-          </w:rPr>
-          <w:t>Números 20.1–13</w:t>
-        </w:r>
-      </w:hyperlink>
+      <w:r>
+        <w:rPr>
+          <w:lang w:val="es_ES" w:bidi="es_ES"/>
+        </w:rPr>
+        <w:t>Números 20.1–13</w:t>
+      </w:r>
       <w:r>
         <w:rPr>
           <w:lang w:val="es_ES" w:bidi="es_ES"/>
         </w:rPr>
         <w:t>). Antes de que Aarón muriera, él, Moisés y Eleazar subieron al Monte de Hor. Allí, Moisés tomó las vestiduras sacerdotales de Aarón y se las entregó a su hijo (</w:t>
       </w:r>
-      <w:hyperlink r:id="rId89">
-        <w:r>
-          <w:rPr>
-            <w:lang w:val="es_ES" w:bidi="es_ES"/>
-          </w:rPr>
-          <w:rPr>
-            <w:color w:val="0000EE"/>
-            <w:u w:val="single"/>
-          </w:rPr>
-          <w:t>Números 20.22–29</w:t>
-        </w:r>
-      </w:hyperlink>
+      <w:r>
+        <w:rPr>
+          <w:lang w:val="es_ES" w:bidi="es_ES"/>
+        </w:rPr>
+        <w:t>Números 20.22–29</w:t>
+      </w:r>
       <w:r>
         <w:rPr>
           <w:lang w:val="es_ES" w:bidi="es_ES"/>
@@ -2395,36 +1849,24 @@
         </w:rPr>
         <w:t>Después de esto, Eleazar sirvió como sumo sacerdote por el resto de su vida, incluso durante el tiempo en que los israelitas tomaron control de la tierra de Canaán. Cuando llegó el momento de dividir la tierra entre las tribus, Eleazar y Josué usaron suertes sagradas para decidir dónde se asentaría cada tribu (</w:t>
       </w:r>
-      <w:hyperlink r:id="rId90">
-        <w:r>
-          <w:rPr>
-            <w:lang w:val="es_ES" w:bidi="es_ES"/>
-          </w:rPr>
-          <w:rPr>
-            <w:color w:val="0000EE"/>
-            <w:u w:val="single"/>
-          </w:rPr>
-          <w:t>Josué 14.1–5</w:t>
-        </w:r>
-      </w:hyperlink>
+      <w:r>
+        <w:rPr>
+          <w:lang w:val="es_ES" w:bidi="es_ES"/>
+        </w:rPr>
+        <w:t>Josué 14.1–5</w:t>
+      </w:r>
       <w:r>
         <w:rPr>
           <w:lang w:val="es_ES" w:bidi="es_ES"/>
         </w:rPr>
         <w:t>). Cuando Eleazar murió, su hijo Phinees se convirtió en sumo sacerdote. Phinees había demostrado su fidelidad al pacto cuando Israel comenzó a adorar a los dioses de Moab (</w:t>
       </w:r>
-      <w:hyperlink r:id="rId91">
-        <w:r>
-          <w:rPr>
-            <w:lang w:val="es_ES" w:bidi="es_ES"/>
-          </w:rPr>
-          <w:rPr>
-            <w:color w:val="0000EE"/>
-            <w:u w:val="single"/>
-          </w:rPr>
-          <w:t>Números 25</w:t>
-        </w:r>
-      </w:hyperlink>
+      <w:r>
+        <w:rPr>
+          <w:lang w:val="es_ES" w:bidi="es_ES"/>
+        </w:rPr>
+        <w:t>Números 25</w:t>
+      </w:r>
       <w:r>
         <w:rPr>
           <w:lang w:val="es_ES" w:bidi="es_ES"/>
@@ -2449,72 +1891,48 @@
         </w:rPr>
         <w:t>Sadoc, el sacerdote fiel que sustituyó a Abiathar (</w:t>
       </w:r>
-      <w:hyperlink r:id="rId92">
-        <w:r>
-          <w:rPr>
-            <w:lang w:val="es_ES" w:bidi="es_ES"/>
-          </w:rPr>
-          <w:rPr>
-            <w:color w:val="0000EE"/>
-            <w:u w:val="single"/>
-          </w:rPr>
-          <w:t>1 Reyes 2.26–27</w:t>
-        </w:r>
-      </w:hyperlink>
+      <w:r>
+        <w:rPr>
+          <w:lang w:val="es_ES" w:bidi="es_ES"/>
+        </w:rPr>
+        <w:t>1 Reyes 2.26–27</w:t>
+      </w:r>
       <w:r>
         <w:rPr>
           <w:lang w:val="es_ES" w:bidi="es_ES"/>
         </w:rPr>
         <w:t xml:space="preserve">, </w:t>
       </w:r>
-      <w:hyperlink r:id="rId93">
-        <w:r>
-          <w:rPr>
-            <w:lang w:val="es_ES" w:bidi="es_ES"/>
-          </w:rPr>
-          <w:rPr>
-            <w:color w:val="0000EE"/>
-            <w:u w:val="single"/>
-          </w:rPr>
-          <w:t>35</w:t>
-        </w:r>
-      </w:hyperlink>
+      <w:r>
+        <w:rPr>
+          <w:lang w:val="es_ES" w:bidi="es_ES"/>
+        </w:rPr>
+        <w:t>35</w:t>
+      </w:r>
       <w:r>
         <w:rPr>
           <w:lang w:val="es_ES" w:bidi="es_ES"/>
         </w:rPr>
         <w:t xml:space="preserve">; ver </w:t>
       </w:r>
-      <w:hyperlink r:id="rId94">
-        <w:r>
-          <w:rPr>
-            <w:lang w:val="es_ES" w:bidi="es_ES"/>
-          </w:rPr>
-          <w:rPr>
-            <w:color w:val="0000EE"/>
-            <w:u w:val="single"/>
-          </w:rPr>
-          <w:t>1 Crónicas 6.3–8</w:t>
-        </w:r>
-      </w:hyperlink>
+      <w:r>
+        <w:rPr>
+          <w:lang w:val="es_ES" w:bidi="es_ES"/>
+        </w:rPr>
+        <w:t>1 Crónicas 6.3–8</w:t>
+      </w:r>
       <w:r>
         <w:rPr>
           <w:lang w:val="es_ES" w:bidi="es_ES"/>
         </w:rPr>
         <w:t xml:space="preserve">, </w:t>
       </w:r>
-      <w:hyperlink r:id="rId95">
-        <w:r>
-          <w:rPr>
-            <w:lang w:val="es_ES" w:bidi="es_ES"/>
-          </w:rPr>
-          <w:rPr>
-            <w:color w:val="0000EE"/>
-            <w:u w:val="single"/>
-          </w:rPr>
-          <w:t>50–53</w:t>
-        </w:r>
-      </w:hyperlink>
+      <w:r>
+        <w:rPr>
+          <w:lang w:val="es_ES" w:bidi="es_ES"/>
+        </w:rPr>
+        <w:t>50–53</w:t>
+      </w:r>
       <w:r>
         <w:rPr>
           <w:lang w:val="es_ES" w:bidi="es_ES"/>
@@ -2539,18 +1957,12 @@
         </w:rPr>
         <w:t xml:space="preserve">Esdras desempeñó un papel clave en la reconstrucción de Judea después del Exilio (ver </w:t>
       </w:r>
-      <w:hyperlink r:id="rId96">
-        <w:r>
-          <w:rPr>
-            <w:lang w:val="es_ES" w:bidi="es_ES"/>
-          </w:rPr>
-          <w:rPr>
-            <w:color w:val="0000EE"/>
-            <w:u w:val="single"/>
-          </w:rPr>
-          <w:t>Esdras 7:1–5</w:t>
-        </w:r>
-      </w:hyperlink>
+      <w:r>
+        <w:rPr>
+          <w:lang w:val="es_ES" w:bidi="es_ES"/>
+        </w:rPr>
+        <w:t>Esdras 7:1–5</w:t>
+      </w:r>
       <w:r>
         <w:rPr>
           <w:lang w:val="es_ES" w:bidi="es_ES"/>
@@ -2571,18 +1983,12 @@
         </w:rPr>
         <w:t>En el templo ideal de Ezequiel, solo los descendientes de Eleazar a través de Sadoc podían servir (</w:t>
       </w:r>
-      <w:hyperlink r:id="rId97">
-        <w:r>
-          <w:rPr>
-            <w:lang w:val="es_ES" w:bidi="es_ES"/>
-          </w:rPr>
-          <w:rPr>
-            <w:color w:val="0000EE"/>
-            <w:u w:val="single"/>
-          </w:rPr>
-          <w:t>Ezequiel 44.15</w:t>
-        </w:r>
-      </w:hyperlink>
+      <w:r>
+        <w:rPr>
+          <w:lang w:val="es_ES" w:bidi="es_ES"/>
+        </w:rPr>
+        <w:t>Ezequiel 44.15</w:t>
+      </w:r>
       <w:r>
         <w:rPr>
           <w:lang w:val="es_ES" w:bidi="es_ES"/>
@@ -2612,126 +2018,84 @@
           <w:lang w:val="es_ES" w:bidi="es_ES"/>
         </w:rPr>
       </w:r>
-      <w:hyperlink r:id="rId98">
-        <w:r>
-          <w:rPr>
-            <w:lang w:val="es_ES" w:bidi="es_ES"/>
-          </w:rPr>
-          <w:rPr>
-            <w:color w:val="0000EE"/>
-            <w:u w:val="single"/>
-          </w:rPr>
-          <w:t>Éxodo 6.23–25</w:t>
-        </w:r>
-      </w:hyperlink>
+      <w:r>
+        <w:rPr>
+          <w:lang w:val="es_ES" w:bidi="es_ES"/>
+        </w:rPr>
+        <w:t>Éxodo 6.23–25</w:t>
+      </w:r>
       <w:r>
         <w:rPr>
           <w:lang w:val="es_ES" w:bidi="es_ES"/>
         </w:rPr>
         <w:t xml:space="preserve">; </w:t>
       </w:r>
-      <w:hyperlink r:id="rId99">
-        <w:r>
-          <w:rPr>
-            <w:lang w:val="es_ES" w:bidi="es_ES"/>
-          </w:rPr>
-          <w:rPr>
-            <w:color w:val="0000EE"/>
-            <w:u w:val="single"/>
-          </w:rPr>
-          <w:t>Levítico 10.6–7</w:t>
-        </w:r>
-      </w:hyperlink>
+      <w:r>
+        <w:rPr>
+          <w:lang w:val="es_ES" w:bidi="es_ES"/>
+        </w:rPr>
+        <w:t>Levítico 10.6–7</w:t>
+      </w:r>
       <w:r>
         <w:rPr>
           <w:lang w:val="es_ES" w:bidi="es_ES"/>
         </w:rPr>
         <w:t xml:space="preserve">; </w:t>
       </w:r>
-      <w:hyperlink r:id="rId100">
-        <w:r>
-          <w:rPr>
-            <w:lang w:val="es_ES" w:bidi="es_ES"/>
-          </w:rPr>
-          <w:rPr>
-            <w:color w:val="0000EE"/>
-            <w:u w:val="single"/>
-          </w:rPr>
-          <w:t>Números 3.1–4</w:t>
-        </w:r>
-      </w:hyperlink>
+      <w:r>
+        <w:rPr>
+          <w:lang w:val="es_ES" w:bidi="es_ES"/>
+        </w:rPr>
+        <w:t>Números 3.1–4</w:t>
+      </w:r>
       <w:r>
         <w:rPr>
           <w:lang w:val="es_ES" w:bidi="es_ES"/>
         </w:rPr>
         <w:t xml:space="preserve">; </w:t>
       </w:r>
-      <w:hyperlink r:id="rId87">
-        <w:r>
-          <w:rPr>
-            <w:lang w:val="es_ES" w:bidi="es_ES"/>
-          </w:rPr>
-          <w:rPr>
-            <w:color w:val="0000EE"/>
-            <w:u w:val="single"/>
-          </w:rPr>
-          <w:t>Números 16.36–40</w:t>
-        </w:r>
-      </w:hyperlink>
+      <w:r>
+        <w:rPr>
+          <w:lang w:val="es_ES" w:bidi="es_ES"/>
+        </w:rPr>
+        <w:t>Números 16.36–40</w:t>
+      </w:r>
       <w:r>
         <w:rPr>
           <w:lang w:val="es_ES" w:bidi="es_ES"/>
         </w:rPr>
         <w:t xml:space="preserve">; </w:t>
       </w:r>
-      <w:hyperlink r:id="rId101">
-        <w:r>
-          <w:rPr>
-            <w:lang w:val="es_ES" w:bidi="es_ES"/>
-          </w:rPr>
-          <w:rPr>
-            <w:color w:val="0000EE"/>
-            <w:u w:val="single"/>
-          </w:rPr>
-          <w:t>Números 20.22–26</w:t>
-        </w:r>
-      </w:hyperlink>
+      <w:r>
+        <w:rPr>
+          <w:lang w:val="es_ES" w:bidi="es_ES"/>
+        </w:rPr>
+        <w:t>Números 20.22–26</w:t>
+      </w:r>
       <w:r>
         <w:rPr>
           <w:lang w:val="es_ES" w:bidi="es_ES"/>
         </w:rPr>
         <w:t xml:space="preserve">; </w:t>
       </w:r>
-      <w:hyperlink r:id="rId102">
-        <w:r>
-          <w:rPr>
-            <w:lang w:val="es_ES" w:bidi="es_ES"/>
-          </w:rPr>
-          <w:rPr>
-            <w:color w:val="0000EE"/>
-            <w:u w:val="single"/>
-          </w:rPr>
-          <w:t>Números 26.1–4</w:t>
-        </w:r>
-      </w:hyperlink>
+      <w:r>
+        <w:rPr>
+          <w:lang w:val="es_ES" w:bidi="es_ES"/>
+        </w:rPr>
+        <w:t>Números 26.1–4</w:t>
+      </w:r>
       <w:r>
         <w:rPr>
           <w:lang w:val="es_ES" w:bidi="es_ES"/>
         </w:rPr>
         <w:t xml:space="preserve">; </w:t>
       </w:r>
-      <w:hyperlink r:id="rId103">
-        <w:r>
-          <w:rPr>
-            <w:lang w:val="es_ES" w:bidi="es_ES"/>
-          </w:rPr>
-          <w:rPr>
-            <w:color w:val="0000EE"/>
-            <w:u w:val="single"/>
-          </w:rPr>
-          <w:t>Josué 14.1</w:t>
-        </w:r>
-      </w:hyperlink>
+      <w:r>
+        <w:rPr>
+          <w:lang w:val="es_ES" w:bidi="es_ES"/>
+        </w:rPr>
+        <w:t>Josué 14.1</w:t>
+      </w:r>
       <w:r>
         <w:rPr>
           <w:lang w:val="es_ES" w:bidi="es_ES"/>
@@ -2780,54 +2144,36 @@
         </w:rPr>
         <w:t xml:space="preserve">Eli era el sumo sacerdote de Israel en el tabernáculo en Silo, el lugar central de adoración durante la época de los jueces. Eli probablemente descendía de Itamar, el hijo menor de Aarón (ver </w:t>
       </w:r>
-      <w:hyperlink r:id="rId104">
-        <w:r>
-          <w:rPr>
-            <w:lang w:val="es_ES" w:bidi="es_ES"/>
-          </w:rPr>
-          <w:rPr>
-            <w:color w:val="0000EE"/>
-            <w:u w:val="single"/>
-          </w:rPr>
-          <w:t>1 Reyes 2.27</w:t>
-        </w:r>
-      </w:hyperlink>
+      <w:r>
+        <w:rPr>
+          <w:lang w:val="es_ES" w:bidi="es_ES"/>
+        </w:rPr>
+        <w:t>1 Reyes 2.27</w:t>
+      </w:r>
       <w:r>
         <w:rPr>
           <w:lang w:val="es_ES" w:bidi="es_ES"/>
         </w:rPr>
         <w:t xml:space="preserve">; </w:t>
       </w:r>
-      <w:hyperlink r:id="rId105">
-        <w:r>
-          <w:rPr>
-            <w:lang w:val="es_ES" w:bidi="es_ES"/>
-          </w:rPr>
-          <w:rPr>
-            <w:color w:val="0000EE"/>
-            <w:u w:val="single"/>
-          </w:rPr>
-          <w:t>1 Crónicas 18.16</w:t>
-        </w:r>
-      </w:hyperlink>
+      <w:r>
+        <w:rPr>
+          <w:lang w:val="es_ES" w:bidi="es_ES"/>
+        </w:rPr>
+        <w:t>1 Crónicas 18.16</w:t>
+      </w:r>
       <w:r>
         <w:rPr>
           <w:lang w:val="es_ES" w:bidi="es_ES"/>
         </w:rPr>
         <w:t xml:space="preserve">; </w:t>
       </w:r>
-      <w:hyperlink r:id="rId106">
-        <w:r>
-          <w:rPr>
-            <w:lang w:val="es_ES" w:bidi="es_ES"/>
-          </w:rPr>
-          <w:rPr>
-            <w:color w:val="0000EE"/>
-            <w:u w:val="single"/>
-          </w:rPr>
-          <w:t>24.3</w:t>
-        </w:r>
-      </w:hyperlink>
+      <w:r>
+        <w:rPr>
+          <w:lang w:val="es_ES" w:bidi="es_ES"/>
+        </w:rPr>
+        <w:t>24.3</w:t>
+      </w:r>
       <w:r>
         <w:rPr>
           <w:lang w:val="es_ES" w:bidi="es_ES"/>
@@ -2874,72 +2220,48 @@
         </w:rPr>
         <w:t>Samuel obtuvo el favor del Señor y del pueblo (</w:t>
       </w:r>
-      <w:hyperlink r:id="rId107">
-        <w:r>
-          <w:rPr>
-            <w:lang w:val="es_ES" w:bidi="es_ES"/>
-          </w:rPr>
-          <w:rPr>
-            <w:color w:val="0000EE"/>
-            <w:u w:val="single"/>
-          </w:rPr>
-          <w:t>1 Samuel 2.26</w:t>
-        </w:r>
-      </w:hyperlink>
+      <w:r>
+        <w:rPr>
+          <w:lang w:val="es_ES" w:bidi="es_ES"/>
+        </w:rPr>
+        <w:t>1 Samuel 2.26</w:t>
+      </w:r>
       <w:r>
         <w:rPr>
           <w:lang w:val="es_ES" w:bidi="es_ES"/>
         </w:rPr>
         <w:t>). Sin embargo, los hijos de Eli eran irrespetuosos y deshonestos (</w:t>
       </w:r>
-      <w:hyperlink r:id="rId108">
-        <w:r>
-          <w:rPr>
-            <w:lang w:val="es_ES" w:bidi="es_ES"/>
-          </w:rPr>
-          <w:rPr>
-            <w:color w:val="0000EE"/>
-            <w:u w:val="single"/>
-          </w:rPr>
-          <w:t>1 Samuel 2.12</w:t>
-        </w:r>
-      </w:hyperlink>
+      <w:r>
+        <w:rPr>
+          <w:lang w:val="es_ES" w:bidi="es_ES"/>
+        </w:rPr>
+        <w:t>1 Samuel 2.12</w:t>
+      </w:r>
       <w:r>
         <w:rPr>
           <w:lang w:val="es_ES" w:bidi="es_ES"/>
         </w:rPr>
         <w:t>). Robaban de las ofrendas y seducían a las mujeres que servían en el tabernáculo. Cuando Eli los reprendió, lo ignoraron. Dios envió un profeta para criticar la debilidad de Eli y las malas acciones de sus hijos, anunciando que Dios quitaría el sacerdocio de la familia de Eli (</w:t>
       </w:r>
-      <w:hyperlink r:id="rId109">
-        <w:r>
-          <w:rPr>
-            <w:lang w:val="es_ES" w:bidi="es_ES"/>
-          </w:rPr>
-          <w:rPr>
-            <w:color w:val="0000EE"/>
-            <w:u w:val="single"/>
-          </w:rPr>
-          <w:t>1 Samuel 2.27–36</w:t>
-        </w:r>
-      </w:hyperlink>
+      <w:r>
+        <w:rPr>
+          <w:lang w:val="es_ES" w:bidi="es_ES"/>
+        </w:rPr>
+        <w:t>1 Samuel 2.27–36</w:t>
+      </w:r>
       <w:r>
         <w:rPr>
           <w:lang w:val="es_ES" w:bidi="es_ES"/>
         </w:rPr>
         <w:t>). Este mensaje se confirmó cuando Dios habló a Samuel una noche, diciéndole que pronto castigaría a la familia de Eli (</w:t>
       </w:r>
-      <w:hyperlink r:id="rId110">
-        <w:r>
-          <w:rPr>
-            <w:lang w:val="es_ES" w:bidi="es_ES"/>
-          </w:rPr>
-          <w:rPr>
-            <w:color w:val="0000EE"/>
-            <w:u w:val="single"/>
-          </w:rPr>
-          <w:t>1 Samuel 3.1–14</w:t>
-        </w:r>
-      </w:hyperlink>
+      <w:r>
+        <w:rPr>
+          <w:lang w:val="es_ES" w:bidi="es_ES"/>
+        </w:rPr>
+        <w:t>1 Samuel 3.1–14</w:t>
+      </w:r>
       <w:r>
         <w:rPr>
           <w:lang w:val="es_ES" w:bidi="es_ES"/>
@@ -2960,36 +2282,24 @@
         </w:rPr>
         <w:t>Poco después, el ejército de Israel perdió una batalla contra los filisteos, el arca de la alianza fue capturada y los hijos de Eli murieron (</w:t>
       </w:r>
-      <w:hyperlink r:id="rId111">
-        <w:r>
-          <w:rPr>
-            <w:lang w:val="es_ES" w:bidi="es_ES"/>
-          </w:rPr>
-          <w:rPr>
-            <w:color w:val="0000EE"/>
-            <w:u w:val="single"/>
-          </w:rPr>
-          <w:t>1 Samuel 4.1–11</w:t>
-        </w:r>
-      </w:hyperlink>
+      <w:r>
+        <w:rPr>
+          <w:lang w:val="es_ES" w:bidi="es_ES"/>
+        </w:rPr>
+        <w:t>1 Samuel 4.1–11</w:t>
+      </w:r>
       <w:r>
         <w:rPr>
           <w:lang w:val="es_ES" w:bidi="es_ES"/>
         </w:rPr>
         <w:t>). Cuando Eli, que tenía noventa y ocho años, escuchó la noticia, cayó hacia atrás, se rompió el cuello y murió (</w:t>
       </w:r>
-      <w:hyperlink r:id="rId112">
-        <w:r>
-          <w:rPr>
-            <w:lang w:val="es_ES" w:bidi="es_ES"/>
-          </w:rPr>
-          <w:rPr>
-            <w:color w:val="0000EE"/>
-            <w:u w:val="single"/>
-          </w:rPr>
-          <w:t>1 Samuel 4.12–18</w:t>
-        </w:r>
-      </w:hyperlink>
+      <w:r>
+        <w:rPr>
+          <w:lang w:val="es_ES" w:bidi="es_ES"/>
+        </w:rPr>
+        <w:t>1 Samuel 4.12–18</w:t>
+      </w:r>
       <w:r>
         <w:rPr>
           <w:lang w:val="es_ES" w:bidi="es_ES"/>
@@ -3008,18 +2318,12 @@
         </w:rPr>
         <w:t xml:space="preserve"> (que significa "¿dónde está la gloria?"), porque la gloria había dejado a Israel (</w:t>
       </w:r>
-      <w:hyperlink r:id="rId113">
-        <w:r>
-          <w:rPr>
-            <w:lang w:val="es_ES" w:bidi="es_ES"/>
-          </w:rPr>
-          <w:rPr>
-            <w:color w:val="0000EE"/>
-            <w:u w:val="single"/>
-          </w:rPr>
-          <w:t>1 Samuel 4.19–22</w:t>
-        </w:r>
-      </w:hyperlink>
+      <w:r>
+        <w:rPr>
+          <w:lang w:val="es_ES" w:bidi="es_ES"/>
+        </w:rPr>
+        <w:t>1 Samuel 4.19–22</w:t>
+      </w:r>
       <w:r>
         <w:rPr>
           <w:lang w:val="es_ES" w:bidi="es_ES"/>
@@ -3040,18 +2344,12 @@
         </w:rPr>
         <w:t>La familia de Eli continuó sirviendo como sacerdotes hasta la muerte del rey David. Abiathar fue el último de los descendientes de Eli en servir como sumo sacerdote. Salomón removió a Abiathar de su cargo porque había apoyado a Adonía, quien intentó convertirse en Rey en lugar de Salomón. Posteriormente, Salomón nombró a Sadoc como sumo sacerdote (</w:t>
       </w:r>
-      <w:hyperlink r:id="rId104">
-        <w:r>
-          <w:rPr>
-            <w:lang w:val="es_ES" w:bidi="es_ES"/>
-          </w:rPr>
-          <w:rPr>
-            <w:color w:val="0000EE"/>
-            <w:u w:val="single"/>
-          </w:rPr>
-          <w:t>1 Reyes 2.27</w:t>
-        </w:r>
-      </w:hyperlink>
+      <w:r>
+        <w:rPr>
+          <w:lang w:val="es_ES" w:bidi="es_ES"/>
+        </w:rPr>
+        <w:t>1 Reyes 2.27</w:t>
+      </w:r>
       <w:r>
         <w:rPr>
           <w:lang w:val="es_ES" w:bidi="es_ES"/>
@@ -3081,72 +2379,48 @@
           <w:lang w:val="es_ES" w:bidi="es_ES"/>
         </w:rPr>
       </w:r>
-      <w:hyperlink r:id="rId114">
-        <w:r>
-          <w:rPr>
-            <w:lang w:val="es_ES" w:bidi="es_ES"/>
-          </w:rPr>
-          <w:rPr>
-            <w:color w:val="0000EE"/>
-            <w:u w:val="single"/>
-          </w:rPr>
-          <w:t>1 Samuel 1.9–18</w:t>
-        </w:r>
-      </w:hyperlink>
+      <w:r>
+        <w:rPr>
+          <w:lang w:val="es_ES" w:bidi="es_ES"/>
+        </w:rPr>
+        <w:t>1 Samuel 1.9–18</w:t>
+      </w:r>
       <w:r>
         <w:rPr>
           <w:lang w:val="es_ES" w:bidi="es_ES"/>
         </w:rPr>
         <w:t xml:space="preserve">, </w:t>
       </w:r>
-      <w:hyperlink r:id="rId115">
-        <w:r>
-          <w:rPr>
-            <w:lang w:val="es_ES" w:bidi="es_ES"/>
-          </w:rPr>
-          <w:rPr>
-            <w:color w:val="0000EE"/>
-            <w:u w:val="single"/>
-          </w:rPr>
-          <w:t>25–28</w:t>
-        </w:r>
-      </w:hyperlink>
+      <w:r>
+        <w:rPr>
+          <w:lang w:val="es_ES" w:bidi="es_ES"/>
+        </w:rPr>
+        <w:t>25–28</w:t>
+      </w:r>
       <w:r>
         <w:rPr>
           <w:lang w:val="es_ES" w:bidi="es_ES"/>
         </w:rPr>
         <w:t xml:space="preserve">; </w:t>
       </w:r>
-      <w:hyperlink r:id="rId116">
-        <w:r>
-          <w:rPr>
-            <w:lang w:val="es_ES" w:bidi="es_ES"/>
-          </w:rPr>
-          <w:rPr>
-            <w:color w:val="0000EE"/>
-            <w:u w:val="single"/>
-          </w:rPr>
-          <w:t>1 Samuel 2.11–4:22</w:t>
-        </w:r>
-      </w:hyperlink>
+      <w:r>
+        <w:rPr>
+          <w:lang w:val="es_ES" w:bidi="es_ES"/>
+        </w:rPr>
+        <w:t>1 Samuel 2.11–4:22</w:t>
+      </w:r>
       <w:r>
         <w:rPr>
           <w:lang w:val="es_ES" w:bidi="es_ES"/>
         </w:rPr>
         <w:t xml:space="preserve">; </w:t>
       </w:r>
-      <w:hyperlink r:id="rId104">
-        <w:r>
-          <w:rPr>
-            <w:lang w:val="es_ES" w:bidi="es_ES"/>
-          </w:rPr>
-          <w:rPr>
-            <w:color w:val="0000EE"/>
-            <w:u w:val="single"/>
-          </w:rPr>
-          <w:t>1 Reyes 2.27</w:t>
-        </w:r>
-      </w:hyperlink>
+      <w:r>
+        <w:rPr>
+          <w:lang w:val="es_ES" w:bidi="es_ES"/>
+        </w:rPr>
+        <w:t>1 Reyes 2.27</w:t>
+      </w:r>
       <w:r>
         <w:rPr>
           <w:lang w:val="es_ES" w:bidi="es_ES"/>
@@ -3245,36 +2519,24 @@
         </w:rPr>
         <w:t>Bajo el reinado de Achâb y Jezabel, Israel comenzó a adorar a Baal, un dios cananeo de la fertilidad, las tormentas y la lluvia. Como consecuencia, Dios envió una sequía a Israel (</w:t>
       </w:r>
-      <w:hyperlink r:id="rId117">
-        <w:r>
-          <w:rPr>
-            <w:lang w:val="es_ES" w:bidi="es_ES"/>
-          </w:rPr>
-          <w:rPr>
-            <w:color w:val="0000EE"/>
-            <w:u w:val="single"/>
-          </w:rPr>
-          <w:t>1 Reyes 17.1</w:t>
-        </w:r>
-      </w:hyperlink>
+      <w:r>
+        <w:rPr>
+          <w:lang w:val="es_ES" w:bidi="es_ES"/>
+        </w:rPr>
+        <w:t>1 Reyes 17.1</w:t>
+      </w:r>
       <w:r>
         <w:rPr>
           <w:lang w:val="es_ES" w:bidi="es_ES"/>
         </w:rPr>
         <w:t>). Elías se escondió hasta que la sequía terminó, y Dios lo cuidó. Durante este tiempo, se hospedó con una viuda en Sarepta, un pueblo en la región natal de Jezabel, Sidón. El hijo de la viuda murió, pero Elías oró por él y volvió a la vida (</w:t>
       </w:r>
-      <w:hyperlink r:id="rId118">
-        <w:r>
-          <w:rPr>
-            <w:lang w:val="es_ES" w:bidi="es_ES"/>
-          </w:rPr>
-          <w:rPr>
-            <w:color w:val="0000EE"/>
-            <w:u w:val="single"/>
-          </w:rPr>
-          <w:t>1 Reyes 17.8–24</w:t>
-        </w:r>
-      </w:hyperlink>
+      <w:r>
+        <w:rPr>
+          <w:lang w:val="es_ES" w:bidi="es_ES"/>
+        </w:rPr>
+        <w:t>1 Reyes 17.8–24</w:t>
+      </w:r>
       <w:r>
         <w:rPr>
           <w:lang w:val="es_ES" w:bidi="es_ES"/>
@@ -3295,36 +2557,24 @@
         </w:rPr>
         <w:t>En el tercer año de sequía, Elías retó a los profetas de Baal a un concurso en el Monte Carmelo para demostrar quién era el verdadero Dios (</w:t>
       </w:r>
-      <w:hyperlink r:id="rId119">
-        <w:r>
-          <w:rPr>
-            <w:lang w:val="es_ES" w:bidi="es_ES"/>
-          </w:rPr>
-          <w:rPr>
-            <w:color w:val="0000EE"/>
-            <w:u w:val="single"/>
-          </w:rPr>
-          <w:t>1 Reyes 18.1–40</w:t>
-        </w:r>
-      </w:hyperlink>
+      <w:r>
+        <w:rPr>
+          <w:lang w:val="es_ES" w:bidi="es_ES"/>
+        </w:rPr>
+        <w:t>1 Reyes 18.1–40</w:t>
+      </w:r>
       <w:r>
         <w:rPr>
           <w:lang w:val="es_ES" w:bidi="es_ES"/>
         </w:rPr>
         <w:t>). Los profetas de Baal invocaron a su dios sin éxito, volviéndose frenéticos en su intento de hacerlo aparecer, mientras Elías se burlaba de ellos. Cuando llegó el turno de Elías, vertió agua sobre su sacrificio y pronunció una oración sencilla y poderosa. El fuego consumió inmediatamente la ofrenda. En respuesta, el pueblo de Israel adoró al Señor y, siguiendo las instrucciones de Elías, mataron a los profetas de Baal. Luego, Elías oró por lluvia, y la sequía terminó (</w:t>
       </w:r>
-      <w:hyperlink r:id="rId120">
-        <w:r>
-          <w:rPr>
-            <w:lang w:val="es_ES" w:bidi="es_ES"/>
-          </w:rPr>
-          <w:rPr>
-            <w:color w:val="0000EE"/>
-            <w:u w:val="single"/>
-          </w:rPr>
-          <w:t>1 Reyes 18.41–46</w:t>
-        </w:r>
-      </w:hyperlink>
+      <w:r>
+        <w:rPr>
+          <w:lang w:val="es_ES" w:bidi="es_ES"/>
+        </w:rPr>
+        <w:t>1 Reyes 18.41–46</w:t>
+      </w:r>
       <w:r>
         <w:rPr>
           <w:lang w:val="es_ES" w:bidi="es_ES"/>
@@ -3345,36 +2595,24 @@
         </w:rPr>
         <w:t>A pesar del gran poder de Dios, Achâb y Jezabel continuaron engañando a Israel. Jezabel estaba furiosa porque sus profetas habían sido asesinados (</w:t>
       </w:r>
-      <w:hyperlink r:id="rId121">
-        <w:r>
-          <w:rPr>
-            <w:lang w:val="es_ES" w:bidi="es_ES"/>
-          </w:rPr>
-          <w:rPr>
-            <w:color w:val="0000EE"/>
-            <w:u w:val="single"/>
-          </w:rPr>
-          <w:t>1 Reyes 19.1–2</w:t>
-        </w:r>
-      </w:hyperlink>
+      <w:r>
+        <w:rPr>
+          <w:lang w:val="es_ES" w:bidi="es_ES"/>
+        </w:rPr>
+        <w:t>1 Reyes 19.1–2</w:t>
+      </w:r>
       <w:r>
         <w:rPr>
           <w:lang w:val="es_ES" w:bidi="es_ES"/>
         </w:rPr>
         <w:t>). Amenazó a Elías, quien huyó al desierto y pidió a Dios que le quitara la vida. En lugar de eso, un ángel lo alimentó hasta que llegó al Monte Sinaí. Elías se quejó de que era el único profeta que quedaba y que su vida estaba en peligro. Dios lo animó con una voz suave, le compartió buenas noticias y lo envió de regreso a servir (</w:t>
       </w:r>
-      <w:hyperlink r:id="rId122">
-        <w:r>
-          <w:rPr>
-            <w:lang w:val="es_ES" w:bidi="es_ES"/>
-          </w:rPr>
-          <w:rPr>
-            <w:color w:val="0000EE"/>
-            <w:u w:val="single"/>
-          </w:rPr>
-          <w:t>1 Reyes 19.3–18</w:t>
-        </w:r>
-      </w:hyperlink>
+      <w:r>
+        <w:rPr>
+          <w:lang w:val="es_ES" w:bidi="es_ES"/>
+        </w:rPr>
+        <w:t>1 Reyes 19.3–18</w:t>
+      </w:r>
       <w:r>
         <w:rPr>
           <w:lang w:val="es_ES" w:bidi="es_ES"/>
@@ -3395,54 +2633,36 @@
         </w:rPr>
         <w:t>Elías fue muy devoto al verdadero Dios. Entrenó a un asistente llamado Eliseo. Al final de la vida de Elías en la Tierra, no murió, sino que fue llevado al cielo en un carro de fuego (</w:t>
       </w:r>
-      <w:hyperlink r:id="rId123">
-        <w:r>
-          <w:rPr>
-            <w:lang w:val="es_ES" w:bidi="es_ES"/>
-          </w:rPr>
-          <w:rPr>
-            <w:color w:val="0000EE"/>
-            <w:u w:val="single"/>
-          </w:rPr>
-          <w:t>2 Reyes 2.11–12</w:t>
-        </w:r>
-      </w:hyperlink>
+      <w:r>
+        <w:rPr>
+          <w:lang w:val="es_ES" w:bidi="es_ES"/>
+        </w:rPr>
+        <w:t>2 Reyes 2.11–12</w:t>
+      </w:r>
       <w:r>
         <w:rPr>
           <w:lang w:val="es_ES" w:bidi="es_ES"/>
         </w:rPr>
         <w:t xml:space="preserve">). Eliseo asumió el papel de Elías como profeta y continuó desafiando la adoración falsa en Israel (ver </w:t>
       </w:r>
-      <w:hyperlink r:id="rId124">
-        <w:r>
-          <w:rPr>
-            <w:lang w:val="es_ES" w:bidi="es_ES"/>
-          </w:rPr>
-          <w:rPr>
-            <w:color w:val="0000EE"/>
-            <w:u w:val="single"/>
-          </w:rPr>
-          <w:t>2 Reyes 2.1–9.13</w:t>
-        </w:r>
-      </w:hyperlink>
+      <w:r>
+        <w:rPr>
+          <w:lang w:val="es_ES" w:bidi="es_ES"/>
+        </w:rPr>
+        <w:t>2 Reyes 2.1–9.13</w:t>
+      </w:r>
       <w:r>
         <w:rPr>
           <w:lang w:val="es_ES" w:bidi="es_ES"/>
         </w:rPr>
         <w:t xml:space="preserve">; </w:t>
       </w:r>
-      <w:hyperlink r:id="rId125">
-        <w:r>
-          <w:rPr>
-            <w:lang w:val="es_ES" w:bidi="es_ES"/>
-          </w:rPr>
-          <w:rPr>
-            <w:color w:val="0000EE"/>
-            <w:u w:val="single"/>
-          </w:rPr>
-          <w:t>13.14–25</w:t>
-        </w:r>
-      </w:hyperlink>
+      <w:r>
+        <w:rPr>
+          <w:lang w:val="es_ES" w:bidi="es_ES"/>
+        </w:rPr>
+        <w:t>13.14–25</w:t>
+      </w:r>
       <w:r>
         <w:rPr>
           <w:lang w:val="es_ES" w:bidi="es_ES"/>
@@ -3463,162 +2683,108 @@
         </w:rPr>
         <w:t>El Antiguo Testamento concluye con la esperanza de que Elías regrese antes del día del Señor (</w:t>
       </w:r>
-      <w:hyperlink r:id="rId126">
-        <w:r>
-          <w:rPr>
-            <w:lang w:val="es_ES" w:bidi="es_ES"/>
-          </w:rPr>
-          <w:rPr>
-            <w:color w:val="0000EE"/>
-            <w:u w:val="single"/>
-          </w:rPr>
-          <w:t>Malaquías 4.5–6</w:t>
-        </w:r>
-      </w:hyperlink>
+      <w:r>
+        <w:rPr>
+          <w:lang w:val="es_ES" w:bidi="es_ES"/>
+        </w:rPr>
+        <w:t>Malaquías 4.5–6</w:t>
+      </w:r>
       <w:r>
         <w:rPr>
           <w:lang w:val="es_ES" w:bidi="es_ES"/>
         </w:rPr>
         <w:t xml:space="preserve">). Juan el Bautista cumplió parcialmente esta expectativa (ver </w:t>
       </w:r>
-      <w:hyperlink r:id="rId127">
-        <w:r>
-          <w:rPr>
-            <w:lang w:val="es_ES" w:bidi="es_ES"/>
-          </w:rPr>
-          <w:rPr>
-            <w:color w:val="0000EE"/>
-            <w:u w:val="single"/>
-          </w:rPr>
-          <w:t>Mateo 11.7–14</w:t>
-        </w:r>
-      </w:hyperlink>
+      <w:r>
+        <w:rPr>
+          <w:lang w:val="es_ES" w:bidi="es_ES"/>
+        </w:rPr>
+        <w:t>Mateo 11.7–14</w:t>
+      </w:r>
       <w:r>
         <w:rPr>
           <w:lang w:val="es_ES" w:bidi="es_ES"/>
         </w:rPr>
         <w:t xml:space="preserve">; </w:t>
       </w:r>
-      <w:hyperlink r:id="rId128">
-        <w:r>
-          <w:rPr>
-            <w:lang w:val="es_ES" w:bidi="es_ES"/>
-          </w:rPr>
-          <w:rPr>
-            <w:color w:val="0000EE"/>
-            <w:u w:val="single"/>
-          </w:rPr>
-          <w:t>17.10–13</w:t>
-        </w:r>
-      </w:hyperlink>
+      <w:r>
+        <w:rPr>
+          <w:lang w:val="es_ES" w:bidi="es_ES"/>
+        </w:rPr>
+        <w:t>17.10–13</w:t>
+      </w:r>
       <w:r>
         <w:rPr>
           <w:lang w:val="es_ES" w:bidi="es_ES"/>
         </w:rPr>
         <w:t xml:space="preserve">; </w:t>
       </w:r>
-      <w:hyperlink r:id="rId129">
-        <w:r>
-          <w:rPr>
-            <w:lang w:val="es_ES" w:bidi="es_ES"/>
-          </w:rPr>
-          <w:rPr>
-            <w:color w:val="0000EE"/>
-            <w:u w:val="single"/>
-          </w:rPr>
-          <w:t>Lucas 1.17</w:t>
-        </w:r>
-      </w:hyperlink>
+      <w:r>
+        <w:rPr>
+          <w:lang w:val="es_ES" w:bidi="es_ES"/>
+        </w:rPr>
+        <w:t>Lucas 1.17</w:t>
+      </w:r>
       <w:r>
         <w:rPr>
           <w:lang w:val="es_ES" w:bidi="es_ES"/>
         </w:rPr>
         <w:t xml:space="preserve">). Elías apareció junto a Moisés durante la transfiguración de Jesús (cuando la apariencia de Jesús cambió para mostrar su gloria divina; </w:t>
       </w:r>
-      <w:hyperlink r:id="rId130">
-        <w:r>
-          <w:rPr>
-            <w:lang w:val="es_ES" w:bidi="es_ES"/>
-          </w:rPr>
-          <w:rPr>
-            <w:color w:val="0000EE"/>
-            <w:u w:val="single"/>
-          </w:rPr>
-          <w:t>Mateo 17.1–9</w:t>
-        </w:r>
-      </w:hyperlink>
+      <w:r>
+        <w:rPr>
+          <w:lang w:val="es_ES" w:bidi="es_ES"/>
+        </w:rPr>
+        <w:t>Mateo 17.1–9</w:t>
+      </w:r>
       <w:r>
         <w:rPr>
           <w:lang w:val="es_ES" w:bidi="es_ES"/>
         </w:rPr>
         <w:t xml:space="preserve">). En </w:t>
       </w:r>
-      <w:hyperlink r:id="rId131">
-        <w:r>
-          <w:rPr>
-            <w:lang w:val="es_ES" w:bidi="es_ES"/>
-          </w:rPr>
-          <w:rPr>
-            <w:color w:val="0000EE"/>
-            <w:u w:val="single"/>
-          </w:rPr>
-          <w:t>Apocalipsis 11.3–12</w:t>
-        </w:r>
-      </w:hyperlink>
+      <w:r>
+        <w:rPr>
+          <w:lang w:val="es_ES" w:bidi="es_ES"/>
+        </w:rPr>
+        <w:t>Apocalipsis 11.3–12</w:t>
+      </w:r>
       <w:r>
         <w:rPr>
           <w:lang w:val="es_ES" w:bidi="es_ES"/>
         </w:rPr>
         <w:t>, uno de los dos testigos parece ser Elías mismo o alguien similar a él. La vida de Elías demuestra la bondad de Dios y el poder de la oración (</w:t>
       </w:r>
-      <w:hyperlink r:id="rId132">
-        <w:r>
-          <w:rPr>
-            <w:lang w:val="es_ES" w:bidi="es_ES"/>
-          </w:rPr>
-          <w:rPr>
-            <w:color w:val="0000EE"/>
-            <w:u w:val="single"/>
-          </w:rPr>
-          <w:t>Lucas 4.25–26</w:t>
-        </w:r>
-      </w:hyperlink>
+      <w:r>
+        <w:rPr>
+          <w:lang w:val="es_ES" w:bidi="es_ES"/>
+        </w:rPr>
+        <w:t>Lucas 4.25–26</w:t>
+      </w:r>
       <w:r>
         <w:rPr>
           <w:lang w:val="es_ES" w:bidi="es_ES"/>
         </w:rPr>
         <w:t xml:space="preserve">; </w:t>
       </w:r>
-      <w:hyperlink r:id="rId133">
-        <w:r>
-          <w:rPr>
-            <w:lang w:val="es_ES" w:bidi="es_ES"/>
-          </w:rPr>
-          <w:rPr>
-            <w:color w:val="0000EE"/>
-            <w:u w:val="single"/>
-          </w:rPr>
-          <w:t>Romanos 11.2–6</w:t>
-        </w:r>
-      </w:hyperlink>
+      <w:r>
+        <w:rPr>
+          <w:lang w:val="es_ES" w:bidi="es_ES"/>
+        </w:rPr>
+        <w:t>Romanos 11.2–6</w:t>
+      </w:r>
       <w:r>
         <w:rPr>
           <w:lang w:val="es_ES" w:bidi="es_ES"/>
         </w:rPr>
         <w:t xml:space="preserve">; </w:t>
       </w:r>
-      <w:hyperlink r:id="rId134">
-        <w:r>
-          <w:rPr>
-            <w:lang w:val="es_ES" w:bidi="es_ES"/>
-          </w:rPr>
-          <w:rPr>
-            <w:color w:val="0000EE"/>
-            <w:u w:val="single"/>
-          </w:rPr>
-          <w:t>Santiago 5.17–18</w:t>
-        </w:r>
-      </w:hyperlink>
+      <w:r>
+        <w:rPr>
+          <w:lang w:val="es_ES" w:bidi="es_ES"/>
+        </w:rPr>
+        <w:t>Santiago 5.17–18</w:t>
+      </w:r>
       <w:r>
         <w:rPr>
           <w:lang w:val="es_ES" w:bidi="es_ES"/>
@@ -3648,396 +2814,264 @@
           <w:lang w:val="es_ES" w:bidi="es_ES"/>
         </w:rPr>
       </w:r>
-      <w:hyperlink r:id="rId135">
-        <w:r>
-          <w:rPr>
-            <w:lang w:val="es_ES" w:bidi="es_ES"/>
-          </w:rPr>
-          <w:rPr>
-            <w:color w:val="0000EE"/>
-            <w:u w:val="single"/>
-          </w:rPr>
-          <w:t>1 Reyes 17.1–19.21</w:t>
-        </w:r>
-      </w:hyperlink>
+      <w:r>
+        <w:rPr>
+          <w:lang w:val="es_ES" w:bidi="es_ES"/>
+        </w:rPr>
+        <w:t>1 Reyes 17.1–19.21</w:t>
+      </w:r>
       <w:r>
         <w:rPr>
           <w:lang w:val="es_ES" w:bidi="es_ES"/>
         </w:rPr>
         <w:t xml:space="preserve">; </w:t>
       </w:r>
-      <w:hyperlink r:id="rId136">
-        <w:r>
-          <w:rPr>
-            <w:lang w:val="es_ES" w:bidi="es_ES"/>
-          </w:rPr>
-          <w:rPr>
-            <w:color w:val="0000EE"/>
-            <w:u w:val="single"/>
-          </w:rPr>
-          <w:t>21.1–29</w:t>
-        </w:r>
-      </w:hyperlink>
+      <w:r>
+        <w:rPr>
+          <w:lang w:val="es_ES" w:bidi="es_ES"/>
+        </w:rPr>
+        <w:t>21.1–29</w:t>
+      </w:r>
       <w:r>
         <w:rPr>
           <w:lang w:val="es_ES" w:bidi="es_ES"/>
         </w:rPr>
         <w:t xml:space="preserve">; </w:t>
       </w:r>
-      <w:hyperlink r:id="rId137">
-        <w:r>
-          <w:rPr>
-            <w:lang w:val="es_ES" w:bidi="es_ES"/>
-          </w:rPr>
-          <w:rPr>
-            <w:color w:val="0000EE"/>
-            <w:u w:val="single"/>
-          </w:rPr>
-          <w:t>2 Reyes 1.1–2.25</w:t>
-        </w:r>
-      </w:hyperlink>
+      <w:r>
+        <w:rPr>
+          <w:lang w:val="es_ES" w:bidi="es_ES"/>
+        </w:rPr>
+        <w:t>2 Reyes 1.1–2.25</w:t>
+      </w:r>
       <w:r>
         <w:rPr>
           <w:lang w:val="es_ES" w:bidi="es_ES"/>
         </w:rPr>
         <w:t xml:space="preserve">; </w:t>
       </w:r>
-      <w:hyperlink r:id="rId138">
-        <w:r>
-          <w:rPr>
-            <w:lang w:val="es_ES" w:bidi="es_ES"/>
-          </w:rPr>
-          <w:rPr>
-            <w:color w:val="0000EE"/>
-            <w:u w:val="single"/>
-          </w:rPr>
-          <w:t>9.36</w:t>
-        </w:r>
-      </w:hyperlink>
+      <w:r>
+        <w:rPr>
+          <w:lang w:val="es_ES" w:bidi="es_ES"/>
+        </w:rPr>
+        <w:t>9.36</w:t>
+      </w:r>
       <w:r>
         <w:rPr>
           <w:lang w:val="es_ES" w:bidi="es_ES"/>
         </w:rPr>
         <w:t xml:space="preserve">; </w:t>
       </w:r>
-      <w:hyperlink r:id="rId139">
-        <w:r>
-          <w:rPr>
-            <w:lang w:val="es_ES" w:bidi="es_ES"/>
-          </w:rPr>
-          <w:rPr>
-            <w:color w:val="0000EE"/>
-            <w:u w:val="single"/>
-          </w:rPr>
-          <w:t>10.10</w:t>
-        </w:r>
-      </w:hyperlink>
+      <w:r>
+        <w:rPr>
+          <w:lang w:val="es_ES" w:bidi="es_ES"/>
+        </w:rPr>
+        <w:t>10.10</w:t>
+      </w:r>
       <w:r>
         <w:rPr>
           <w:lang w:val="es_ES" w:bidi="es_ES"/>
         </w:rPr>
         <w:t xml:space="preserve">, </w:t>
       </w:r>
-      <w:hyperlink r:id="rId140">
-        <w:r>
-          <w:rPr>
-            <w:lang w:val="es_ES" w:bidi="es_ES"/>
-          </w:rPr>
-          <w:rPr>
-            <w:color w:val="0000EE"/>
-            <w:u w:val="single"/>
-          </w:rPr>
-          <w:t>17</w:t>
-        </w:r>
-      </w:hyperlink>
+      <w:r>
+        <w:rPr>
+          <w:lang w:val="es_ES" w:bidi="es_ES"/>
+        </w:rPr>
+        <w:t>17</w:t>
+      </w:r>
       <w:r>
         <w:rPr>
           <w:lang w:val="es_ES" w:bidi="es_ES"/>
         </w:rPr>
         <w:t xml:space="preserve">; </w:t>
       </w:r>
-      <w:hyperlink r:id="rId141">
-        <w:r>
-          <w:rPr>
-            <w:lang w:val="es_ES" w:bidi="es_ES"/>
-          </w:rPr>
-          <w:rPr>
-            <w:color w:val="0000EE"/>
-            <w:u w:val="single"/>
-          </w:rPr>
-          <w:t>2 Crónicas 21.12–15</w:t>
-        </w:r>
-      </w:hyperlink>
+      <w:r>
+        <w:rPr>
+          <w:lang w:val="es_ES" w:bidi="es_ES"/>
+        </w:rPr>
+        <w:t>2 Crónicas 21.12–15</w:t>
+      </w:r>
       <w:r>
         <w:rPr>
           <w:lang w:val="es_ES" w:bidi="es_ES"/>
         </w:rPr>
         <w:t xml:space="preserve">; </w:t>
       </w:r>
-      <w:hyperlink r:id="rId126">
-        <w:r>
-          <w:rPr>
-            <w:lang w:val="es_ES" w:bidi="es_ES"/>
-          </w:rPr>
-          <w:rPr>
-            <w:color w:val="0000EE"/>
-            <w:u w:val="single"/>
-          </w:rPr>
-          <w:t>Malaquías 4.5–6</w:t>
-        </w:r>
-      </w:hyperlink>
+      <w:r>
+        <w:rPr>
+          <w:lang w:val="es_ES" w:bidi="es_ES"/>
+        </w:rPr>
+        <w:t>Malaquías 4.5–6</w:t>
+      </w:r>
       <w:r>
         <w:rPr>
           <w:lang w:val="es_ES" w:bidi="es_ES"/>
         </w:rPr>
         <w:t xml:space="preserve">; </w:t>
       </w:r>
-      <w:hyperlink r:id="rId142">
-        <w:r>
-          <w:rPr>
-            <w:lang w:val="es_ES" w:bidi="es_ES"/>
-          </w:rPr>
-          <w:rPr>
-            <w:color w:val="0000EE"/>
-            <w:u w:val="single"/>
-          </w:rPr>
-          <w:t>Mateo 11.14</w:t>
-        </w:r>
-      </w:hyperlink>
+      <w:r>
+        <w:rPr>
+          <w:lang w:val="es_ES" w:bidi="es_ES"/>
+        </w:rPr>
+        <w:t>Mateo 11.14</w:t>
+      </w:r>
       <w:r>
         <w:rPr>
           <w:lang w:val="es_ES" w:bidi="es_ES"/>
         </w:rPr>
         <w:t xml:space="preserve">; </w:t>
       </w:r>
-      <w:hyperlink r:id="rId143">
-        <w:r>
-          <w:rPr>
-            <w:lang w:val="es_ES" w:bidi="es_ES"/>
-          </w:rPr>
-          <w:rPr>
-            <w:color w:val="0000EE"/>
-            <w:u w:val="single"/>
-          </w:rPr>
-          <w:t>16.14</w:t>
-        </w:r>
-      </w:hyperlink>
+      <w:r>
+        <w:rPr>
+          <w:lang w:val="es_ES" w:bidi="es_ES"/>
+        </w:rPr>
+        <w:t>16.14</w:t>
+      </w:r>
       <w:r>
         <w:rPr>
           <w:lang w:val="es_ES" w:bidi="es_ES"/>
         </w:rPr>
         <w:t xml:space="preserve">; </w:t>
       </w:r>
-      <w:hyperlink r:id="rId144">
-        <w:r>
-          <w:rPr>
-            <w:lang w:val="es_ES" w:bidi="es_ES"/>
-          </w:rPr>
-          <w:rPr>
-            <w:color w:val="0000EE"/>
-            <w:u w:val="single"/>
-          </w:rPr>
-          <w:t>17.1–13</w:t>
-        </w:r>
-      </w:hyperlink>
+      <w:r>
+        <w:rPr>
+          <w:lang w:val="es_ES" w:bidi="es_ES"/>
+        </w:rPr>
+        <w:t>17.1–13</w:t>
+      </w:r>
       <w:r>
         <w:rPr>
           <w:lang w:val="es_ES" w:bidi="es_ES"/>
         </w:rPr>
         <w:t xml:space="preserve">; </w:t>
       </w:r>
-      <w:hyperlink r:id="rId145">
-        <w:r>
-          <w:rPr>
-            <w:lang w:val="es_ES" w:bidi="es_ES"/>
-          </w:rPr>
-          <w:rPr>
-            <w:color w:val="0000EE"/>
-            <w:u w:val="single"/>
-          </w:rPr>
-          <w:t>27.45–49</w:t>
-        </w:r>
-      </w:hyperlink>
+      <w:r>
+        <w:rPr>
+          <w:lang w:val="es_ES" w:bidi="es_ES"/>
+        </w:rPr>
+        <w:t>27.45–49</w:t>
+      </w:r>
       <w:r>
         <w:rPr>
           <w:lang w:val="es_ES" w:bidi="es_ES"/>
         </w:rPr>
         <w:t xml:space="preserve">; </w:t>
       </w:r>
-      <w:hyperlink r:id="rId146">
-        <w:r>
-          <w:rPr>
-            <w:lang w:val="es_ES" w:bidi="es_ES"/>
-          </w:rPr>
-          <w:rPr>
-            <w:color w:val="0000EE"/>
-            <w:u w:val="single"/>
-          </w:rPr>
-          <w:t>Marcos 6.15</w:t>
-        </w:r>
-      </w:hyperlink>
+      <w:r>
+        <w:rPr>
+          <w:lang w:val="es_ES" w:bidi="es_ES"/>
+        </w:rPr>
+        <w:t>Marcos 6.15</w:t>
+      </w:r>
       <w:r>
         <w:rPr>
           <w:lang w:val="es_ES" w:bidi="es_ES"/>
         </w:rPr>
         <w:t xml:space="preserve">; </w:t>
       </w:r>
-      <w:hyperlink r:id="rId147">
-        <w:r>
-          <w:rPr>
-            <w:lang w:val="es_ES" w:bidi="es_ES"/>
-          </w:rPr>
-          <w:rPr>
-            <w:color w:val="0000EE"/>
-            <w:u w:val="single"/>
-          </w:rPr>
-          <w:t>8.28</w:t>
-        </w:r>
-      </w:hyperlink>
+      <w:r>
+        <w:rPr>
+          <w:lang w:val="es_ES" w:bidi="es_ES"/>
+        </w:rPr>
+        <w:t>8.28</w:t>
+      </w:r>
       <w:r>
         <w:rPr>
           <w:lang w:val="es_ES" w:bidi="es_ES"/>
         </w:rPr>
         <w:t xml:space="preserve">; </w:t>
       </w:r>
-      <w:hyperlink r:id="rId148">
-        <w:r>
-          <w:rPr>
-            <w:lang w:val="es_ES" w:bidi="es_ES"/>
-          </w:rPr>
-          <w:rPr>
-            <w:color w:val="0000EE"/>
-            <w:u w:val="single"/>
-          </w:rPr>
-          <w:t>9.2–13</w:t>
-        </w:r>
-      </w:hyperlink>
+      <w:r>
+        <w:rPr>
+          <w:lang w:val="es_ES" w:bidi="es_ES"/>
+        </w:rPr>
+        <w:t>9.2–13</w:t>
+      </w:r>
       <w:r>
         <w:rPr>
           <w:lang w:val="es_ES" w:bidi="es_ES"/>
         </w:rPr>
         <w:t xml:space="preserve">; </w:t>
       </w:r>
-      <w:hyperlink r:id="rId149">
-        <w:r>
-          <w:rPr>
-            <w:lang w:val="es_ES" w:bidi="es_ES"/>
-          </w:rPr>
-          <w:rPr>
-            <w:color w:val="0000EE"/>
-            <w:u w:val="single"/>
-          </w:rPr>
-          <w:t>15.33–36</w:t>
-        </w:r>
-      </w:hyperlink>
+      <w:r>
+        <w:rPr>
+          <w:lang w:val="es_ES" w:bidi="es_ES"/>
+        </w:rPr>
+        <w:t>15.33–36</w:t>
+      </w:r>
       <w:r>
         <w:rPr>
           <w:lang w:val="es_ES" w:bidi="es_ES"/>
         </w:rPr>
         <w:t xml:space="preserve">; </w:t>
       </w:r>
-      <w:hyperlink r:id="rId129">
-        <w:r>
-          <w:rPr>
-            <w:lang w:val="es_ES" w:bidi="es_ES"/>
-          </w:rPr>
-          <w:rPr>
-            <w:color w:val="0000EE"/>
-            <w:u w:val="single"/>
-          </w:rPr>
-          <w:t>Lucas 1.17</w:t>
-        </w:r>
-      </w:hyperlink>
+      <w:r>
+        <w:rPr>
+          <w:lang w:val="es_ES" w:bidi="es_ES"/>
+        </w:rPr>
+        <w:t>Lucas 1.17</w:t>
+      </w:r>
       <w:r>
         <w:rPr>
           <w:lang w:val="es_ES" w:bidi="es_ES"/>
         </w:rPr>
         <w:t xml:space="preserve">; </w:t>
       </w:r>
-      <w:hyperlink r:id="rId150">
-        <w:r>
-          <w:rPr>
-            <w:lang w:val="es_ES" w:bidi="es_ES"/>
-          </w:rPr>
-          <w:rPr>
-            <w:color w:val="0000EE"/>
-            <w:u w:val="single"/>
-          </w:rPr>
-          <w:t>4.26</w:t>
-        </w:r>
-      </w:hyperlink>
+      <w:r>
+        <w:rPr>
+          <w:lang w:val="es_ES" w:bidi="es_ES"/>
+        </w:rPr>
+        <w:t>4.26</w:t>
+      </w:r>
       <w:r>
         <w:rPr>
           <w:lang w:val="es_ES" w:bidi="es_ES"/>
         </w:rPr>
         <w:t xml:space="preserve">; </w:t>
       </w:r>
-      <w:hyperlink r:id="rId151">
-        <w:r>
-          <w:rPr>
-            <w:lang w:val="es_ES" w:bidi="es_ES"/>
-          </w:rPr>
-          <w:rPr>
-            <w:color w:val="0000EE"/>
-            <w:u w:val="single"/>
-          </w:rPr>
-          <w:t>9.28–36</w:t>
-        </w:r>
-      </w:hyperlink>
+      <w:r>
+        <w:rPr>
+          <w:lang w:val="es_ES" w:bidi="es_ES"/>
+        </w:rPr>
+        <w:t>9.28–36</w:t>
+      </w:r>
       <w:r>
         <w:rPr>
           <w:lang w:val="es_ES" w:bidi="es_ES"/>
         </w:rPr>
         <w:t xml:space="preserve">; </w:t>
       </w:r>
-      <w:hyperlink r:id="rId152">
-        <w:r>
-          <w:rPr>
-            <w:lang w:val="es_ES" w:bidi="es_ES"/>
-          </w:rPr>
-          <w:rPr>
-            <w:color w:val="0000EE"/>
-            <w:u w:val="single"/>
-          </w:rPr>
-          <w:t>Juan 1.19–28</w:t>
-        </w:r>
-      </w:hyperlink>
+      <w:r>
+        <w:rPr>
+          <w:lang w:val="es_ES" w:bidi="es_ES"/>
+        </w:rPr>
+        <w:t>Juan 1.19–28</w:t>
+      </w:r>
       <w:r>
         <w:rPr>
           <w:lang w:val="es_ES" w:bidi="es_ES"/>
         </w:rPr>
         <w:t xml:space="preserve">; </w:t>
       </w:r>
-      <w:hyperlink r:id="rId153">
-        <w:r>
-          <w:rPr>
-            <w:lang w:val="es_ES" w:bidi="es_ES"/>
-          </w:rPr>
-          <w:rPr>
-            <w:color w:val="0000EE"/>
-            <w:u w:val="single"/>
-          </w:rPr>
-          <w:t>Romanos 11.1–6</w:t>
-        </w:r>
-      </w:hyperlink>
+      <w:r>
+        <w:rPr>
+          <w:lang w:val="es_ES" w:bidi="es_ES"/>
+        </w:rPr>
+        <w:t>Romanos 11.1–6</w:t>
+      </w:r>
       <w:r>
         <w:rPr>
           <w:lang w:val="es_ES" w:bidi="es_ES"/>
         </w:rPr>
         <w:t xml:space="preserve">; </w:t>
       </w:r>
-      <w:hyperlink r:id="rId154">
-        <w:r>
-          <w:rPr>
-            <w:lang w:val="es_ES" w:bidi="es_ES"/>
-          </w:rPr>
-          <w:rPr>
-            <w:color w:val="0000EE"/>
-            <w:u w:val="single"/>
-          </w:rPr>
-          <w:t>Santiago 5.17</w:t>
-        </w:r>
-      </w:hyperlink>
+      <w:r>
+        <w:rPr>
+          <w:lang w:val="es_ES" w:bidi="es_ES"/>
+        </w:rPr>
+        <w:t>Santiago 5.17</w:t>
+      </w:r>
       <w:r>
         <w:rPr>
           <w:lang w:val="es_ES" w:bidi="es_ES"/>
@@ -4124,36 +3158,24 @@
         </w:rPr>
         <w:t>Eliseo inició su labor como discípulo de Elías y fue escogido por Dios para sucederlo (</w:t>
       </w:r>
-      <w:hyperlink r:id="rId155">
-        <w:r>
-          <w:rPr>
-            <w:lang w:val="es_ES" w:bidi="es_ES"/>
-          </w:rPr>
-          <w:rPr>
-            <w:color w:val="0000EE"/>
-            <w:u w:val="single"/>
-          </w:rPr>
-          <w:t>1 Reyes 19.15–21</w:t>
-        </w:r>
-      </w:hyperlink>
+      <w:r>
+        <w:rPr>
+          <w:lang w:val="es_ES" w:bidi="es_ES"/>
+        </w:rPr>
+        <w:t>1 Reyes 19.15–21</w:t>
+      </w:r>
       <w:r>
         <w:rPr>
           <w:lang w:val="es_ES" w:bidi="es_ES"/>
         </w:rPr>
         <w:t xml:space="preserve">; </w:t>
       </w:r>
-      <w:hyperlink r:id="rId156">
-        <w:r>
-          <w:rPr>
-            <w:lang w:val="es_ES" w:bidi="es_ES"/>
-          </w:rPr>
-          <w:rPr>
-            <w:color w:val="0000EE"/>
-            <w:u w:val="single"/>
-          </w:rPr>
-          <w:t>2 Reyes 2.1–18</w:t>
-        </w:r>
-      </w:hyperlink>
+      <w:r>
+        <w:rPr>
+          <w:lang w:val="es_ES" w:bidi="es_ES"/>
+        </w:rPr>
+        <w:t>2 Reyes 2.1–18</w:t>
+      </w:r>
       <w:r>
         <w:rPr>
           <w:lang w:val="es_ES" w:bidi="es_ES"/>
@@ -4174,54 +3196,36 @@
         </w:rPr>
         <w:t>Los milagros de Eliseo a menudo involucraban agua. Transformó el agua mala de un manantial cerca de Jericó en agua limpia e hizo flotar la cabeza de un hacha (</w:t>
       </w:r>
-      <w:hyperlink r:id="rId157">
-        <w:r>
-          <w:rPr>
-            <w:lang w:val="es_ES" w:bidi="es_ES"/>
-          </w:rPr>
-          <w:rPr>
-            <w:color w:val="0000EE"/>
-            <w:u w:val="single"/>
-          </w:rPr>
-          <w:t>2 Reyes 2.19–22</w:t>
-        </w:r>
-      </w:hyperlink>
+      <w:r>
+        <w:rPr>
+          <w:lang w:val="es_ES" w:bidi="es_ES"/>
+        </w:rPr>
+        <w:t>2 Reyes 2.19–22</w:t>
+      </w:r>
       <w:r>
         <w:rPr>
           <w:lang w:val="es_ES" w:bidi="es_ES"/>
         </w:rPr>
         <w:t xml:space="preserve">; </w:t>
       </w:r>
-      <w:hyperlink r:id="rId158">
-        <w:r>
-          <w:rPr>
-            <w:lang w:val="es_ES" w:bidi="es_ES"/>
-          </w:rPr>
-          <w:rPr>
-            <w:color w:val="0000EE"/>
-            <w:u w:val="single"/>
-          </w:rPr>
-          <w:t>6.1–7</w:t>
-        </w:r>
-      </w:hyperlink>
+      <w:r>
+        <w:rPr>
+          <w:lang w:val="es_ES" w:bidi="es_ES"/>
+        </w:rPr>
+        <w:t>6.1–7</w:t>
+      </w:r>
       <w:r>
         <w:rPr>
           <w:lang w:val="es_ES" w:bidi="es_ES"/>
         </w:rPr>
         <w:t>). Cuando el Rey Joram se quedó sin agua en territorio enemigo, Eliseo predijo con precisión que aparecería abundante agua (</w:t>
       </w:r>
-      <w:hyperlink r:id="rId159">
-        <w:r>
-          <w:rPr>
-            <w:lang w:val="es_ES" w:bidi="es_ES"/>
-          </w:rPr>
-          <w:rPr>
-            <w:color w:val="0000EE"/>
-            <w:u w:val="single"/>
-          </w:rPr>
-          <w:t>2 Reyes 3.4–20</w:t>
-        </w:r>
-      </w:hyperlink>
+      <w:r>
+        <w:rPr>
+          <w:lang w:val="es_ES" w:bidi="es_ES"/>
+        </w:rPr>
+        <w:t>2 Reyes 3.4–20</w:t>
+      </w:r>
       <w:r>
         <w:rPr>
           <w:lang w:val="es_ES" w:bidi="es_ES"/>
@@ -4242,72 +3246,48 @@
         </w:rPr>
         <w:t>Eliseo demostró el poder de Dios ayudando a las personas de manera tangible. Ayudó a una mujer pobre llenando milagrosamente sus vasijas con aceite de oliva (</w:t>
       </w:r>
-      <w:hyperlink r:id="rId160">
-        <w:r>
-          <w:rPr>
-            <w:lang w:val="es_ES" w:bidi="es_ES"/>
-          </w:rPr>
-          <w:rPr>
-            <w:color w:val="0000EE"/>
-            <w:u w:val="single"/>
-          </w:rPr>
-          <w:t>2 Reyes 4.1–7</w:t>
-        </w:r>
-      </w:hyperlink>
+      <w:r>
+        <w:rPr>
+          <w:lang w:val="es_ES" w:bidi="es_ES"/>
+        </w:rPr>
+        <w:t>2 Reyes 4.1–7</w:t>
+      </w:r>
       <w:r>
         <w:rPr>
           <w:lang w:val="es_ES" w:bidi="es_ES"/>
         </w:rPr>
         <w:t>). Le anunció a una mujer de Sunem que tendría un hijo y más tarde devolvió la vida a su hijo (</w:t>
       </w:r>
-      <w:hyperlink r:id="rId161">
-        <w:r>
-          <w:rPr>
-            <w:lang w:val="es_ES" w:bidi="es_ES"/>
-          </w:rPr>
-          <w:rPr>
-            <w:color w:val="0000EE"/>
-            <w:u w:val="single"/>
-          </w:rPr>
-          <w:t>2 Reyes 4.8–37</w:t>
-        </w:r>
-      </w:hyperlink>
+      <w:r>
+        <w:rPr>
+          <w:lang w:val="es_ES" w:bidi="es_ES"/>
+        </w:rPr>
+        <w:t>2 Reyes 4.8–37</w:t>
+      </w:r>
       <w:r>
         <w:rPr>
           <w:lang w:val="es_ES" w:bidi="es_ES"/>
         </w:rPr>
         <w:t>). Curó a un general arameo llamado Naamán de la lepra (</w:t>
       </w:r>
-      <w:hyperlink r:id="rId162">
-        <w:r>
-          <w:rPr>
-            <w:lang w:val="es_ES" w:bidi="es_ES"/>
-          </w:rPr>
-          <w:rPr>
-            <w:color w:val="0000EE"/>
-            <w:u w:val="single"/>
-          </w:rPr>
-          <w:t>2 Reyes 5.1–19</w:t>
-        </w:r>
-      </w:hyperlink>
+      <w:r>
+        <w:rPr>
+          <w:lang w:val="es_ES" w:bidi="es_ES"/>
+        </w:rPr>
+        <w:t>2 Reyes 5.1–19</w:t>
+      </w:r>
       <w:r>
         <w:rPr>
           <w:lang w:val="es_ES" w:bidi="es_ES"/>
         </w:rPr>
         <w:t>). También proporcionó alimento a los necesitados (</w:t>
       </w:r>
-      <w:hyperlink r:id="rId163">
-        <w:r>
-          <w:rPr>
-            <w:lang w:val="es_ES" w:bidi="es_ES"/>
-          </w:rPr>
-          <w:rPr>
-            <w:color w:val="0000EE"/>
-            <w:u w:val="single"/>
-          </w:rPr>
-          <w:t>2 Reyes 4.38–44</w:t>
-        </w:r>
-      </w:hyperlink>
+      <w:r>
+        <w:rPr>
+          <w:lang w:val="es_ES" w:bidi="es_ES"/>
+        </w:rPr>
+        <w:t>2 Reyes 4.38–44</w:t>
+      </w:r>
       <w:r>
         <w:rPr>
           <w:lang w:val="es_ES" w:bidi="es_ES"/>
@@ -4328,54 +3308,36 @@
         </w:rPr>
         <w:t>Eliseo desempeñó un papel en el plan de Dios para juzgar el reino del norte. Ungió a Jehú de Israel y a Hazael de Aram (</w:t>
       </w:r>
-      <w:hyperlink r:id="rId164">
-        <w:r>
-          <w:rPr>
-            <w:lang w:val="es_ES" w:bidi="es_ES"/>
-          </w:rPr>
-          <w:rPr>
-            <w:color w:val="0000EE"/>
-            <w:u w:val="single"/>
-          </w:rPr>
-          <w:t>2 Reyes 8.7–15</w:t>
-        </w:r>
-      </w:hyperlink>
+      <w:r>
+        <w:rPr>
+          <w:lang w:val="es_ES" w:bidi="es_ES"/>
+        </w:rPr>
+        <w:t>2 Reyes 8.7–15</w:t>
+      </w:r>
       <w:r>
         <w:rPr>
           <w:lang w:val="es_ES" w:bidi="es_ES"/>
         </w:rPr>
         <w:t xml:space="preserve">; </w:t>
       </w:r>
-      <w:hyperlink r:id="rId165">
-        <w:r>
-          <w:rPr>
-            <w:lang w:val="es_ES" w:bidi="es_ES"/>
-          </w:rPr>
-          <w:rPr>
-            <w:color w:val="0000EE"/>
-            <w:u w:val="single"/>
-          </w:rPr>
-          <w:t>9.1–13</w:t>
-        </w:r>
-      </w:hyperlink>
+      <w:r>
+        <w:rPr>
+          <w:lang w:val="es_ES" w:bidi="es_ES"/>
+        </w:rPr>
+        <w:t>9.1–13</w:t>
+      </w:r>
       <w:r>
         <w:rPr>
           <w:lang w:val="es_ES" w:bidi="es_ES"/>
         </w:rPr>
         <w:t xml:space="preserve">). Derramó aceite sagrado sobre sus cabezas para mostrar que Dios los había elegido. Ellos terminaron violentamente con el gobierno de los líderes de Israel que promovían la adoración a Baal (ver </w:t>
       </w:r>
-      <w:hyperlink r:id="rId166">
-        <w:r>
-          <w:rPr>
-            <w:lang w:val="es_ES" w:bidi="es_ES"/>
-          </w:rPr>
-          <w:rPr>
-            <w:color w:val="0000EE"/>
-            <w:u w:val="single"/>
-          </w:rPr>
-          <w:t>1 Reyes 19.15–18</w:t>
-        </w:r>
-      </w:hyperlink>
+      <w:r>
+        <w:rPr>
+          <w:lang w:val="es_ES" w:bidi="es_ES"/>
+        </w:rPr>
+        <w:t>1 Reyes 19.15–18</w:t>
+      </w:r>
       <w:r>
         <w:rPr>
           <w:lang w:val="es_ES" w:bidi="es_ES"/>
@@ -4414,18 +3376,12 @@
         </w:rPr>
         <w:t>Sanó a personas con lepra (</w:t>
       </w:r>
-      <w:hyperlink r:id="rId167">
-        <w:r>
-          <w:rPr>
-            <w:lang w:val="es_ES" w:bidi="es_ES"/>
-          </w:rPr>
-          <w:rPr>
-            <w:color w:val="0000EE"/>
-            <w:u w:val="single"/>
-          </w:rPr>
-          <w:t>Mateo 8.1–4</w:t>
-        </w:r>
-      </w:hyperlink>
+      <w:r>
+        <w:rPr>
+          <w:lang w:val="es_ES" w:bidi="es_ES"/>
+        </w:rPr>
+        <w:t>Mateo 8.1–4</w:t>
+      </w:r>
       <w:r>
         <w:rPr>
           <w:lang w:val="es_ES" w:bidi="es_ES"/>
@@ -4450,54 +3406,36 @@
         </w:rPr>
         <w:t>Resucitó a los muertos (</w:t>
       </w:r>
-      <w:hyperlink r:id="rId168">
-        <w:r>
-          <w:rPr>
-            <w:lang w:val="es_ES" w:bidi="es_ES"/>
-          </w:rPr>
-          <w:rPr>
-            <w:color w:val="0000EE"/>
-            <w:u w:val="single"/>
-          </w:rPr>
-          <w:t>Marcos 5.21–43</w:t>
-        </w:r>
-      </w:hyperlink>
+      <w:r>
+        <w:rPr>
+          <w:lang w:val="es_ES" w:bidi="es_ES"/>
+        </w:rPr>
+        <w:t>Marcos 5.21–43</w:t>
+      </w:r>
       <w:r>
         <w:rPr>
           <w:lang w:val="es_ES" w:bidi="es_ES"/>
         </w:rPr>
         <w:t xml:space="preserve">; </w:t>
       </w:r>
-      <w:hyperlink r:id="rId169">
-        <w:r>
-          <w:rPr>
-            <w:lang w:val="es_ES" w:bidi="es_ES"/>
-          </w:rPr>
-          <w:rPr>
-            <w:color w:val="0000EE"/>
-            <w:u w:val="single"/>
-          </w:rPr>
-          <w:t>Lucas 7.11–17</w:t>
-        </w:r>
-      </w:hyperlink>
+      <w:r>
+        <w:rPr>
+          <w:lang w:val="es_ES" w:bidi="es_ES"/>
+        </w:rPr>
+        <w:t>Lucas 7.11–17</w:t>
+      </w:r>
       <w:r>
         <w:rPr>
           <w:lang w:val="es_ES" w:bidi="es_ES"/>
         </w:rPr>
         <w:t xml:space="preserve">; </w:t>
       </w:r>
-      <w:hyperlink r:id="rId170">
-        <w:r>
-          <w:rPr>
-            <w:lang w:val="es_ES" w:bidi="es_ES"/>
-          </w:rPr>
-          <w:rPr>
-            <w:color w:val="0000EE"/>
-            <w:u w:val="single"/>
-          </w:rPr>
-          <w:t>Juan 11.1–44</w:t>
-        </w:r>
-      </w:hyperlink>
+      <w:r>
+        <w:rPr>
+          <w:lang w:val="es_ES" w:bidi="es_ES"/>
+        </w:rPr>
+        <w:t>Juan 11.1–44</w:t>
+      </w:r>
       <w:r>
         <w:rPr>
           <w:lang w:val="es_ES" w:bidi="es_ES"/>
@@ -4522,36 +3460,24 @@
         </w:rPr>
         <w:t>Proveyó comida de maneras milagrosas (</w:t>
       </w:r>
-      <w:hyperlink r:id="rId171">
-        <w:r>
-          <w:rPr>
-            <w:lang w:val="es_ES" w:bidi="es_ES"/>
-          </w:rPr>
-          <w:rPr>
-            <w:color w:val="0000EE"/>
-            <w:u w:val="single"/>
-          </w:rPr>
-          <w:t>Mateo 14.13–21</w:t>
-        </w:r>
-      </w:hyperlink>
+      <w:r>
+        <w:rPr>
+          <w:lang w:val="es_ES" w:bidi="es_ES"/>
+        </w:rPr>
+        <w:t>Mateo 14.13–21</w:t>
+      </w:r>
       <w:r>
         <w:rPr>
           <w:lang w:val="es_ES" w:bidi="es_ES"/>
         </w:rPr>
         <w:t xml:space="preserve">; </w:t>
       </w:r>
-      <w:hyperlink r:id="rId172">
-        <w:r>
-          <w:rPr>
-            <w:lang w:val="es_ES" w:bidi="es_ES"/>
-          </w:rPr>
-          <w:rPr>
-            <w:color w:val="0000EE"/>
-            <w:u w:val="single"/>
-          </w:rPr>
-          <w:t>15.32–38</w:t>
-        </w:r>
-      </w:hyperlink>
+      <w:r>
+        <w:rPr>
+          <w:lang w:val="es_ES" w:bidi="es_ES"/>
+        </w:rPr>
+        <w:t>15.32–38</w:t>
+      </w:r>
       <w:r>
         <w:rPr>
           <w:lang w:val="es_ES" w:bidi="es_ES"/>
@@ -4572,18 +3498,12 @@
         </w:rPr>
         <w:t>Jesús habló sobre la curación de Naamán para demostrar que la misericordia de Dios se extiende más allá de los israelitas y alcanza a los gentiles (</w:t>
       </w:r>
-      <w:hyperlink r:id="rId173">
-        <w:r>
-          <w:rPr>
-            <w:lang w:val="es_ES" w:bidi="es_ES"/>
-          </w:rPr>
-          <w:rPr>
-            <w:color w:val="0000EE"/>
-            <w:u w:val="single"/>
-          </w:rPr>
-          <w:t>Lucas 4.27</w:t>
-        </w:r>
-      </w:hyperlink>
+      <w:r>
+        <w:rPr>
+          <w:lang w:val="es_ES" w:bidi="es_ES"/>
+        </w:rPr>
+        <w:t>Lucas 4.27</w:t>
+      </w:r>
       <w:r>
         <w:rPr>
           <w:lang w:val="es_ES" w:bidi="es_ES"/>
@@ -4613,72 +3533,48 @@
           <w:lang w:val="es_ES" w:bidi="es_ES"/>
         </w:rPr>
       </w:r>
-      <w:hyperlink r:id="rId155">
-        <w:r>
-          <w:rPr>
-            <w:lang w:val="es_ES" w:bidi="es_ES"/>
-          </w:rPr>
-          <w:rPr>
-            <w:color w:val="0000EE"/>
-            <w:u w:val="single"/>
-          </w:rPr>
-          <w:t>1 Reyes 19.15–21</w:t>
-        </w:r>
-      </w:hyperlink>
+      <w:r>
+        <w:rPr>
+          <w:lang w:val="es_ES" w:bidi="es_ES"/>
+        </w:rPr>
+        <w:t>1 Reyes 19.15–21</w:t>
+      </w:r>
       <w:r>
         <w:rPr>
           <w:lang w:val="es_ES" w:bidi="es_ES"/>
         </w:rPr>
         <w:t xml:space="preserve">; </w:t>
       </w:r>
-      <w:hyperlink r:id="rId124">
-        <w:r>
-          <w:rPr>
-            <w:lang w:val="es_ES" w:bidi="es_ES"/>
-          </w:rPr>
-          <w:rPr>
-            <w:color w:val="0000EE"/>
-            <w:u w:val="single"/>
-          </w:rPr>
-          <w:t>2 Reyes 2.1–9.13</w:t>
-        </w:r>
-      </w:hyperlink>
+      <w:r>
+        <w:rPr>
+          <w:lang w:val="es_ES" w:bidi="es_ES"/>
+        </w:rPr>
+        <w:t>2 Reyes 2.1–9.13</w:t>
+      </w:r>
       <w:r>
         <w:rPr>
           <w:lang w:val="es_ES" w:bidi="es_ES"/>
         </w:rPr>
         <w:t xml:space="preserve">; </w:t>
       </w:r>
-      <w:hyperlink r:id="rId174">
-        <w:r>
-          <w:rPr>
-            <w:lang w:val="es_ES" w:bidi="es_ES"/>
-          </w:rPr>
-          <w:rPr>
-            <w:color w:val="0000EE"/>
-            <w:u w:val="single"/>
-          </w:rPr>
-          <w:t>13.14–21</w:t>
-        </w:r>
-      </w:hyperlink>
+      <w:r>
+        <w:rPr>
+          <w:lang w:val="es_ES" w:bidi="es_ES"/>
+        </w:rPr>
+        <w:t>13.14–21</w:t>
+      </w:r>
       <w:r>
         <w:rPr>
           <w:lang w:val="es_ES" w:bidi="es_ES"/>
         </w:rPr>
         <w:t xml:space="preserve">; </w:t>
       </w:r>
-      <w:hyperlink r:id="rId173">
-        <w:r>
-          <w:rPr>
-            <w:lang w:val="es_ES" w:bidi="es_ES"/>
-          </w:rPr>
-          <w:rPr>
-            <w:color w:val="0000EE"/>
-            <w:u w:val="single"/>
-          </w:rPr>
-          <w:t>Lucas 4.27</w:t>
-        </w:r>
-      </w:hyperlink>
+      <w:r>
+        <w:rPr>
+          <w:lang w:val="es_ES" w:bidi="es_ES"/>
+        </w:rPr>
+        <w:t>Lucas 4.27</w:t>
+      </w:r>
       <w:r>
         <w:rPr>
           <w:lang w:val="es_ES" w:bidi="es_ES"/>
@@ -4755,18 +3651,12 @@
         </w:rPr>
         <w:t xml:space="preserve">Ver </w:t>
       </w:r>
-      <w:hyperlink r:id="rId175">
-        <w:r>
-          <w:rPr>
-            <w:lang w:val="es_ES" w:bidi="es_ES"/>
-          </w:rPr>
-          <w:rPr>
-            <w:color w:val="0000EE"/>
-            <w:u w:val="single"/>
-          </w:rPr>
-          <w:t>Lucas 2:1</w:t>
-        </w:r>
-      </w:hyperlink>
+      <w:r>
+        <w:rPr>
+          <w:lang w:val="es_ES" w:bidi="es_ES"/>
+        </w:rPr>
+        <w:t>Lucas 2:1</w:t>
+      </w:r>
       <w:r>
         <w:rPr>
           <w:lang w:val="es_ES" w:bidi="es_ES"/>
@@ -4811,36 +3701,24 @@
         </w:rPr>
         <w:t xml:space="preserve">Ver </w:t>
       </w:r>
-      <w:hyperlink r:id="rId176">
-        <w:r>
-          <w:rPr>
-            <w:lang w:val="es_ES" w:bidi="es_ES"/>
-          </w:rPr>
-          <w:rPr>
-            <w:color w:val="0000EE"/>
-            <w:u w:val="single"/>
-          </w:rPr>
-          <w:t>Lucas 3:1,</w:t>
-        </w:r>
-      </w:hyperlink>
+      <w:r>
+        <w:rPr>
+          <w:lang w:val="es_ES" w:bidi="es_ES"/>
+        </w:rPr>
+        <w:t>Lucas 3:1,</w:t>
+      </w:r>
       <w:r>
         <w:rPr>
           <w:lang w:val="es_ES" w:bidi="es_ES"/>
         </w:rPr>
         <w:t xml:space="preserve"> </w:t>
       </w:r>
-      <w:hyperlink r:id="rId177">
-        <w:r>
-          <w:rPr>
-            <w:lang w:val="es_ES" w:bidi="es_ES"/>
-          </w:rPr>
-          <w:rPr>
-            <w:color w:val="0000EE"/>
-            <w:u w:val="single"/>
-          </w:rPr>
-          <w:t>Juan 19:12</w:t>
-        </w:r>
-      </w:hyperlink>
+      <w:r>
+        <w:rPr>
+          <w:lang w:val="es_ES" w:bidi="es_ES"/>
+        </w:rPr>
+        <w:t>Juan 19:12</w:t>
+      </w:r>
       <w:r>
         <w:rPr>
           <w:lang w:val="es_ES" w:bidi="es_ES"/>
@@ -4903,18 +3781,12 @@
         </w:rPr>
         <w:t xml:space="preserve">Ver </w:t>
       </w:r>
-      <w:hyperlink r:id="rId178">
-        <w:r>
-          <w:rPr>
-            <w:lang w:val="es_ES" w:bidi="es_ES"/>
-          </w:rPr>
-          <w:rPr>
-            <w:color w:val="0000EE"/>
-            <w:u w:val="single"/>
-          </w:rPr>
-          <w:t>Hechos 18:2</w:t>
-        </w:r>
-      </w:hyperlink>
+      <w:r>
+        <w:rPr>
+          <w:lang w:val="es_ES" w:bidi="es_ES"/>
+        </w:rPr>
+        <w:t>Hechos 18:2</w:t>
+      </w:r>
       <w:r>
         <w:rPr>
           <w:lang w:val="es_ES" w:bidi="es_ES"/>
@@ -4946,36 +3818,24 @@
         </w:rPr>
         <w:t xml:space="preserve">Ver </w:t>
       </w:r>
-      <w:hyperlink r:id="rId179">
-        <w:r>
-          <w:rPr>
-            <w:lang w:val="es_ES" w:bidi="es_ES"/>
-          </w:rPr>
-          <w:rPr>
-            <w:color w:val="0000EE"/>
-            <w:u w:val="single"/>
-          </w:rPr>
-          <w:t>Hechos 25:11,</w:t>
-        </w:r>
-      </w:hyperlink>
+      <w:r>
+        <w:rPr>
+          <w:lang w:val="es_ES" w:bidi="es_ES"/>
+        </w:rPr>
+        <w:t>Hechos 25:11,</w:t>
+      </w:r>
       <w:r>
         <w:rPr>
           <w:lang w:val="es_ES" w:bidi="es_ES"/>
         </w:rPr>
         <w:t xml:space="preserve"> </w:t>
       </w:r>
-      <w:hyperlink r:id="rId180">
-        <w:r>
-          <w:rPr>
-            <w:lang w:val="es_ES" w:bidi="es_ES"/>
-          </w:rPr>
-          <w:rPr>
-            <w:color w:val="0000EE"/>
-            <w:u w:val="single"/>
-          </w:rPr>
-          <w:t>Romanos 13:1–7</w:t>
-        </w:r>
-      </w:hyperlink>
+      <w:r>
+        <w:rPr>
+          <w:lang w:val="es_ES" w:bidi="es_ES"/>
+        </w:rPr>
+        <w:t>Romanos 13:1–7</w:t>
+      </w:r>
       <w:r>
         <w:rPr>
           <w:lang w:val="es_ES" w:bidi="es_ES"/>
@@ -5059,18 +3919,12 @@
           <w:lang w:val="es_ES" w:bidi="es_ES"/>
         </w:rPr>
       </w:r>
-      <w:hyperlink r:id="rId181">
-        <w:r>
-          <w:rPr>
-            <w:lang w:val="es_ES" w:bidi="es_ES"/>
-          </w:rPr>
-          <w:rPr>
-            <w:color w:val="0000EE"/>
-            <w:u w:val="single"/>
-          </w:rPr>
-          <w:t>Apocalipsis 17:9–11</w:t>
-        </w:r>
-      </w:hyperlink>
+      <w:r>
+        <w:rPr>
+          <w:lang w:val="es_ES" w:bidi="es_ES"/>
+        </w:rPr>
+        <w:t>Apocalipsis 17:9–11</w:t>
+      </w:r>
       <w:r>
         <w:rPr>
           <w:lang w:val="es_ES" w:bidi="es_ES"/>
@@ -5119,18 +3973,12 @@
         </w:rPr>
         <w:t>Esaú era el hijo de Isaac y Rebeca y el hermano gemelo mayor de Jacob (</w:t>
       </w:r>
-      <w:hyperlink r:id="rId182">
-        <w:r>
-          <w:rPr>
-            <w:lang w:val="es_ES" w:bidi="es_ES"/>
-          </w:rPr>
-          <w:rPr>
-            <w:color w:val="0000EE"/>
-            <w:u w:val="single"/>
-          </w:rPr>
-          <w:t>Génesis 25.24–26</w:t>
-        </w:r>
-      </w:hyperlink>
+      <w:r>
+        <w:rPr>
+          <w:lang w:val="es_ES" w:bidi="es_ES"/>
+        </w:rPr>
+        <w:t>Génesis 25.24–26</w:t>
+      </w:r>
       <w:r>
         <w:rPr>
           <w:lang w:val="es_ES" w:bidi="es_ES"/>
@@ -5155,18 +4003,12 @@
         </w:rPr>
         <w:t>El color rojizo de Esaú al nacer (</w:t>
       </w:r>
-      <w:hyperlink r:id="rId183">
-        <w:r>
-          <w:rPr>
-            <w:lang w:val="es_ES" w:bidi="es_ES"/>
-          </w:rPr>
-          <w:rPr>
-            <w:color w:val="0000EE"/>
-            <w:u w:val="single"/>
-          </w:rPr>
-          <w:t>Génesis 25.25</w:t>
-        </w:r>
-      </w:hyperlink>
+      <w:r>
+        <w:rPr>
+          <w:lang w:val="es_ES" w:bidi="es_ES"/>
+        </w:rPr>
+        <w:t>Génesis 25.25</w:t>
+      </w:r>
       <w:r>
         <w:rPr>
           <w:lang w:val="es_ES" w:bidi="es_ES"/>
@@ -5191,18 +4033,12 @@
         </w:rPr>
         <w:t>El guiso de lentejas rojas que Esaú obtuvo de Jacob (</w:t>
       </w:r>
-      <w:hyperlink r:id="rId184">
-        <w:r>
-          <w:rPr>
-            <w:lang w:val="es_ES" w:bidi="es_ES"/>
-          </w:rPr>
-          <w:rPr>
-            <w:color w:val="0000EE"/>
-            <w:u w:val="single"/>
-          </w:rPr>
-          <w:t>Génesis 25.30</w:t>
-        </w:r>
-      </w:hyperlink>
+      <w:r>
+        <w:rPr>
+          <w:lang w:val="es_ES" w:bidi="es_ES"/>
+        </w:rPr>
+        <w:t>Génesis 25.30</w:t>
+      </w:r>
       <w:r>
         <w:rPr>
           <w:lang w:val="es_ES" w:bidi="es_ES"/>
@@ -5253,36 +4089,24 @@
         </w:rPr>
         <w:t>Esaú era un cazador hábil que traía carne salvaje sabrosa a su padre. Isaac prefería su intenso sabor sobre la carne más suave que Jacob proporcionaba de los rebaños familiares. Un día, Esaú llegó a casa muy hambriento después de una caza infructuosa. Jacob convenció a Esaú de renunciar a sus derechos y privilegios de primogénito a cambio de comida (</w:t>
       </w:r>
-      <w:hyperlink r:id="rId185">
-        <w:r>
-          <w:rPr>
-            <w:lang w:val="es_ES" w:bidi="es_ES"/>
-          </w:rPr>
-          <w:rPr>
-            <w:color w:val="0000EE"/>
-            <w:u w:val="single"/>
-          </w:rPr>
-          <w:t>Génesis 25.29–34</w:t>
-        </w:r>
-      </w:hyperlink>
+      <w:r>
+        <w:rPr>
+          <w:lang w:val="es_ES" w:bidi="es_ES"/>
+        </w:rPr>
+        <w:t>Génesis 25.29–34</w:t>
+      </w:r>
       <w:r>
         <w:rPr>
           <w:lang w:val="es_ES" w:bidi="es_ES"/>
         </w:rPr>
         <w:t xml:space="preserve">). Esaú no valoraba su primogenitura y se dejaba llevar por sus deseos físicos (ver </w:t>
       </w:r>
-      <w:hyperlink r:id="rId186">
-        <w:r>
-          <w:rPr>
-            <w:lang w:val="es_ES" w:bidi="es_ES"/>
-          </w:rPr>
-          <w:rPr>
-            <w:color w:val="0000EE"/>
-            <w:u w:val="single"/>
-          </w:rPr>
-          <w:t>Hebreos 12.16</w:t>
-        </w:r>
-      </w:hyperlink>
+      <w:r>
+        <w:rPr>
+          <w:lang w:val="es_ES" w:bidi="es_ES"/>
+        </w:rPr>
+        <w:t>Hebreos 12.16</w:t>
+      </w:r>
       <w:r>
         <w:rPr>
           <w:lang w:val="es_ES" w:bidi="es_ES"/>
@@ -5303,54 +4127,36 @@
         </w:rPr>
         <w:t>También se casó con dos mujeres locales que no eran descendientes de Abraham (</w:t>
       </w:r>
-      <w:hyperlink r:id="rId187">
-        <w:r>
-          <w:rPr>
-            <w:lang w:val="es_ES" w:bidi="es_ES"/>
-          </w:rPr>
-          <w:rPr>
-            <w:color w:val="0000EE"/>
-            <w:u w:val="single"/>
-          </w:rPr>
-          <w:t>Génesis 26.34–35</w:t>
-        </w:r>
-      </w:hyperlink>
+      <w:r>
+        <w:rPr>
+          <w:lang w:val="es_ES" w:bidi="es_ES"/>
+        </w:rPr>
+        <w:t>Génesis 26.34–35</w:t>
+      </w:r>
       <w:r>
         <w:rPr>
           <w:lang w:val="es_ES" w:bidi="es_ES"/>
         </w:rPr>
         <w:t>). Esto pudo haber influido en el favoritismo de Rebeca hacia Jacob y su plan para obtener la bendición de Isaac que estaba destinada a Esaú (</w:t>
       </w:r>
-      <w:hyperlink r:id="rId188">
-        <w:r>
-          <w:rPr>
-            <w:lang w:val="es_ES" w:bidi="es_ES"/>
-          </w:rPr>
-          <w:rPr>
-            <w:color w:val="0000EE"/>
-            <w:u w:val="single"/>
-          </w:rPr>
-          <w:t>Génesis 27.1–40</w:t>
-        </w:r>
-      </w:hyperlink>
+      <w:r>
+        <w:rPr>
+          <w:lang w:val="es_ES" w:bidi="es_ES"/>
+        </w:rPr>
+        <w:t>Génesis 27.1–40</w:t>
+      </w:r>
       <w:r>
         <w:rPr>
           <w:lang w:val="es_ES" w:bidi="es_ES"/>
         </w:rPr>
         <w:t>). La ira de Esaú al descubrir el engaño de su hermano hizo que Jacob huyera a Harán. Los hermanos se reunieron veinte años después, cuando Esaú mostró un perdón generoso (</w:t>
       </w:r>
-      <w:hyperlink r:id="rId189">
-        <w:r>
-          <w:rPr>
-            <w:lang w:val="es_ES" w:bidi="es_ES"/>
-          </w:rPr>
-          <w:rPr>
-            <w:color w:val="0000EE"/>
-            <w:u w:val="single"/>
-          </w:rPr>
-          <w:t>Génesis 33.1–16</w:t>
-        </w:r>
-      </w:hyperlink>
+      <w:r>
+        <w:rPr>
+          <w:lang w:val="es_ES" w:bidi="es_ES"/>
+        </w:rPr>
+        <w:t>Génesis 33.1–16</w:t>
+      </w:r>
       <w:r>
         <w:rPr>
           <w:lang w:val="es_ES" w:bidi="es_ES"/>
@@ -5371,72 +4177,48 @@
         </w:rPr>
         <w:t>Esaú nació con Jacob agarrando su talón. La gente interpretó esto como una señal de que los descendientes de Esaú servirían a los descendientes de Jacob. Los edomitas comenzaron a servir a los israelitas durante el reinado de David (</w:t>
       </w:r>
-      <w:hyperlink r:id="rId190">
-        <w:r>
-          <w:rPr>
-            <w:lang w:val="es_ES" w:bidi="es_ES"/>
-          </w:rPr>
-          <w:rPr>
-            <w:color w:val="0000EE"/>
-            <w:u w:val="single"/>
-          </w:rPr>
-          <w:t>2 Samuel 8.11–15</w:t>
-        </w:r>
-      </w:hyperlink>
+      <w:r>
+        <w:rPr>
+          <w:lang w:val="es_ES" w:bidi="es_ES"/>
+        </w:rPr>
+        <w:t>2 Samuel 8.11–15</w:t>
+      </w:r>
       <w:r>
         <w:rPr>
           <w:lang w:val="es_ES" w:bidi="es_ES"/>
         </w:rPr>
         <w:t xml:space="preserve">; </w:t>
       </w:r>
-      <w:hyperlink r:id="rId191">
-        <w:r>
-          <w:rPr>
-            <w:lang w:val="es_ES" w:bidi="es_ES"/>
-          </w:rPr>
-          <w:rPr>
-            <w:color w:val="0000EE"/>
-            <w:u w:val="single"/>
-          </w:rPr>
-          <w:t>1 Crónicas 18.11–13</w:t>
-        </w:r>
-      </w:hyperlink>
+      <w:r>
+        <w:rPr>
+          <w:lang w:val="es_ES" w:bidi="es_ES"/>
+        </w:rPr>
+        <w:t>1 Crónicas 18.11–13</w:t>
+      </w:r>
       <w:r>
         <w:rPr>
           <w:lang w:val="es_ES" w:bidi="es_ES"/>
         </w:rPr>
         <w:t>), y continuaron hasta el reinado de Joram (</w:t>
       </w:r>
-      <w:hyperlink r:id="rId192">
-        <w:r>
-          <w:rPr>
-            <w:lang w:val="es_ES" w:bidi="es_ES"/>
-          </w:rPr>
-          <w:rPr>
-            <w:color w:val="0000EE"/>
-            <w:u w:val="single"/>
-          </w:rPr>
-          <w:t>2 Reyes 8.20–22</w:t>
-        </w:r>
-      </w:hyperlink>
+      <w:r>
+        <w:rPr>
+          <w:lang w:val="es_ES" w:bidi="es_ES"/>
+        </w:rPr>
+        <w:t>2 Reyes 8.20–22</w:t>
+      </w:r>
       <w:r>
         <w:rPr>
           <w:lang w:val="es_ES" w:bidi="es_ES"/>
         </w:rPr>
         <w:t xml:space="preserve">; </w:t>
       </w:r>
-      <w:hyperlink r:id="rId193">
-        <w:r>
-          <w:rPr>
-            <w:lang w:val="es_ES" w:bidi="es_ES"/>
-          </w:rPr>
-          <w:rPr>
-            <w:color w:val="0000EE"/>
-            <w:u w:val="single"/>
-          </w:rPr>
-          <w:t>2 Crónicas 21.8–10</w:t>
-        </w:r>
-      </w:hyperlink>
+      <w:r>
+        <w:rPr>
+          <w:lang w:val="es_ES" w:bidi="es_ES"/>
+        </w:rPr>
+        <w:t>2 Crónicas 21.8–10</w:t>
+      </w:r>
       <w:r>
         <w:rPr>
           <w:lang w:val="es_ES" w:bidi="es_ES"/>
@@ -5457,18 +4239,12 @@
         </w:rPr>
         <w:t xml:space="preserve">En el Nuevo Testamento, Esaú simboliza a los descendientes de Abraham que no tuvieron fe y fueron rechazados por Dios, perdiendo así las bendiciones de las promesas (ver </w:t>
       </w:r>
-      <w:hyperlink r:id="rId194">
-        <w:r>
-          <w:rPr>
-            <w:lang w:val="es_ES" w:bidi="es_ES"/>
-          </w:rPr>
-          <w:rPr>
-            <w:color w:val="0000EE"/>
-            <w:u w:val="single"/>
-          </w:rPr>
-          <w:t>Romanos 9.6–24</w:t>
-        </w:r>
-      </w:hyperlink>
+      <w:r>
+        <w:rPr>
+          <w:lang w:val="es_ES" w:bidi="es_ES"/>
+        </w:rPr>
+        <w:t>Romanos 9.6–24</w:t>
+      </w:r>
       <w:r>
         <w:rPr>
           <w:lang w:val="es_ES" w:bidi="es_ES"/>
@@ -5498,306 +4274,204 @@
           <w:lang w:val="es_ES" w:bidi="es_ES"/>
         </w:rPr>
       </w:r>
-      <w:hyperlink r:id="rId195">
-        <w:r>
-          <w:rPr>
-            <w:lang w:val="es_ES" w:bidi="es_ES"/>
-          </w:rPr>
-          <w:rPr>
-            <w:color w:val="0000EE"/>
-            <w:u w:val="single"/>
-          </w:rPr>
-          <w:t>Génesis 25.21–34</w:t>
-        </w:r>
-      </w:hyperlink>
+      <w:r>
+        <w:rPr>
+          <w:lang w:val="es_ES" w:bidi="es_ES"/>
+        </w:rPr>
+        <w:t>Génesis 25.21–34</w:t>
+      </w:r>
       <w:r>
         <w:rPr>
           <w:lang w:val="es_ES" w:bidi="es_ES"/>
         </w:rPr>
         <w:t xml:space="preserve">; </w:t>
       </w:r>
-      <w:hyperlink r:id="rId187">
-        <w:r>
-          <w:rPr>
-            <w:lang w:val="es_ES" w:bidi="es_ES"/>
-          </w:rPr>
-          <w:rPr>
-            <w:color w:val="0000EE"/>
-            <w:u w:val="single"/>
-          </w:rPr>
-          <w:t>26.34–35</w:t>
-        </w:r>
-      </w:hyperlink>
+      <w:r>
+        <w:rPr>
+          <w:lang w:val="es_ES" w:bidi="es_ES"/>
+        </w:rPr>
+        <w:t>26.34–35</w:t>
+      </w:r>
       <w:r>
         <w:rPr>
           <w:lang w:val="es_ES" w:bidi="es_ES"/>
         </w:rPr>
         <w:t xml:space="preserve">; </w:t>
       </w:r>
-      <w:hyperlink r:id="rId196">
-        <w:r>
-          <w:rPr>
-            <w:lang w:val="es_ES" w:bidi="es_ES"/>
-          </w:rPr>
-          <w:rPr>
-            <w:color w:val="0000EE"/>
-            <w:u w:val="single"/>
-          </w:rPr>
-          <w:t>27.1–42</w:t>
-        </w:r>
-      </w:hyperlink>
+      <w:r>
+        <w:rPr>
+          <w:lang w:val="es_ES" w:bidi="es_ES"/>
+        </w:rPr>
+        <w:t>27.1–42</w:t>
+      </w:r>
       <w:r>
         <w:rPr>
           <w:lang w:val="es_ES" w:bidi="es_ES"/>
         </w:rPr>
         <w:t xml:space="preserve">; </w:t>
       </w:r>
-      <w:hyperlink r:id="rId197">
-        <w:r>
-          <w:rPr>
-            <w:lang w:val="es_ES" w:bidi="es_ES"/>
-          </w:rPr>
-          <w:rPr>
-            <w:color w:val="0000EE"/>
-            <w:u w:val="single"/>
-          </w:rPr>
-          <w:t>28.6–9</w:t>
-        </w:r>
-      </w:hyperlink>
+      <w:r>
+        <w:rPr>
+          <w:lang w:val="es_ES" w:bidi="es_ES"/>
+        </w:rPr>
+        <w:t>28.6–9</w:t>
+      </w:r>
       <w:r>
         <w:rPr>
           <w:lang w:val="es_ES" w:bidi="es_ES"/>
         </w:rPr>
         <w:t xml:space="preserve">; </w:t>
       </w:r>
-      <w:hyperlink r:id="rId198">
-        <w:r>
-          <w:rPr>
-            <w:lang w:val="es_ES" w:bidi="es_ES"/>
-          </w:rPr>
-          <w:rPr>
-            <w:color w:val="0000EE"/>
-            <w:u w:val="single"/>
-          </w:rPr>
-          <w:t>32.3–20</w:t>
-        </w:r>
-      </w:hyperlink>
+      <w:r>
+        <w:rPr>
+          <w:lang w:val="es_ES" w:bidi="es_ES"/>
+        </w:rPr>
+        <w:t>32.3–20</w:t>
+      </w:r>
       <w:r>
         <w:rPr>
           <w:lang w:val="es_ES" w:bidi="es_ES"/>
         </w:rPr>
         <w:t xml:space="preserve">; </w:t>
       </w:r>
-      <w:hyperlink r:id="rId189">
-        <w:r>
-          <w:rPr>
-            <w:lang w:val="es_ES" w:bidi="es_ES"/>
-          </w:rPr>
-          <w:rPr>
-            <w:color w:val="0000EE"/>
-            <w:u w:val="single"/>
-          </w:rPr>
-          <w:t>33.1–16</w:t>
-        </w:r>
-      </w:hyperlink>
+      <w:r>
+        <w:rPr>
+          <w:lang w:val="es_ES" w:bidi="es_ES"/>
+        </w:rPr>
+        <w:t>33.1–16</w:t>
+      </w:r>
       <w:r>
         <w:rPr>
           <w:lang w:val="es_ES" w:bidi="es_ES"/>
         </w:rPr>
         <w:t xml:space="preserve">; </w:t>
       </w:r>
-      <w:hyperlink r:id="rId199">
-        <w:r>
-          <w:rPr>
-            <w:lang w:val="es_ES" w:bidi="es_ES"/>
-          </w:rPr>
-          <w:rPr>
-            <w:color w:val="0000EE"/>
-            <w:u w:val="single"/>
-          </w:rPr>
-          <w:t>35.28–29</w:t>
-        </w:r>
-      </w:hyperlink>
+      <w:r>
+        <w:rPr>
+          <w:lang w:val="es_ES" w:bidi="es_ES"/>
+        </w:rPr>
+        <w:t>35.28–29</w:t>
+      </w:r>
       <w:r>
         <w:rPr>
           <w:lang w:val="es_ES" w:bidi="es_ES"/>
         </w:rPr>
         <w:t xml:space="preserve">; </w:t>
       </w:r>
-      <w:hyperlink r:id="rId200">
-        <w:r>
-          <w:rPr>
-            <w:lang w:val="es_ES" w:bidi="es_ES"/>
-          </w:rPr>
-          <w:rPr>
-            <w:color w:val="0000EE"/>
-            <w:u w:val="single"/>
-          </w:rPr>
-          <w:t>36.1–43</w:t>
-        </w:r>
-      </w:hyperlink>
+      <w:r>
+        <w:rPr>
+          <w:lang w:val="es_ES" w:bidi="es_ES"/>
+        </w:rPr>
+        <w:t>36.1–43</w:t>
+      </w:r>
       <w:r>
         <w:rPr>
           <w:lang w:val="es_ES" w:bidi="es_ES"/>
         </w:rPr>
         <w:t xml:space="preserve">; </w:t>
       </w:r>
-      <w:hyperlink r:id="rId201">
-        <w:r>
-          <w:rPr>
-            <w:lang w:val="es_ES" w:bidi="es_ES"/>
-          </w:rPr>
-          <w:rPr>
-            <w:color w:val="0000EE"/>
-            <w:u w:val="single"/>
-          </w:rPr>
-          <w:t>Deuteronomio 2.1–8</w:t>
-        </w:r>
-      </w:hyperlink>
+      <w:r>
+        <w:rPr>
+          <w:lang w:val="es_ES" w:bidi="es_ES"/>
+        </w:rPr>
+        <w:t>Deuteronomio 2.1–8</w:t>
+      </w:r>
       <w:r>
         <w:rPr>
           <w:lang w:val="es_ES" w:bidi="es_ES"/>
         </w:rPr>
         <w:t xml:space="preserve">, </w:t>
       </w:r>
-      <w:hyperlink r:id="rId202">
-        <w:r>
-          <w:rPr>
-            <w:lang w:val="es_ES" w:bidi="es_ES"/>
-          </w:rPr>
-          <w:rPr>
-            <w:color w:val="0000EE"/>
-            <w:u w:val="single"/>
-          </w:rPr>
-          <w:t>12</w:t>
-        </w:r>
-      </w:hyperlink>
+      <w:r>
+        <w:rPr>
+          <w:lang w:val="es_ES" w:bidi="es_ES"/>
+        </w:rPr>
+        <w:t>12</w:t>
+      </w:r>
       <w:r>
         <w:rPr>
           <w:lang w:val="es_ES" w:bidi="es_ES"/>
         </w:rPr>
         <w:t xml:space="preserve">, </w:t>
       </w:r>
-      <w:hyperlink r:id="rId203">
-        <w:r>
-          <w:rPr>
-            <w:lang w:val="es_ES" w:bidi="es_ES"/>
-          </w:rPr>
-          <w:rPr>
-            <w:color w:val="0000EE"/>
-            <w:u w:val="single"/>
-          </w:rPr>
-          <w:t>22</w:t>
-        </w:r>
-      </w:hyperlink>
+      <w:r>
+        <w:rPr>
+          <w:lang w:val="es_ES" w:bidi="es_ES"/>
+        </w:rPr>
+        <w:t>22</w:t>
+      </w:r>
       <w:r>
         <w:rPr>
           <w:lang w:val="es_ES" w:bidi="es_ES"/>
         </w:rPr>
         <w:t xml:space="preserve">, </w:t>
       </w:r>
-      <w:hyperlink r:id="rId204">
-        <w:r>
-          <w:rPr>
-            <w:lang w:val="es_ES" w:bidi="es_ES"/>
-          </w:rPr>
-          <w:rPr>
-            <w:color w:val="0000EE"/>
-            <w:u w:val="single"/>
-          </w:rPr>
-          <w:t>29</w:t>
-        </w:r>
-      </w:hyperlink>
+      <w:r>
+        <w:rPr>
+          <w:lang w:val="es_ES" w:bidi="es_ES"/>
+        </w:rPr>
+        <w:t>29</w:t>
+      </w:r>
       <w:r>
         <w:rPr>
           <w:lang w:val="es_ES" w:bidi="es_ES"/>
         </w:rPr>
         <w:t xml:space="preserve">; </w:t>
       </w:r>
-      <w:hyperlink r:id="rId205">
-        <w:r>
-          <w:rPr>
-            <w:lang w:val="es_ES" w:bidi="es_ES"/>
-          </w:rPr>
-          <w:rPr>
-            <w:color w:val="0000EE"/>
-            <w:u w:val="single"/>
-          </w:rPr>
-          <w:t>Josué 24.4</w:t>
-        </w:r>
-      </w:hyperlink>
+      <w:r>
+        <w:rPr>
+          <w:lang w:val="es_ES" w:bidi="es_ES"/>
+        </w:rPr>
+        <w:t>Josué 24.4</w:t>
+      </w:r>
       <w:r>
         <w:rPr>
           <w:lang w:val="es_ES" w:bidi="es_ES"/>
         </w:rPr>
         <w:t xml:space="preserve">; </w:t>
       </w:r>
-      <w:hyperlink r:id="rId206">
-        <w:r>
-          <w:rPr>
-            <w:lang w:val="es_ES" w:bidi="es_ES"/>
-          </w:rPr>
-          <w:rPr>
-            <w:color w:val="0000EE"/>
-            <w:u w:val="single"/>
-          </w:rPr>
-          <w:t>Malaquías 1.2–5</w:t>
-        </w:r>
-      </w:hyperlink>
+      <w:r>
+        <w:rPr>
+          <w:lang w:val="es_ES" w:bidi="es_ES"/>
+        </w:rPr>
+        <w:t>Malaquías 1.2–5</w:t>
+      </w:r>
       <w:r>
         <w:rPr>
           <w:lang w:val="es_ES" w:bidi="es_ES"/>
         </w:rPr>
         <w:t xml:space="preserve">; </w:t>
       </w:r>
-      <w:hyperlink r:id="rId207">
-        <w:r>
-          <w:rPr>
-            <w:lang w:val="es_ES" w:bidi="es_ES"/>
-          </w:rPr>
-          <w:rPr>
-            <w:color w:val="0000EE"/>
-            <w:u w:val="single"/>
-          </w:rPr>
-          <w:t>Romanos 9.6–13</w:t>
-        </w:r>
-      </w:hyperlink>
+      <w:r>
+        <w:rPr>
+          <w:lang w:val="es_ES" w:bidi="es_ES"/>
+        </w:rPr>
+        <w:t>Romanos 9.6–13</w:t>
+      </w:r>
       <w:r>
         <w:rPr>
           <w:lang w:val="es_ES" w:bidi="es_ES"/>
         </w:rPr>
         <w:t xml:space="preserve">; </w:t>
       </w:r>
-      <w:hyperlink r:id="rId208">
-        <w:r>
-          <w:rPr>
-            <w:lang w:val="es_ES" w:bidi="es_ES"/>
-          </w:rPr>
-          <w:rPr>
-            <w:color w:val="0000EE"/>
-            <w:u w:val="single"/>
-          </w:rPr>
-          <w:t>Hebreos 11.20</w:t>
-        </w:r>
-      </w:hyperlink>
+      <w:r>
+        <w:rPr>
+          <w:lang w:val="es_ES" w:bidi="es_ES"/>
+        </w:rPr>
+        <w:t>Hebreos 11.20</w:t>
+      </w:r>
       <w:r>
         <w:rPr>
           <w:lang w:val="es_ES" w:bidi="es_ES"/>
         </w:rPr>
         <w:t xml:space="preserve">; </w:t>
       </w:r>
-      <w:hyperlink r:id="rId209">
-        <w:r>
-          <w:rPr>
-            <w:lang w:val="es_ES" w:bidi="es_ES"/>
-          </w:rPr>
-          <w:rPr>
-            <w:color w:val="0000EE"/>
-            <w:u w:val="single"/>
-          </w:rPr>
-          <w:t>12.16–17</w:t>
-        </w:r>
-      </w:hyperlink>
+      <w:r>
+        <w:rPr>
+          <w:lang w:val="es_ES" w:bidi="es_ES"/>
+        </w:rPr>
+        <w:t>12.16–17</w:t>
+      </w:r>
       <w:r>
         <w:rPr>
           <w:lang w:val="es_ES" w:bidi="es_ES"/>
@@ -5846,90 +4520,60 @@
         </w:rPr>
         <w:t>Esdras era un sacerdote y escriba (maestro y copista de las Escrituras). Provenía de una familia destacada de sumos sacerdotes descendientes de Sadoc (</w:t>
       </w:r>
-      <w:hyperlink r:id="rId96">
-        <w:r>
-          <w:rPr>
-            <w:lang w:val="es_ES" w:bidi="es_ES"/>
-          </w:rPr>
-          <w:rPr>
-            <w:color w:val="0000EE"/>
-            <w:u w:val="single"/>
-          </w:rPr>
-          <w:t>Esdras 7.1–5</w:t>
-        </w:r>
-      </w:hyperlink>
+      <w:r>
+        <w:rPr>
+          <w:lang w:val="es_ES" w:bidi="es_ES"/>
+        </w:rPr>
+        <w:t>Esdras 7.1–5</w:t>
+      </w:r>
       <w:r>
         <w:rPr>
           <w:lang w:val="es_ES" w:bidi="es_ES"/>
         </w:rPr>
         <w:t xml:space="preserve">, </w:t>
       </w:r>
-      <w:hyperlink r:id="rId210">
-        <w:r>
-          <w:rPr>
-            <w:lang w:val="es_ES" w:bidi="es_ES"/>
-          </w:rPr>
-          <w:rPr>
-            <w:color w:val="0000EE"/>
-            <w:u w:val="single"/>
-          </w:rPr>
-          <w:t>11–12</w:t>
-        </w:r>
-      </w:hyperlink>
+      <w:r>
+        <w:rPr>
+          <w:lang w:val="es_ES" w:bidi="es_ES"/>
+        </w:rPr>
+        <w:t>11–12</w:t>
+      </w:r>
       <w:r>
         <w:rPr>
           <w:lang w:val="es_ES" w:bidi="es_ES"/>
         </w:rPr>
         <w:t xml:space="preserve">; ver también </w:t>
       </w:r>
-      <w:hyperlink r:id="rId211">
-        <w:r>
-          <w:rPr>
-            <w:lang w:val="es_ES" w:bidi="es_ES"/>
-          </w:rPr>
-          <w:rPr>
-            <w:color w:val="0000EE"/>
-            <w:u w:val="single"/>
-          </w:rPr>
-          <w:t>Nehemías 8.2</w:t>
-        </w:r>
-      </w:hyperlink>
+      <w:r>
+        <w:rPr>
+          <w:lang w:val="es_ES" w:bidi="es_ES"/>
+        </w:rPr>
+        <w:t>Nehemías 8.2</w:t>
+      </w:r>
       <w:r>
         <w:rPr>
           <w:lang w:val="es_ES" w:bidi="es_ES"/>
         </w:rPr>
         <w:t xml:space="preserve">, </w:t>
       </w:r>
-      <w:hyperlink r:id="rId212">
-        <w:r>
-          <w:rPr>
-            <w:lang w:val="es_ES" w:bidi="es_ES"/>
-          </w:rPr>
-          <w:rPr>
-            <w:color w:val="0000EE"/>
-            <w:u w:val="single"/>
-          </w:rPr>
-          <w:t>9</w:t>
-        </w:r>
-      </w:hyperlink>
+      <w:r>
+        <w:rPr>
+          <w:lang w:val="es_ES" w:bidi="es_ES"/>
+        </w:rPr>
+        <w:t>9</w:t>
+      </w:r>
       <w:r>
         <w:rPr>
           <w:lang w:val="es_ES" w:bidi="es_ES"/>
         </w:rPr>
         <w:t>). Lideró en Judá después de que los judíos regresaron del exilio. Como escriba, Esdras era más que un copista; era un estudiante dedicado a las leyes de Dios (</w:t>
       </w:r>
-      <w:hyperlink r:id="rId213">
-        <w:r>
-          <w:rPr>
-            <w:lang w:val="es_ES" w:bidi="es_ES"/>
-          </w:rPr>
-          <w:rPr>
-            <w:color w:val="0000EE"/>
-            <w:u w:val="single"/>
-          </w:rPr>
-          <w:t>Esdras 7.6</w:t>
-        </w:r>
-      </w:hyperlink>
+      <w:r>
+        <w:rPr>
+          <w:lang w:val="es_ES" w:bidi="es_ES"/>
+        </w:rPr>
+        <w:t>Esdras 7.6</w:t>
+      </w:r>
       <w:r>
         <w:rPr>
           <w:lang w:val="es_ES" w:bidi="es_ES"/>
@@ -5950,54 +4594,36 @@
         </w:rPr>
         <w:t>Esdras, un funcionario destacado que asistió al Rey en asuntos judíos dentro del Imperio Persa, visitó Jerusalem alrededor del año 458 a.C. Trajo artículos para el Templo y tenía como objetivo establecer tanto las leyes de Dios como las leyes persas. Una de sus primeras acciones fue abordar el tema de los matrimonios mixtos con vecinos no judíos (</w:t>
       </w:r>
-      <w:hyperlink r:id="rId214">
-        <w:r>
-          <w:rPr>
-            <w:lang w:val="es_ES" w:bidi="es_ES"/>
-          </w:rPr>
-          <w:rPr>
-            <w:color w:val="0000EE"/>
-            <w:u w:val="single"/>
-          </w:rPr>
-          <w:t>Esdras 9.1–10.44</w:t>
-        </w:r>
-      </w:hyperlink>
+      <w:r>
+        <w:rPr>
+          <w:lang w:val="es_ES" w:bidi="es_ES"/>
+        </w:rPr>
+        <w:t>Esdras 9.1–10.44</w:t>
+      </w:r>
       <w:r>
         <w:rPr>
           <w:lang w:val="es_ES" w:bidi="es_ES"/>
         </w:rPr>
         <w:t>). Más tarde, después de que las murallas de la ciudad fueron reconstruidas en 445 a.C. (</w:t>
       </w:r>
-      <w:hyperlink r:id="rId215">
-        <w:r>
-          <w:rPr>
-            <w:lang w:val="es_ES" w:bidi="es_ES"/>
-          </w:rPr>
-          <w:rPr>
-            <w:color w:val="0000EE"/>
-            <w:u w:val="single"/>
-          </w:rPr>
-          <w:t>Nehemías 6.15</w:t>
-        </w:r>
-      </w:hyperlink>
+      <w:r>
+        <w:rPr>
+          <w:lang w:val="es_ES" w:bidi="es_ES"/>
+        </w:rPr>
+        <w:t>Nehemías 6.15</w:t>
+      </w:r>
       <w:r>
         <w:rPr>
           <w:lang w:val="es_ES" w:bidi="es_ES"/>
         </w:rPr>
         <w:t>), Esdras guió a la comunidad a seguir más de cerca la ley de Dios (</w:t>
       </w:r>
-      <w:hyperlink r:id="rId216">
-        <w:r>
-          <w:rPr>
-            <w:lang w:val="es_ES" w:bidi="es_ES"/>
-          </w:rPr>
-          <w:rPr>
-            <w:color w:val="0000EE"/>
-            <w:u w:val="single"/>
-          </w:rPr>
-          <w:t>Nehemías 8.13–15</w:t>
-        </w:r>
-      </w:hyperlink>
+      <w:r>
+        <w:rPr>
+          <w:lang w:val="es_ES" w:bidi="es_ES"/>
+        </w:rPr>
+        <w:t>Nehemías 8.13–15</w:t>
+      </w:r>
       <w:r>
         <w:rPr>
           <w:lang w:val="es_ES" w:bidi="es_ES"/>
@@ -6018,36 +4644,24 @@
         </w:rPr>
         <w:t>Esdras honró a Dios al administrar adecuadamente las finanzas. El Rey Persa confió en el criterio de Esdras y le permitió solicitar más dinero cuando fuera necesario (</w:t>
       </w:r>
-      <w:hyperlink r:id="rId217">
-        <w:r>
-          <w:rPr>
-            <w:lang w:val="es_ES" w:bidi="es_ES"/>
-          </w:rPr>
-          <w:rPr>
-            <w:color w:val="0000EE"/>
-            <w:u w:val="single"/>
-          </w:rPr>
-          <w:t>Esdras 7.15–20</w:t>
-        </w:r>
-      </w:hyperlink>
+      <w:r>
+        <w:rPr>
+          <w:lang w:val="es_ES" w:bidi="es_ES"/>
+        </w:rPr>
+        <w:t>Esdras 7.15–20</w:t>
+      </w:r>
       <w:r>
         <w:rPr>
           <w:lang w:val="es_ES" w:bidi="es_ES"/>
         </w:rPr>
         <w:t>). Esdras delegó responsabilidades financieras a otros siempre que fue posible y exigió una estricta honestidad en el manejo de las finanzas (</w:t>
       </w:r>
-      <w:hyperlink r:id="rId218">
-        <w:r>
-          <w:rPr>
-            <w:lang w:val="es_ES" w:bidi="es_ES"/>
-          </w:rPr>
-          <w:rPr>
-            <w:color w:val="0000EE"/>
-            <w:u w:val="single"/>
-          </w:rPr>
-          <w:t>Esdras 8.24–30</w:t>
-        </w:r>
-      </w:hyperlink>
+      <w:r>
+        <w:rPr>
+          <w:lang w:val="es_ES" w:bidi="es_ES"/>
+        </w:rPr>
+        <w:t>Esdras 8.24–30</w:t>
+      </w:r>
       <w:r>
         <w:rPr>
           <w:lang w:val="es_ES" w:bidi="es_ES"/>
@@ -6068,198 +4682,132 @@
         </w:rPr>
         <w:t>Esdras se humilló ante Dios cuando el pueblo comenzó su viaje (</w:t>
       </w:r>
-      <w:hyperlink r:id="rId219">
-        <w:r>
-          <w:rPr>
-            <w:lang w:val="es_ES" w:bidi="es_ES"/>
-          </w:rPr>
-          <w:rPr>
-            <w:color w:val="0000EE"/>
-            <w:u w:val="single"/>
-          </w:rPr>
-          <w:t>Esdras 8.21–23</w:t>
-        </w:r>
-      </w:hyperlink>
+      <w:r>
+        <w:rPr>
+          <w:lang w:val="es_ES" w:bidi="es_ES"/>
+        </w:rPr>
+        <w:t>Esdras 8.21–23</w:t>
+      </w:r>
       <w:r>
         <w:rPr>
           <w:lang w:val="es_ES" w:bidi="es_ES"/>
         </w:rPr>
         <w:t>), al enterarse de los matrimonios impuros del pueblo (</w:t>
       </w:r>
-      <w:hyperlink r:id="rId220">
-        <w:r>
-          <w:rPr>
-            <w:lang w:val="es_ES" w:bidi="es_ES"/>
-          </w:rPr>
-          <w:rPr>
-            <w:color w:val="0000EE"/>
-            <w:u w:val="single"/>
-          </w:rPr>
-          <w:t>Esdras 9.5–15</w:t>
-        </w:r>
-      </w:hyperlink>
+      <w:r>
+        <w:rPr>
+          <w:lang w:val="es_ES" w:bidi="es_ES"/>
+        </w:rPr>
+        <w:t>Esdras 9.5–15</w:t>
+      </w:r>
       <w:r>
         <w:rPr>
           <w:lang w:val="es_ES" w:bidi="es_ES"/>
         </w:rPr>
         <w:t>), y cuando reunió a aquellos que debían divorciarse de sus esposas paganas (</w:t>
       </w:r>
-      <w:hyperlink r:id="rId221">
-        <w:r>
-          <w:rPr>
-            <w:lang w:val="es_ES" w:bidi="es_ES"/>
-          </w:rPr>
-          <w:rPr>
-            <w:color w:val="0000EE"/>
-            <w:u w:val="single"/>
-          </w:rPr>
-          <w:t>10.6</w:t>
-        </w:r>
-      </w:hyperlink>
+      <w:r>
+        <w:rPr>
+          <w:lang w:val="es_ES" w:bidi="es_ES"/>
+        </w:rPr>
+        <w:t>10.6</w:t>
+      </w:r>
       <w:r>
         <w:rPr>
           <w:lang w:val="es_ES" w:bidi="es_ES"/>
         </w:rPr>
         <w:t>). Siempre reconoció que la mano bondadosa de Dios—no su propia habilidad o sabiduría—era la que hacía que sucedieran cosas buenas (</w:t>
       </w:r>
-      <w:hyperlink r:id="rId213">
-        <w:r>
-          <w:rPr>
-            <w:lang w:val="es_ES" w:bidi="es_ES"/>
-          </w:rPr>
-          <w:rPr>
-            <w:color w:val="0000EE"/>
-            <w:u w:val="single"/>
-          </w:rPr>
-          <w:t>Esdras 7.6</w:t>
-        </w:r>
-      </w:hyperlink>
+      <w:r>
+        <w:rPr>
+          <w:lang w:val="es_ES" w:bidi="es_ES"/>
+        </w:rPr>
+        <w:t>Esdras 7.6</w:t>
+      </w:r>
       <w:r>
         <w:rPr>
           <w:lang w:val="es_ES" w:bidi="es_ES"/>
         </w:rPr>
         <w:t xml:space="preserve">, </w:t>
       </w:r>
-      <w:hyperlink r:id="rId222">
-        <w:r>
-          <w:rPr>
-            <w:lang w:val="es_ES" w:bidi="es_ES"/>
-          </w:rPr>
-          <w:rPr>
-            <w:color w:val="0000EE"/>
-            <w:u w:val="single"/>
-          </w:rPr>
-          <w:t>9</w:t>
-        </w:r>
-      </w:hyperlink>
+      <w:r>
+        <w:rPr>
+          <w:lang w:val="es_ES" w:bidi="es_ES"/>
+        </w:rPr>
+        <w:t>9</w:t>
+      </w:r>
       <w:r>
         <w:rPr>
           <w:lang w:val="es_ES" w:bidi="es_ES"/>
         </w:rPr>
         <w:t xml:space="preserve">, </w:t>
       </w:r>
-      <w:hyperlink r:id="rId223">
-        <w:r>
-          <w:rPr>
-            <w:lang w:val="es_ES" w:bidi="es_ES"/>
-          </w:rPr>
-          <w:rPr>
-            <w:color w:val="0000EE"/>
-            <w:u w:val="single"/>
-          </w:rPr>
-          <w:t>28</w:t>
-        </w:r>
-      </w:hyperlink>
+      <w:r>
+        <w:rPr>
+          <w:lang w:val="es_ES" w:bidi="es_ES"/>
+        </w:rPr>
+        <w:t>28</w:t>
+      </w:r>
       <w:r>
         <w:rPr>
           <w:lang w:val="es_ES" w:bidi="es_ES"/>
         </w:rPr>
         <w:t xml:space="preserve">; </w:t>
       </w:r>
-      <w:hyperlink r:id="rId224">
-        <w:r>
-          <w:rPr>
-            <w:lang w:val="es_ES" w:bidi="es_ES"/>
-          </w:rPr>
-          <w:rPr>
-            <w:color w:val="0000EE"/>
-            <w:u w:val="single"/>
-          </w:rPr>
-          <w:t>8.18</w:t>
-        </w:r>
-      </w:hyperlink>
+      <w:r>
+        <w:rPr>
+          <w:lang w:val="es_ES" w:bidi="es_ES"/>
+        </w:rPr>
+        <w:t>8.18</w:t>
+      </w:r>
       <w:r>
         <w:rPr>
           <w:lang w:val="es_ES" w:bidi="es_ES"/>
         </w:rPr>
         <w:t xml:space="preserve">, </w:t>
       </w:r>
-      <w:hyperlink r:id="rId225">
-        <w:r>
-          <w:rPr>
-            <w:lang w:val="es_ES" w:bidi="es_ES"/>
-          </w:rPr>
-          <w:rPr>
-            <w:color w:val="0000EE"/>
-            <w:u w:val="single"/>
-          </w:rPr>
-          <w:t>22</w:t>
-        </w:r>
-      </w:hyperlink>
+      <w:r>
+        <w:rPr>
+          <w:lang w:val="es_ES" w:bidi="es_ES"/>
+        </w:rPr>
+        <w:t>22</w:t>
+      </w:r>
       <w:r>
         <w:rPr>
           <w:lang w:val="es_ES" w:bidi="es_ES"/>
         </w:rPr>
         <w:t xml:space="preserve">, </w:t>
       </w:r>
-      <w:hyperlink r:id="rId226">
-        <w:r>
-          <w:rPr>
-            <w:lang w:val="es_ES" w:bidi="es_ES"/>
-          </w:rPr>
-          <w:rPr>
-            <w:color w:val="0000EE"/>
-            <w:u w:val="single"/>
-          </w:rPr>
-          <w:t>31</w:t>
-        </w:r>
-      </w:hyperlink>
+      <w:r>
+        <w:rPr>
+          <w:lang w:val="es_ES" w:bidi="es_ES"/>
+        </w:rPr>
+        <w:t>31</w:t>
+      </w:r>
       <w:r>
         <w:rPr>
           <w:lang w:val="es_ES" w:bidi="es_ES"/>
         </w:rPr>
         <w:t xml:space="preserve">; </w:t>
       </w:r>
-      <w:hyperlink r:id="rId227">
-        <w:r>
-          <w:rPr>
-            <w:lang w:val="es_ES" w:bidi="es_ES"/>
-          </w:rPr>
-          <w:rPr>
-            <w:color w:val="0000EE"/>
-            <w:u w:val="single"/>
-          </w:rPr>
-          <w:t>9.8–9</w:t>
-        </w:r>
-      </w:hyperlink>
+      <w:r>
+        <w:rPr>
+          <w:lang w:val="es_ES" w:bidi="es_ES"/>
+        </w:rPr>
+        <w:t>9.8–9</w:t>
+      </w:r>
       <w:r>
         <w:rPr>
           <w:lang w:val="es_ES" w:bidi="es_ES"/>
         </w:rPr>
         <w:t>). Estudió y vivió según la Palabra de Dios y enseñó a otros a seguir lo que Dios reveló (</w:t>
       </w:r>
-      <w:hyperlink r:id="rId228">
-        <w:r>
-          <w:rPr>
-            <w:lang w:val="es_ES" w:bidi="es_ES"/>
-          </w:rPr>
-          <w:rPr>
-            <w:color w:val="0000EE"/>
-            <w:u w:val="single"/>
-          </w:rPr>
-          <w:t>Esdras 7.10</w:t>
-        </w:r>
-      </w:hyperlink>
+      <w:r>
+        <w:rPr>
+          <w:lang w:val="es_ES" w:bidi="es_ES"/>
+        </w:rPr>
+        <w:t>Esdras 7.10</w:t>
+      </w:r>
       <w:r>
         <w:rPr>
           <w:lang w:val="es_ES" w:bidi="es_ES"/>
@@ -6303,90 +4851,60 @@
           <w:lang w:val="es_ES" w:bidi="es_ES"/>
         </w:rPr>
       </w:r>
-      <w:hyperlink r:id="rId229">
-        <w:r>
-          <w:rPr>
-            <w:lang w:val="es_ES" w:bidi="es_ES"/>
-          </w:rPr>
-          <w:rPr>
-            <w:color w:val="0000EE"/>
-            <w:u w:val="single"/>
-          </w:rPr>
-          <w:t>Esdras 7.1–10.44</w:t>
-        </w:r>
-      </w:hyperlink>
+      <w:r>
+        <w:rPr>
+          <w:lang w:val="es_ES" w:bidi="es_ES"/>
+        </w:rPr>
+        <w:t>Esdras 7.1–10.44</w:t>
+      </w:r>
       <w:r>
         <w:rPr>
           <w:lang w:val="es_ES" w:bidi="es_ES"/>
         </w:rPr>
         <w:t xml:space="preserve">; </w:t>
       </w:r>
-      <w:hyperlink r:id="rId230">
-        <w:r>
-          <w:rPr>
-            <w:lang w:val="es_ES" w:bidi="es_ES"/>
-          </w:rPr>
-          <w:rPr>
-            <w:color w:val="0000EE"/>
-            <w:u w:val="single"/>
-          </w:rPr>
-          <w:t>Nehemías 8.1–18</w:t>
-        </w:r>
-      </w:hyperlink>
+      <w:r>
+        <w:rPr>
+          <w:lang w:val="es_ES" w:bidi="es_ES"/>
+        </w:rPr>
+        <w:t>Nehemías 8.1–18</w:t>
+      </w:r>
       <w:r>
         <w:rPr>
           <w:lang w:val="es_ES" w:bidi="es_ES"/>
         </w:rPr>
         <w:t xml:space="preserve">; </w:t>
       </w:r>
-      <w:hyperlink r:id="rId231">
-        <w:r>
-          <w:rPr>
-            <w:lang w:val="es_ES" w:bidi="es_ES"/>
-          </w:rPr>
-          <w:rPr>
-            <w:color w:val="0000EE"/>
-            <w:u w:val="single"/>
-          </w:rPr>
-          <w:t>12.1</w:t>
-        </w:r>
-      </w:hyperlink>
+      <w:r>
+        <w:rPr>
+          <w:lang w:val="es_ES" w:bidi="es_ES"/>
+        </w:rPr>
+        <w:t>12.1</w:t>
+      </w:r>
       <w:r>
         <w:rPr>
           <w:lang w:val="es_ES" w:bidi="es_ES"/>
         </w:rPr>
         <w:t xml:space="preserve">, </w:t>
       </w:r>
-      <w:hyperlink r:id="rId232">
-        <w:r>
-          <w:rPr>
-            <w:lang w:val="es_ES" w:bidi="es_ES"/>
-          </w:rPr>
-          <w:rPr>
-            <w:color w:val="0000EE"/>
-            <w:u w:val="single"/>
-          </w:rPr>
-          <w:t>26</w:t>
-        </w:r>
-      </w:hyperlink>
+      <w:r>
+        <w:rPr>
+          <w:lang w:val="es_ES" w:bidi="es_ES"/>
+        </w:rPr>
+        <w:t>26</w:t>
+      </w:r>
       <w:r>
         <w:rPr>
           <w:lang w:val="es_ES" w:bidi="es_ES"/>
         </w:rPr>
         <w:t xml:space="preserve">, </w:t>
       </w:r>
-      <w:hyperlink r:id="rId233">
-        <w:r>
-          <w:rPr>
-            <w:lang w:val="es_ES" w:bidi="es_ES"/>
-          </w:rPr>
-          <w:rPr>
-            <w:color w:val="0000EE"/>
-            <w:u w:val="single"/>
-          </w:rPr>
-          <w:t>36</w:t>
-        </w:r>
-      </w:hyperlink>
+      <w:r>
+        <w:rPr>
+          <w:lang w:val="es_ES" w:bidi="es_ES"/>
+        </w:rPr>
+        <w:t>36</w:t>
+      </w:r>
       <w:r>
         <w:rPr>
           <w:lang w:val="es_ES" w:bidi="es_ES"/>
@@ -6449,90 +4967,60 @@
         </w:rPr>
         <w:t>Esteban fue uno de los siete hombres seleccionados para ayudar a distribuir alimentos a los cristianos necesitados en Jerusalén (</w:t>
       </w:r>
-      <w:hyperlink r:id="rId234">
-        <w:r>
-          <w:rPr>
-            <w:lang w:val="es_ES" w:bidi="es_ES"/>
-          </w:rPr>
-          <w:rPr>
-            <w:color w:val="0000EE"/>
-            <w:u w:val="single"/>
-          </w:rPr>
-          <w:t>Hechos 6:1–6</w:t>
-        </w:r>
-      </w:hyperlink>
+      <w:r>
+        <w:rPr>
+          <w:lang w:val="es_ES" w:bidi="es_ES"/>
+        </w:rPr>
+        <w:t>Hechos 6:1–6</w:t>
+      </w:r>
       <w:r>
         <w:rPr>
           <w:lang w:val="es_ES" w:bidi="es_ES"/>
         </w:rPr>
         <w:t>). Entre ellos, Esteban se destacaba por estar “lleno de fe y del Espíritu” (</w:t>
       </w:r>
-      <w:hyperlink r:id="rId235">
-        <w:r>
-          <w:rPr>
-            <w:lang w:val="es_ES" w:bidi="es_ES"/>
-          </w:rPr>
-          <w:rPr>
-            <w:color w:val="0000EE"/>
-            <w:u w:val="single"/>
-          </w:rPr>
-          <w:t>Hechos 6:5</w:t>
-        </w:r>
-      </w:hyperlink>
+      <w:r>
+        <w:rPr>
+          <w:lang w:val="es_ES" w:bidi="es_ES"/>
+        </w:rPr>
+        <w:t>Hechos 6:5</w:t>
+      </w:r>
       <w:r>
         <w:rPr>
           <w:lang w:val="es_ES" w:bidi="es_ES"/>
         </w:rPr>
         <w:t>). Demostrando la gracia y el poder de Dios de manera especial, realizó milagros (</w:t>
       </w:r>
-      <w:hyperlink r:id="rId236">
-        <w:r>
-          <w:rPr>
-            <w:lang w:val="es_ES" w:bidi="es_ES"/>
-          </w:rPr>
-          <w:rPr>
-            <w:color w:val="0000EE"/>
-            <w:u w:val="single"/>
-          </w:rPr>
-          <w:t>Hechos 6:8</w:t>
-        </w:r>
-      </w:hyperlink>
+      <w:r>
+        <w:rPr>
+          <w:lang w:val="es_ES" w:bidi="es_ES"/>
+        </w:rPr>
+        <w:t>Hechos 6:8</w:t>
+      </w:r>
       <w:r>
         <w:rPr>
           <w:lang w:val="es_ES" w:bidi="es_ES"/>
         </w:rPr>
         <w:t>). Fue valiente al hablar sobre Jesús y era hábil explicando y defendiendo las creencias cristianas (</w:t>
       </w:r>
-      <w:hyperlink r:id="rId237">
-        <w:r>
-          <w:rPr>
-            <w:lang w:val="es_ES" w:bidi="es_ES"/>
-          </w:rPr>
-          <w:rPr>
-            <w:color w:val="0000EE"/>
-            <w:u w:val="single"/>
-          </w:rPr>
-          <w:t>Hechos 6:9–10</w:t>
-        </w:r>
-      </w:hyperlink>
+      <w:r>
+        <w:rPr>
+          <w:lang w:val="es_ES" w:bidi="es_ES"/>
+        </w:rPr>
+        <w:t>Hechos 6:9–10</w:t>
+      </w:r>
       <w:r>
         <w:rPr>
           <w:lang w:val="es_ES" w:bidi="es_ES"/>
         </w:rPr>
         <w:t>). Debido a su franqueza al hablar de Jesús, los líderes judíos lo arrestaron y lo llevaron ante su consejo gobernante, el Sanedrín, para interrogarlo (</w:t>
       </w:r>
-      <w:hyperlink r:id="rId238">
-        <w:r>
-          <w:rPr>
-            <w:lang w:val="es_ES" w:bidi="es_ES"/>
-          </w:rPr>
-          <w:rPr>
-            <w:color w:val="0000EE"/>
-            <w:u w:val="single"/>
-          </w:rPr>
-          <w:t>Hechos 6:9–12</w:t>
-        </w:r>
-      </w:hyperlink>
+      <w:r>
+        <w:rPr>
+          <w:lang w:val="es_ES" w:bidi="es_ES"/>
+        </w:rPr>
+        <w:t>Hechos 6:9–12</w:t>
+      </w:r>
       <w:r>
         <w:rPr>
           <w:lang w:val="es_ES" w:bidi="es_ES"/>
@@ -6553,144 +5041,96 @@
         </w:rPr>
         <w:t>Los testigos acusaron a Esteban de hablar en contra del santo templo y de la ley de Moisés (</w:t>
       </w:r>
-      <w:hyperlink r:id="rId239">
-        <w:r>
-          <w:rPr>
-            <w:lang w:val="es_ES" w:bidi="es_ES"/>
-          </w:rPr>
-          <w:rPr>
-            <w:color w:val="0000EE"/>
-            <w:u w:val="single"/>
-          </w:rPr>
-          <w:t>Hechos 6:13–14</w:t>
-        </w:r>
-      </w:hyperlink>
+      <w:r>
+        <w:rPr>
+          <w:lang w:val="es_ES" w:bidi="es_ES"/>
+        </w:rPr>
+        <w:t>Hechos 6:13–14</w:t>
+      </w:r>
       <w:r>
         <w:rPr>
           <w:lang w:val="es_ES" w:bidi="es_ES"/>
         </w:rPr>
         <w:t xml:space="preserve">; comparar </w:t>
       </w:r>
-      <w:hyperlink r:id="rId240">
-        <w:r>
-          <w:rPr>
-            <w:lang w:val="es_ES" w:bidi="es_ES"/>
-          </w:rPr>
-          <w:rPr>
-            <w:color w:val="0000EE"/>
-            <w:u w:val="single"/>
-          </w:rPr>
-          <w:t>Marcos 13:2,</w:t>
-        </w:r>
-      </w:hyperlink>
+      <w:r>
+        <w:rPr>
+          <w:lang w:val="es_ES" w:bidi="es_ES"/>
+        </w:rPr>
+        <w:t>Marcos 13:2,</w:t>
+      </w:r>
       <w:r>
         <w:rPr>
           <w:lang w:val="es_ES" w:bidi="es_ES"/>
         </w:rPr>
         <w:t xml:space="preserve"> </w:t>
       </w:r>
-      <w:hyperlink r:id="rId241">
-        <w:r>
-          <w:rPr>
-            <w:lang w:val="es_ES" w:bidi="es_ES"/>
-          </w:rPr>
-          <w:rPr>
-            <w:color w:val="0000EE"/>
-            <w:u w:val="single"/>
-          </w:rPr>
-          <w:t>Juan 2:19,</w:t>
-        </w:r>
-      </w:hyperlink>
+      <w:r>
+        <w:rPr>
+          <w:lang w:val="es_ES" w:bidi="es_ES"/>
+        </w:rPr>
+        <w:t>Juan 2:19,</w:t>
+      </w:r>
       <w:r>
         <w:rPr>
           <w:lang w:val="es_ES" w:bidi="es_ES"/>
         </w:rPr>
         <w:t xml:space="preserve"> </w:t>
       </w:r>
-      <w:hyperlink r:id="rId242">
-        <w:r>
-          <w:rPr>
-            <w:lang w:val="es_ES" w:bidi="es_ES"/>
-          </w:rPr>
-          <w:rPr>
-            <w:color w:val="0000EE"/>
-            <w:u w:val="single"/>
-          </w:rPr>
-          <w:t>4:21</w:t>
-        </w:r>
-      </w:hyperlink>
+      <w:r>
+        <w:rPr>
+          <w:lang w:val="es_ES" w:bidi="es_ES"/>
+        </w:rPr>
+        <w:t>4:21</w:t>
+      </w:r>
       <w:r>
         <w:rPr>
           <w:lang w:val="es_ES" w:bidi="es_ES"/>
         </w:rPr>
         <w:t>). Esteban se defendió ante el consejo gobernante judío (</w:t>
       </w:r>
-      <w:hyperlink r:id="rId243">
-        <w:r>
-          <w:rPr>
-            <w:lang w:val="es_ES" w:bidi="es_ES"/>
-          </w:rPr>
-          <w:rPr>
-            <w:color w:val="0000EE"/>
-            <w:u w:val="single"/>
-          </w:rPr>
-          <w:t>Hechos 7:1–53</w:t>
-        </w:r>
-      </w:hyperlink>
+      <w:r>
+        <w:rPr>
+          <w:lang w:val="es_ES" w:bidi="es_ES"/>
+        </w:rPr>
+        <w:t>Hechos 7:1–53</w:t>
+      </w:r>
       <w:r>
         <w:rPr>
           <w:lang w:val="es_ES" w:bidi="es_ES"/>
         </w:rPr>
         <w:t>). Habló sobre la larga historia de Israel de resistir a Dios y a sus siervos: primero Moisés y ahora el Profeta que Moisés había predicho (</w:t>
       </w:r>
-      <w:hyperlink r:id="rId244">
-        <w:r>
-          <w:rPr>
-            <w:lang w:val="es_ES" w:bidi="es_ES"/>
-          </w:rPr>
-          <w:rPr>
-            <w:color w:val="0000EE"/>
-            <w:u w:val="single"/>
-          </w:rPr>
-          <w:t>Hechos 7:51–53</w:t>
-        </w:r>
-      </w:hyperlink>
+      <w:r>
+        <w:rPr>
+          <w:lang w:val="es_ES" w:bidi="es_ES"/>
+        </w:rPr>
+        <w:t>Hechos 7:51–53</w:t>
+      </w:r>
       <w:r>
         <w:rPr>
           <w:lang w:val="es_ES" w:bidi="es_ES"/>
         </w:rPr>
         <w:t>). Las autoridades judías, enfurecidas por las valientes afirmaciones de Esteban, lo arrastraron fuera de la ciudad y lo apedrearon hasta matarlo (</w:t>
       </w:r>
-      <w:hyperlink r:id="rId245">
-        <w:r>
-          <w:rPr>
-            <w:lang w:val="es_ES" w:bidi="es_ES"/>
-          </w:rPr>
-          <w:rPr>
-            <w:color w:val="0000EE"/>
-            <w:u w:val="single"/>
-          </w:rPr>
-          <w:t>Hechos 7:54–60</w:t>
-        </w:r>
-      </w:hyperlink>
+      <w:r>
+        <w:rPr>
+          <w:lang w:val="es_ES" w:bidi="es_ES"/>
+        </w:rPr>
+        <w:t>Hechos 7:54–60</w:t>
+      </w:r>
       <w:r>
         <w:rPr>
           <w:lang w:val="es_ES" w:bidi="es_ES"/>
         </w:rPr>
         <w:t>). Mientras moría, Esteban oró por su perdón (</w:t>
       </w:r>
-      <w:hyperlink r:id="rId246">
-        <w:r>
-          <w:rPr>
-            <w:lang w:val="es_ES" w:bidi="es_ES"/>
-          </w:rPr>
-          <w:rPr>
-            <w:color w:val="0000EE"/>
-            <w:u w:val="single"/>
-          </w:rPr>
-          <w:t>Hechos 7:60</w:t>
-        </w:r>
-      </w:hyperlink>
+      <w:r>
+        <w:rPr>
+          <w:lang w:val="es_ES" w:bidi="es_ES"/>
+        </w:rPr>
+        <w:t>Hechos 7:60</w:t>
+      </w:r>
       <w:r>
         <w:rPr>
           <w:lang w:val="es_ES" w:bidi="es_ES"/>
@@ -6711,54 +5151,36 @@
         </w:rPr>
         <w:t>El valiente testimonio de Esteban condujo a la primera persecución de los cristianos primitivos (</w:t>
       </w:r>
-      <w:hyperlink r:id="rId247">
-        <w:r>
-          <w:rPr>
-            <w:lang w:val="es_ES" w:bidi="es_ES"/>
-          </w:rPr>
-          <w:rPr>
-            <w:color w:val="0000EE"/>
-            <w:u w:val="single"/>
-          </w:rPr>
-          <w:t>Hechos 8:1–3</w:t>
-        </w:r>
-      </w:hyperlink>
+      <w:r>
+        <w:rPr>
+          <w:lang w:val="es_ES" w:bidi="es_ES"/>
+        </w:rPr>
+        <w:t>Hechos 8:1–3</w:t>
+      </w:r>
       <w:r>
         <w:rPr>
           <w:lang w:val="es_ES" w:bidi="es_ES"/>
         </w:rPr>
         <w:t>). Esta persecución provocó que la Buena Nueva se difundiera más, ya que los creyentes dejaron Jerusalén y compartieron el mensaje de Jesús dondequiera que iban (</w:t>
       </w:r>
-      <w:hyperlink r:id="rId248">
-        <w:r>
-          <w:rPr>
-            <w:lang w:val="es_ES" w:bidi="es_ES"/>
-          </w:rPr>
-          <w:rPr>
-            <w:color w:val="0000EE"/>
-            <w:u w:val="single"/>
-          </w:rPr>
-          <w:t>Hechos 8:4,</w:t>
-        </w:r>
-      </w:hyperlink>
+      <w:r>
+        <w:rPr>
+          <w:lang w:val="es_ES" w:bidi="es_ES"/>
+        </w:rPr>
+        <w:t>Hechos 8:4,</w:t>
+      </w:r>
       <w:r>
         <w:rPr>
           <w:lang w:val="es_ES" w:bidi="es_ES"/>
         </w:rPr>
         <w:t xml:space="preserve"> </w:t>
       </w:r>
-      <w:hyperlink r:id="rId249">
-        <w:r>
-          <w:rPr>
-            <w:lang w:val="es_ES" w:bidi="es_ES"/>
-          </w:rPr>
-          <w:rPr>
-            <w:color w:val="0000EE"/>
-            <w:u w:val="single"/>
-          </w:rPr>
-          <w:t>11:19–21</w:t>
-        </w:r>
-      </w:hyperlink>
+      <w:r>
+        <w:rPr>
+          <w:lang w:val="es_ES" w:bidi="es_ES"/>
+        </w:rPr>
+        <w:t>11:19–21</w:t>
+      </w:r>
       <w:r>
         <w:rPr>
           <w:lang w:val="es_ES" w:bidi="es_ES"/>
@@ -6779,72 +5201,48 @@
         </w:rPr>
         <w:t xml:space="preserve">La vida de Esteban nos enseña que al ser un cristiano fiel se puede enfrentar una fuerte oposición. Hablar con valentía por Jesús puede tener un alto costo (ver </w:t>
       </w:r>
-      <w:hyperlink r:id="rId250">
-        <w:r>
-          <w:rPr>
-            <w:lang w:val="es_ES" w:bidi="es_ES"/>
-          </w:rPr>
-          <w:rPr>
-            <w:color w:val="0000EE"/>
-            <w:u w:val="single"/>
-          </w:rPr>
-          <w:t>Apocalipsis 2:10</w:t>
-        </w:r>
-      </w:hyperlink>
+      <w:r>
+        <w:rPr>
+          <w:lang w:val="es_ES" w:bidi="es_ES"/>
+        </w:rPr>
+        <w:t>Apocalipsis 2:10</w:t>
+      </w:r>
       <w:r>
         <w:rPr>
           <w:lang w:val="es_ES" w:bidi="es_ES"/>
         </w:rPr>
         <w:t xml:space="preserve">, </w:t>
       </w:r>
-      <w:hyperlink r:id="rId251">
-        <w:r>
-          <w:rPr>
-            <w:lang w:val="es_ES" w:bidi="es_ES"/>
-          </w:rPr>
-          <w:rPr>
-            <w:color w:val="0000EE"/>
-            <w:u w:val="single"/>
-          </w:rPr>
-          <w:t>13</w:t>
-        </w:r>
-      </w:hyperlink>
+      <w:r>
+        <w:rPr>
+          <w:lang w:val="es_ES" w:bidi="es_ES"/>
+        </w:rPr>
+        <w:t>13</w:t>
+      </w:r>
       <w:r>
         <w:rPr>
           <w:lang w:val="es_ES" w:bidi="es_ES"/>
         </w:rPr>
         <w:t xml:space="preserve">), pero nada puede detener el crecimiento de la iglesia (ver </w:t>
       </w:r>
-      <w:hyperlink r:id="rId252">
-        <w:r>
-          <w:rPr>
-            <w:lang w:val="es_ES" w:bidi="es_ES"/>
-          </w:rPr>
-          <w:rPr>
-            <w:color w:val="0000EE"/>
-            <w:u w:val="single"/>
-          </w:rPr>
-          <w:t>Mateo 16:18,</w:t>
-        </w:r>
-      </w:hyperlink>
+      <w:r>
+        <w:rPr>
+          <w:lang w:val="es_ES" w:bidi="es_ES"/>
+        </w:rPr>
+        <w:t>Mateo 16:18,</w:t>
+      </w:r>
       <w:r>
         <w:rPr>
           <w:lang w:val="es_ES" w:bidi="es_ES"/>
         </w:rPr>
         <w:t xml:space="preserve"> </w:t>
       </w:r>
-      <w:hyperlink r:id="rId253">
-        <w:r>
-          <w:rPr>
-            <w:lang w:val="es_ES" w:bidi="es_ES"/>
-          </w:rPr>
-          <w:rPr>
-            <w:color w:val="0000EE"/>
-            <w:u w:val="single"/>
-          </w:rPr>
-          <w:t>Hechos 8:1–4</w:t>
-        </w:r>
-      </w:hyperlink>
+      <w:r>
+        <w:rPr>
+          <w:lang w:val="es_ES" w:bidi="es_ES"/>
+        </w:rPr>
+        <w:t>Hechos 8:1–4</w:t>
+      </w:r>
       <w:r>
         <w:rPr>
           <w:lang w:val="es_ES" w:bidi="es_ES"/>
@@ -6874,54 +5272,36 @@
           <w:lang w:val="es_ES" w:bidi="es_ES"/>
         </w:rPr>
       </w:r>
-      <w:hyperlink r:id="rId254">
-        <w:r>
-          <w:rPr>
-            <w:lang w:val="es_ES" w:bidi="es_ES"/>
-          </w:rPr>
-          <w:rPr>
-            <w:color w:val="0000EE"/>
-            <w:u w:val="single"/>
-          </w:rPr>
-          <w:t>Hechos 6:5–8:2,</w:t>
-        </w:r>
-      </w:hyperlink>
+      <w:r>
+        <w:rPr>
+          <w:lang w:val="es_ES" w:bidi="es_ES"/>
+        </w:rPr>
+        <w:t>Hechos 6:5–8:2,</w:t>
+      </w:r>
       <w:r>
         <w:rPr>
           <w:lang w:val="es_ES" w:bidi="es_ES"/>
         </w:rPr>
         <w:t xml:space="preserve"> </w:t>
       </w:r>
-      <w:hyperlink r:id="rId255">
-        <w:r>
-          <w:rPr>
-            <w:lang w:val="es_ES" w:bidi="es_ES"/>
-          </w:rPr>
-          <w:rPr>
-            <w:color w:val="0000EE"/>
-            <w:u w:val="single"/>
-          </w:rPr>
-          <w:t>11:19,</w:t>
-        </w:r>
-      </w:hyperlink>
+      <w:r>
+        <w:rPr>
+          <w:lang w:val="es_ES" w:bidi="es_ES"/>
+        </w:rPr>
+        <w:t>11:19,</w:t>
+      </w:r>
       <w:r>
         <w:rPr>
           <w:lang w:val="es_ES" w:bidi="es_ES"/>
         </w:rPr>
         <w:t xml:space="preserve"> </w:t>
       </w:r>
-      <w:hyperlink r:id="rId256">
-        <w:r>
-          <w:rPr>
-            <w:lang w:val="es_ES" w:bidi="es_ES"/>
-          </w:rPr>
-          <w:rPr>
-            <w:color w:val="0000EE"/>
-            <w:u w:val="single"/>
-          </w:rPr>
-          <w:t>22:20</w:t>
-        </w:r>
-      </w:hyperlink>
+      <w:r>
+        <w:rPr>
+          <w:lang w:val="es_ES" w:bidi="es_ES"/>
+        </w:rPr>
+        <w:t>22:20</w:t>
+      </w:r>
       <w:r>
         <w:rPr>
           <w:lang w:val="es_ES" w:bidi="es_ES"/>
@@ -6983,18 +5363,12 @@
         </w:rPr>
         <w:t xml:space="preserve"> ("dispersión"), siendo descendiente de judíos que habían sido esparcidos entre las naciones durante el exilio en Babilonia. A diferencia de algunos judíos que regresaron a Judá (ver </w:t>
       </w:r>
-      <w:hyperlink r:id="rId257">
-        <w:r>
-          <w:rPr>
-            <w:lang w:val="es_ES" w:bidi="es_ES"/>
-          </w:rPr>
-          <w:rPr>
-            <w:color w:val="0000EE"/>
-            <w:u w:val="single"/>
-          </w:rPr>
-          <w:t>Esdras 1–2</w:t>
-        </w:r>
-      </w:hyperlink>
+      <w:r>
+        <w:rPr>
+          <w:lang w:val="es_ES" w:bidi="es_ES"/>
+        </w:rPr>
+        <w:t>Esdras 1–2</w:t>
+      </w:r>
       <w:r>
         <w:rPr>
           <w:lang w:val="es_ES" w:bidi="es_ES"/>
@@ -7051,18 +5425,12 @@
         </w:rPr>
         <w:t>. Se convirtió en reina después de que el Rey Assuero destituyera a la Reina Vasthi por negarse a asistir a un banquete cuando él se lo ordenó (</w:t>
       </w:r>
-      <w:hyperlink r:id="rId258">
-        <w:r>
-          <w:rPr>
-            <w:lang w:val="es_ES" w:bidi="es_ES"/>
-          </w:rPr>
-          <w:rPr>
-            <w:color w:val="0000EE"/>
-            <w:u w:val="single"/>
-          </w:rPr>
-          <w:t>Esther 1.11–12</w:t>
-        </w:r>
-      </w:hyperlink>
+      <w:r>
+        <w:rPr>
+          <w:lang w:val="es_ES" w:bidi="es_ES"/>
+        </w:rPr>
+        <w:t>Esther 1.11–12</w:t>
+      </w:r>
       <w:r>
         <w:rPr>
           <w:lang w:val="es_ES" w:bidi="es_ES"/>
@@ -7083,18 +5451,12 @@
         </w:rPr>
         <w:t>Después de la coronación de Esther, ella ganó discretamente la confianza de Jerjes al informarle sobre un complot de asesinato (</w:t>
       </w:r>
-      <w:hyperlink r:id="rId259">
-        <w:r>
-          <w:rPr>
-            <w:lang w:val="es_ES" w:bidi="es_ES"/>
-          </w:rPr>
-          <w:rPr>
-            <w:color w:val="0000EE"/>
-            <w:u w:val="single"/>
-          </w:rPr>
-          <w:t>Esther 2.21–23</w:t>
-        </w:r>
-      </w:hyperlink>
+      <w:r>
+        <w:rPr>
+          <w:lang w:val="es_ES" w:bidi="es_ES"/>
+        </w:rPr>
+        <w:t>Esther 2.21–23</w:t>
+      </w:r>
       <w:r>
         <w:rPr>
           <w:lang w:val="es_ES" w:bidi="es_ES"/>
@@ -7124,54 +5486,36 @@
           <w:lang w:val="es_ES" w:bidi="es_ES"/>
         </w:rPr>
       </w:r>
-      <w:hyperlink r:id="rId260">
-        <w:r>
-          <w:rPr>
-            <w:lang w:val="es_ES" w:bidi="es_ES"/>
-          </w:rPr>
-          <w:rPr>
-            <w:color w:val="0000EE"/>
-            <w:u w:val="single"/>
-          </w:rPr>
-          <w:t>Esther 2.7–20</w:t>
-        </w:r>
-      </w:hyperlink>
+      <w:r>
+        <w:rPr>
+          <w:lang w:val="es_ES" w:bidi="es_ES"/>
+        </w:rPr>
+        <w:t>Esther 2.7–20</w:t>
+      </w:r>
       <w:r>
         <w:rPr>
           <w:lang w:val="es_ES" w:bidi="es_ES"/>
         </w:rPr>
         <w:t xml:space="preserve">; </w:t>
       </w:r>
-      <w:hyperlink r:id="rId261">
-        <w:r>
-          <w:rPr>
-            <w:lang w:val="es_ES" w:bidi="es_ES"/>
-          </w:rPr>
-          <w:rPr>
-            <w:color w:val="0000EE"/>
-            <w:u w:val="single"/>
-          </w:rPr>
-          <w:t>4.4–5.8</w:t>
-        </w:r>
-      </w:hyperlink>
+      <w:r>
+        <w:rPr>
+          <w:lang w:val="es_ES" w:bidi="es_ES"/>
+        </w:rPr>
+        <w:t>4.4–5.8</w:t>
+      </w:r>
       <w:r>
         <w:rPr>
           <w:lang w:val="es_ES" w:bidi="es_ES"/>
         </w:rPr>
         <w:t xml:space="preserve">; </w:t>
       </w:r>
-      <w:hyperlink r:id="rId262">
-        <w:r>
-          <w:rPr>
-            <w:lang w:val="es_ES" w:bidi="es_ES"/>
-          </w:rPr>
-          <w:rPr>
-            <w:color w:val="0000EE"/>
-            <w:u w:val="single"/>
-          </w:rPr>
-          <w:t>7.1–9.32</w:t>
-        </w:r>
-      </w:hyperlink>
+      <w:r>
+        <w:rPr>
+          <w:lang w:val="es_ES" w:bidi="es_ES"/>
+        </w:rPr>
+        <w:t>7.1–9.32</w:t>
+      </w:r>
       <w:r>
         <w:rPr>
           <w:lang w:val="es_ES" w:bidi="es_ES"/>
@@ -7238,18 +5582,12 @@
         </w:rPr>
         <w:t>, dejó de adorar a Dios. Sin embargo, Ezechîas promovió la verdadera adoración a Dios. Reparó las puertas del templo, hizo que los levitas se prepararan para el servicio sagrado y reinició las ceremonias religiosas. Ofreció sacrificios, restauró el servicio sacerdotal del templo e invitó a personas de Judá e Israel a celebrar la Pascua en Jerusalem (</w:t>
       </w:r>
-      <w:hyperlink r:id="rId263">
-        <w:r>
-          <w:rPr>
-            <w:lang w:val="es_ES" w:bidi="es_ES"/>
-          </w:rPr>
-          <w:rPr>
-            <w:color w:val="0000EE"/>
-            <w:u w:val="single"/>
-          </w:rPr>
-          <w:t>2 Crónicas 29–30</w:t>
-        </w:r>
-      </w:hyperlink>
+      <w:r>
+        <w:rPr>
+          <w:lang w:val="es_ES" w:bidi="es_ES"/>
+        </w:rPr>
+        <w:t>2 Crónicas 29–30</w:t>
+      </w:r>
       <w:r>
         <w:rPr>
           <w:lang w:val="es_ES" w:bidi="es_ES"/>
@@ -7282,72 +5620,48 @@
         </w:rPr>
         <w:t xml:space="preserve"> asumió el poder, provocando una rebelión generalizada. Ezechîas dejó de pagar el tributo que su padre Achâz había pagado (</w:t>
       </w:r>
-      <w:hyperlink r:id="rId264">
-        <w:r>
-          <w:rPr>
-            <w:lang w:val="es_ES" w:bidi="es_ES"/>
-          </w:rPr>
-          <w:rPr>
-            <w:color w:val="0000EE"/>
-            <w:u w:val="single"/>
-          </w:rPr>
-          <w:t>2 Reyes 18.7,</w:t>
-        </w:r>
-      </w:hyperlink>
+      <w:r>
+        <w:rPr>
+          <w:lang w:val="es_ES" w:bidi="es_ES"/>
+        </w:rPr>
+        <w:t>2 Reyes 18.7,</w:t>
+      </w:r>
       <w:r>
         <w:rPr>
           <w:lang w:val="es_ES" w:bidi="es_ES"/>
         </w:rPr>
         <w:t xml:space="preserve"> ver </w:t>
       </w:r>
-      <w:hyperlink r:id="rId265">
-        <w:r>
-          <w:rPr>
-            <w:lang w:val="es_ES" w:bidi="es_ES"/>
-          </w:rPr>
-          <w:rPr>
-            <w:color w:val="0000EE"/>
-            <w:u w:val="single"/>
-          </w:rPr>
-          <w:t>16.7</w:t>
-        </w:r>
-      </w:hyperlink>
+      <w:r>
+        <w:rPr>
+          <w:lang w:val="es_ES" w:bidi="es_ES"/>
+        </w:rPr>
+        <w:t>16.7</w:t>
+      </w:r>
       <w:r>
         <w:rPr>
           <w:lang w:val="es_ES" w:bidi="es_ES"/>
         </w:rPr>
         <w:t>). Como resultado, en 701 a.C., Sennachêrib invadió Judá. Ezechîas intentó apaciguar al gobernante asirio con un gran tributo, pero esto fracasó. Las fuerzas Asirias amenazaron Jerusalem y se burlaron de la confianza de Ezechîas en el Señor (</w:t>
       </w:r>
-      <w:hyperlink r:id="rId266">
-        <w:r>
-          <w:rPr>
-            <w:lang w:val="es_ES" w:bidi="es_ES"/>
-          </w:rPr>
-          <w:rPr>
-            <w:color w:val="0000EE"/>
-            <w:u w:val="single"/>
-          </w:rPr>
-          <w:t>2 Reyes 18.17–35</w:t>
-        </w:r>
-      </w:hyperlink>
+      <w:r>
+        <w:rPr>
+          <w:lang w:val="es_ES" w:bidi="es_ES"/>
+        </w:rPr>
+        <w:t>2 Reyes 18.17–35</w:t>
+      </w:r>
       <w:r>
         <w:rPr>
           <w:lang w:val="es_ES" w:bidi="es_ES"/>
         </w:rPr>
         <w:t>). Ezechîas respondió con duelo y oración. El Señor, a través del profeta Isaías, aseguró a Ezechîas que sus oraciones habían sido escuchadas y que Sennachêrib no conquistaría Jerusalem (</w:t>
       </w:r>
-      <w:hyperlink r:id="rId267">
-        <w:r>
-          <w:rPr>
-            <w:lang w:val="es_ES" w:bidi="es_ES"/>
-          </w:rPr>
-          <w:rPr>
-            <w:color w:val="0000EE"/>
-            <w:u w:val="single"/>
-          </w:rPr>
-          <w:t>2 Reyes 19.1–34</w:t>
-        </w:r>
-      </w:hyperlink>
+      <w:r>
+        <w:rPr>
+          <w:lang w:val="es_ES" w:bidi="es_ES"/>
+        </w:rPr>
+        <w:t>2 Reyes 19.1–34</w:t>
+      </w:r>
       <w:r>
         <w:rPr>
           <w:lang w:val="es_ES" w:bidi="es_ES"/>
@@ -7368,18 +5682,12 @@
         </w:rPr>
         <w:t>En ese tiempo, Ezechîas se enfermó gravemente (</w:t>
       </w:r>
-      <w:hyperlink r:id="rId268">
-        <w:r>
-          <w:rPr>
-            <w:lang w:val="es_ES" w:bidi="es_ES"/>
-          </w:rPr>
-          <w:rPr>
-            <w:color w:val="0000EE"/>
-            <w:u w:val="single"/>
-          </w:rPr>
-          <w:t>2 Reyes 20.1–11</w:t>
-        </w:r>
-      </w:hyperlink>
+      <w:r>
+        <w:rPr>
+          <w:lang w:val="es_ES" w:bidi="es_ES"/>
+        </w:rPr>
+        <w:t>2 Reyes 20.1–11</w:t>
+      </w:r>
       <w:r>
         <w:rPr>
           <w:lang w:val="es_ES" w:bidi="es_ES"/>
@@ -7398,18 +5706,12 @@
         </w:rPr>
         <w:t xml:space="preserve"> en su palacio. Le mostró los tesoros del templo y buscó apoyo de Babilonia en lugar del Señor. Isaías predijo que esos tesoros serían llevados a Babilonia (</w:t>
       </w:r>
-      <w:hyperlink r:id="rId269">
-        <w:r>
-          <w:rPr>
-            <w:lang w:val="es_ES" w:bidi="es_ES"/>
-          </w:rPr>
-          <w:rPr>
-            <w:color w:val="0000EE"/>
-            <w:u w:val="single"/>
-          </w:rPr>
-          <w:t>2 Reyes 20.12–19</w:t>
-        </w:r>
-      </w:hyperlink>
+      <w:r>
+        <w:rPr>
+          <w:lang w:val="es_ES" w:bidi="es_ES"/>
+        </w:rPr>
+        <w:t>2 Reyes 20.12–19</w:t>
+      </w:r>
       <w:r>
         <w:rPr>
           <w:lang w:val="es_ES" w:bidi="es_ES"/>
@@ -7453,54 +5755,36 @@
           <w:lang w:val="es_ES" w:bidi="es_ES"/>
         </w:rPr>
       </w:r>
-      <w:hyperlink r:id="rId270">
-        <w:r>
-          <w:rPr>
-            <w:lang w:val="es_ES" w:bidi="es_ES"/>
-          </w:rPr>
-          <w:rPr>
-            <w:color w:val="0000EE"/>
-            <w:u w:val="single"/>
-          </w:rPr>
-          <w:t>2 Reyes 18.1–20.21,</w:t>
-        </w:r>
-      </w:hyperlink>
+      <w:r>
+        <w:rPr>
+          <w:lang w:val="es_ES" w:bidi="es_ES"/>
+        </w:rPr>
+        <w:t>2 Reyes 18.1–20.21,</w:t>
+      </w:r>
       <w:r>
         <w:rPr>
           <w:lang w:val="es_ES" w:bidi="es_ES"/>
         </w:rPr>
         <w:t xml:space="preserve"> </w:t>
       </w:r>
-      <w:hyperlink r:id="rId271">
-        <w:r>
-          <w:rPr>
-            <w:lang w:val="es_ES" w:bidi="es_ES"/>
-          </w:rPr>
-          <w:rPr>
-            <w:color w:val="0000EE"/>
-            <w:u w:val="single"/>
-          </w:rPr>
-          <w:t>2 Crónicas 28.27–32.33,</w:t>
-        </w:r>
-      </w:hyperlink>
+      <w:r>
+        <w:rPr>
+          <w:lang w:val="es_ES" w:bidi="es_ES"/>
+        </w:rPr>
+        <w:t>2 Crónicas 28.27–32.33,</w:t>
+      </w:r>
       <w:r>
         <w:rPr>
           <w:lang w:val="es_ES" w:bidi="es_ES"/>
         </w:rPr>
         <w:t xml:space="preserve"> </w:t>
       </w:r>
-      <w:hyperlink r:id="rId272">
-        <w:r>
-          <w:rPr>
-            <w:lang w:val="es_ES" w:bidi="es_ES"/>
-          </w:rPr>
-          <w:rPr>
-            <w:color w:val="0000EE"/>
-            <w:u w:val="single"/>
-          </w:rPr>
-          <w:t>Isaías 36.1–39.8</w:t>
-        </w:r>
-      </w:hyperlink>
+      <w:r>
+        <w:rPr>
+          <w:lang w:val="es_ES" w:bidi="es_ES"/>
+        </w:rPr>
+        <w:t>Isaías 36.1–39.8</w:t>
+      </w:r>
       <w:r>
         <w:rPr>
           <w:lang w:val="es_ES" w:bidi="es_ES"/>
@@ -7549,18 +5833,12 @@
         </w:rPr>
         <w:t>Ezequiel fue un sacerdote y profeta. Nació alrededor del año 623 a.C. Probablemente creció en Jerusalem y estaba casado (</w:t>
       </w:r>
-      <w:hyperlink r:id="rId273">
-        <w:r>
-          <w:rPr>
-            <w:lang w:val="es_ES" w:bidi="es_ES"/>
-          </w:rPr>
-          <w:rPr>
-            <w:color w:val="0000EE"/>
-            <w:u w:val="single"/>
-          </w:rPr>
-          <w:t>Ezequiel 24.16–18</w:t>
-        </w:r>
-      </w:hyperlink>
+      <w:r>
+        <w:rPr>
+          <w:lang w:val="es_ES" w:bidi="es_ES"/>
+        </w:rPr>
+        <w:t>Ezequiel 24.16–18</w:t>
+      </w:r>
       <w:r>
         <w:rPr>
           <w:lang w:val="es_ES" w:bidi="es_ES"/>
@@ -7579,18 +5857,12 @@
         </w:rPr>
         <w:t xml:space="preserve"> y vivió junto al río Chebar. Recibió su llamado como profeta en Babilonia el 31 de julio del 593 a.C. (</w:t>
       </w:r>
-      <w:hyperlink r:id="rId274">
-        <w:r>
-          <w:rPr>
-            <w:lang w:val="es_ES" w:bidi="es_ES"/>
-          </w:rPr>
-          <w:rPr>
-            <w:color w:val="0000EE"/>
-            <w:u w:val="single"/>
-          </w:rPr>
-          <w:t>Ezequiel 1.1</w:t>
-        </w:r>
-      </w:hyperlink>
+      <w:r>
+        <w:rPr>
+          <w:lang w:val="es_ES" w:bidi="es_ES"/>
+        </w:rPr>
+        <w:t>Ezequiel 1.1</w:t>
+      </w:r>
       <w:r>
         <w:rPr>
           <w:lang w:val="es_ES" w:bidi="es_ES"/>
@@ -7611,72 +5883,48 @@
         </w:rPr>
         <w:t>Ezequiel a menudo empleaba acciones inusuales para enfatizar sus mensajes proféticos de Dios. Por ejemplo, ilustró la grave escasez de alimentos durante el asedio final de Jerusalem al comer comida cocinada sobre estiércol (</w:t>
       </w:r>
-      <w:hyperlink r:id="rId275">
-        <w:r>
-          <w:rPr>
-            <w:lang w:val="es_ES" w:bidi="es_ES"/>
-          </w:rPr>
-          <w:rPr>
-            <w:color w:val="0000EE"/>
-            <w:u w:val="single"/>
-          </w:rPr>
-          <w:t>Ezequiel 4.12</w:t>
-        </w:r>
-      </w:hyperlink>
+      <w:r>
+        <w:rPr>
+          <w:lang w:val="es_ES" w:bidi="es_ES"/>
+        </w:rPr>
+        <w:t>Ezequiel 4.12</w:t>
+      </w:r>
       <w:r>
         <w:rPr>
           <w:lang w:val="es_ES" w:bidi="es_ES"/>
         </w:rPr>
         <w:t>). En otra ocasión, permaneció inmóvil durante 430 días, con cada día simbolizando un año del pecado de Israel y Judá (</w:t>
       </w:r>
-      <w:hyperlink r:id="rId276">
-        <w:r>
-          <w:rPr>
-            <w:lang w:val="es_ES" w:bidi="es_ES"/>
-          </w:rPr>
-          <w:rPr>
-            <w:color w:val="0000EE"/>
-            <w:u w:val="single"/>
-          </w:rPr>
-          <w:t>Ezequiel 4.4–7</w:t>
-        </w:r>
-      </w:hyperlink>
+      <w:r>
+        <w:rPr>
+          <w:lang w:val="es_ES" w:bidi="es_ES"/>
+        </w:rPr>
+        <w:t>Ezequiel 4.4–7</w:t>
+      </w:r>
       <w:r>
         <w:rPr>
           <w:lang w:val="es_ES" w:bidi="es_ES"/>
         </w:rPr>
         <w:t>). Cuando la esposa de Ezequiel murió repentinamente, no se le permitió llorarla públicamente (</w:t>
       </w:r>
-      <w:hyperlink r:id="rId273">
-        <w:r>
-          <w:rPr>
-            <w:lang w:val="es_ES" w:bidi="es_ES"/>
-          </w:rPr>
-          <w:rPr>
-            <w:color w:val="0000EE"/>
-            <w:u w:val="single"/>
-          </w:rPr>
-          <w:t>Ezequiel 24.16–18</w:t>
-        </w:r>
-      </w:hyperlink>
+      <w:r>
+        <w:rPr>
+          <w:lang w:val="es_ES" w:bidi="es_ES"/>
+        </w:rPr>
+        <w:t>Ezequiel 24.16–18</w:t>
+      </w:r>
       <w:r>
         <w:rPr>
           <w:lang w:val="es_ES" w:bidi="es_ES"/>
         </w:rPr>
         <w:t>); su muerte sirvió como una seria advertencia de lo que ocurriría en Judá (</w:t>
       </w:r>
-      <w:hyperlink r:id="rId277">
-        <w:r>
-          <w:rPr>
-            <w:lang w:val="es_ES" w:bidi="es_ES"/>
-          </w:rPr>
-          <w:rPr>
-            <w:color w:val="0000EE"/>
-            <w:u w:val="single"/>
-          </w:rPr>
-          <w:t>Ezequiel 24.15–27</w:t>
-        </w:r>
-      </w:hyperlink>
+      <w:r>
+        <w:rPr>
+          <w:lang w:val="es_ES" w:bidi="es_ES"/>
+        </w:rPr>
+        <w:t>Ezequiel 24.15–27</w:t>
+      </w:r>
       <w:r>
         <w:rPr>
           <w:lang w:val="es_ES" w:bidi="es_ES"/>
@@ -7734,36 +5982,24 @@
           <w:lang w:val="es_ES" w:bidi="es_ES"/>
         </w:rPr>
       </w:r>
-      <w:hyperlink r:id="rId278">
-        <w:r>
-          <w:rPr>
-            <w:lang w:val="es_ES" w:bidi="es_ES"/>
-          </w:rPr>
-          <w:rPr>
-            <w:color w:val="0000EE"/>
-            <w:u w:val="single"/>
-          </w:rPr>
-          <w:t>Ezequiel 2.1–10</w:t>
-        </w:r>
-      </w:hyperlink>
+      <w:r>
+        <w:rPr>
+          <w:lang w:val="es_ES" w:bidi="es_ES"/>
+        </w:rPr>
+        <w:t>Ezequiel 2.1–10</w:t>
+      </w:r>
       <w:r>
         <w:rPr>
           <w:lang w:val="es_ES" w:bidi="es_ES"/>
         </w:rPr>
         <w:t xml:space="preserve">; </w:t>
       </w:r>
-      <w:hyperlink r:id="rId277">
-        <w:r>
-          <w:rPr>
-            <w:lang w:val="es_ES" w:bidi="es_ES"/>
-          </w:rPr>
-          <w:rPr>
-            <w:color w:val="0000EE"/>
-            <w:u w:val="single"/>
-          </w:rPr>
-          <w:t>24.15–27</w:t>
-        </w:r>
-      </w:hyperlink>
+      <w:r>
+        <w:rPr>
+          <w:lang w:val="es_ES" w:bidi="es_ES"/>
+        </w:rPr>
+        <w:t>24.15–27</w:t>
+      </w:r>
       <w:r>
         <w:rPr>
           <w:lang w:val="es_ES" w:bidi="es_ES"/>
